--- a/docs/paper/GAPS_IoTJ_paper_draft_20260711.zh.docx
+++ b/docs/paper/GAPS_IoTJ_paper_draft_20260711.zh.docx
@@ -149,7 +149,7 @@
           <w:color w:val="202832"/>
           <w:sz w:val="19"/>
         </w:rPr>
-        <w:t>2026-07-11</w:t>
+        <w:t>2026-07-15</w:t>
       </w:r>
     </w:p>
     <w:p>
@@ -187,7 +187,7 @@
           <w:rFonts w:ascii="Calibri" w:hAnsi="Calibri" w:eastAsia="Microsoft YaHei"/>
           <w:sz w:val="19"/>
         </w:rPr>
-        <w:t>本稿为导师汇报与实验闭环用中文完整初稿。分类 seed-42 核心筛选已完成；种子 43-46、正式 C5 回归、QC 风险覆盖和端侧开销仍需补齐。文中所有未冻结证据均明确标注，不应直接复制为投稿定稿结论。</w:t>
+        <w:t>本稿为导师汇报与实验闭环用中文完整初稿，结果更新至 2026-07-15。seed-42 的 v2r1/v3 分类、A6/B5/B2 正式 C5 回归、FULL/HC95/HC90 QC、oracle-route 和三方向 B2/B5 六运行均已完成；种子 43-46、低校准压力、最终 runtime parity 和端侧开销仍需补齐。文中所有单种子与 post-screen 证据均明确标注，不应直接复制为投稿定稿结论。</w:t>
       </w:r>
     </w:p>
     <w:p>
@@ -204,7 +204,7 @@
         <w:rPr>
           <w:rFonts w:ascii="Calibri" w:hAnsi="Calibri" w:eastAsia="Microsoft YaHei"/>
         </w:rPr>
-        <w:t>长期部署的电子鼻和气体感知节点同时受到传感器漂移、设备异质性、目标设备标注稀缺以及错误输出风险的影响。仅在源设备上训练分类器，或只报告分类正确条件下的浓度误差，均不足以描述一个可部署物联网感知系统。本文提出一个校准辅助的云边协同气体感知框架 GAPS。系统以阿里云 ECS 为 Flower 服务器，以树莓派和 PC 为物理源域客户端，在不集中原始源数据的条件下训练轻量时序分类器；服务器利用目标设备 C5 的校准分区进行类别-阶段语义适配；随后在 C5 上独立训练按预测类别路由的 Ridge/MLP 浓度专家，并通过可靠性 QC 将输出分为 accept、review 和 reject。方法上，系统将类别-阶段原型、上一轮特征蒸馏、语义记忆和目标个性化定量置于统一的行级数据合同中，并明确区分分类能力、分类正确条件回归能力和真实路由系统性能。在 C1/C2 到 C5 的真实云边 seed-42 核心筛选中，source-only FedAvg 的目标准确率仅为 26.54%，相同目标标签预算的 target-CE 基线达到 98.24%，语义适配配置达到 98.01%，联合配置达到 98.60%，其 macro-F1、NLL 和 ECE 分别为 98.60%、0.1132 和 0.0118。该结果表明目标校准是跨设备迁移的必要条件，类别-阶段语义机制是值得多种子确认的主要方法族；同时，联合配置相对强监督基线的增益仍较小，必须通过确认种子、正式回归、QC 风险覆盖和端侧开销实验完成最终证据闭环。</w:t>
+        <w:t>长期部署的电子鼻和气体感知节点同时受到传感器漂移、设备异质性、目标设备标注稀缺以及错误输出风险的影响。仅在源设备上训练分类器，或只报告分类正确条件下的浓度误差，均不足以描述一个可部署物联网感知系统。本文提出校准辅助的云边协同气体感知框架 GAPS。系统以阿里云 ECS 为 Flower 服务器，以树莓派和 PC 为物理源域客户端，在不集中原始源窗口的条件下训练轻量时序分类器；服务器使用目标设备 calibration 执行语义与分布适配；目标端再训练按预测类别路由的 Ridge/MLP 浓度专家，并由可靠性 QC 将输出分为 accept、review 和 reject。真实 C1/C2 -&gt; C5 seed-42 实验中，source-only FedAvg accuracy 仅为 26.54%，相同标签预算 target-CE 为 98.24%；修正版轻量 B2 达到 99.26%，预声明完整 B5 为 98.90%。固定 H8 在 A6/B5/B2 上的实际路由 RMSE 分别为 28.014、17.447 和 14.656 ppm，而分类正确条件 RMSE 均约 11.3 ppm；对全部 1360 个窗口强制真类别路由后，三组 RMSE/NRMSE 均为 11.908/0.069，说明分类错路由主导端到端尾部。B2-HC95 在 95.66% 自动收益率下将 accepted RMSE 降至 12.673 ppm，并识别 7/10 个分类错误。三方向验证进一步显示 B2 在 C1 -&gt; C5 数值更优，B5 在 C5 -&gt; C1 显著更优并在 C4+C5 -&gt; C1 数值更优，表明完整适配栈的收益依赖迁移方向和源域异质性。所有性能排名仍限于 seed 42，需通过多种子和端侧开销实验完成最终证据闭环。</w:t>
       </w:r>
     </w:p>
     <w:p>
@@ -237,7 +237,7 @@
         <w:rPr>
           <w:rFonts w:ascii="Calibri" w:hAnsi="Calibri" w:eastAsia="Microsoft YaHei"/>
         </w:rPr>
-        <w:t>Long-term electronic-nose deployments face sensor drift, device heterogeneity, limited target-device labels, and the operational risk of unreliable concentration outputs. A source-only classifier or a regression score conditioned on correct classification cannot fully characterize a deployable Internet of Things sensing system. This paper presents GAPS, a calibration-assisted cloud-edge framework for gas identification and quantification. An Alibaba Cloud ECS instance hosts the Flower server, while a Raspberry Pi and a PC act as physical source clients. The clients collaboratively train a lightweight temporal classifier without centralizing their raw source data. The server then uses the calibration partition of target device C5 for class-phase semantic adaptation. Target-personalized Ridge and multilayer perceptron experts estimate concentration according to the predicted gas route, and a reliability layer assigns each output to accept, review, or reject. GAPS unifies class-phase prototypes, previous-round feature replay, semantic memory, target calibration, and row-aligned quality control, while separating classification performance, correct-route regression capability, and real-route system performance. In the completed seed-42 C1/C2-to-C5 cloud-edge screen, source-only FedAvg achieved 26.54% target accuracy, an equal-label-budget target-cross-entropy baseline achieved 98.24%, the semantic configuration achieved 98.01%, and the combined configuration achieved 98.60% accuracy with 98.60% macro-F1, 0.1132 NLL, and 0.0118 ECE. These screening results motivate multi-seed confirmation and a complete regression, reliability, and edge-efficiency evaluation before final claims are frozen.</w:t>
+        <w:t>Long-term electronic-nose deployments face sensor drift, device heterogeneity, limited target calibration labels, and the operational risk of unreliable concentration outputs. This paper presents GAPS, a calibration-assisted cloud-edge framework that connects physical-client federated classification, server-side target adaptation, target-personalized Ridge/MLP quantification, and accept/review/reject quality control. In real C1/C2-to-C5 seed-42 experiments, source-only FedAvg achieved only 26.54% accuracy and an equal-label-budget target-CE baseline achieved 98.24%; the corrected compact B2 configuration reached 99.26%, while the predeclared full B5 reached 98.90%. With the fixed H8 regressor, actual-route RMSE for A6, B5, and exploratory B2 was 28.014, 17.447, and 14.656 ppm, respectively, whereas correct-class RMSE remained near 11.3 ppm. Forcing the true route on all 1360 test windows produced the identical 11.908 RMSE and 0.069 NRMSE for all three streams, isolating route errors as the main source of the end-to-end tail. At the B2-HC95 operating point, 95.66% of windows were automatically accepted with 12.673 ppm RMSE, while 7 of 10 route errors were flagged. Three cross-direction experiments further showed that B2 was descriptively better for C1-to-C5, whereas B5 was significantly better for C5-to-C1 and descriptively better for C4+C5-to-C1. The full adaptation stack is therefore direction- and heterogeneity-dependent rather than uniformly additive. All rankings remain seed-42 evidence and require multi-seed and edge-efficiency confirmation.</w:t>
       </w:r>
     </w:p>
     <w:p>
@@ -7706,7 +7706,7 @@
         <w:pStyle w:val="Heading2"/>
       </w:pPr>
       <w:r>
-        <w:t>8.2 每类表现与错误结构</w:t>
+        <w:t>8.2 v3 修正版分类与模块作用</w:t>
       </w:r>
     </w:p>
     <w:p>
@@ -7715,24 +7715,21 @@
         <w:rPr>
           <w:rFonts w:ascii="Calibri" w:hAnsi="Calibri" w:eastAsia="Microsoft YaHei"/>
         </w:rPr>
-        <w:t>A0T 的四类 recall 为 95.59%、99.41%、98.24% 和 99.71%；A6 为 97.35%、100.00%、95.59% 和 99.12%；A7 为 97.06%、99.41%、98.53% 和 99.41%。A7 的主要剩余错误集中在乙醇与 CO/乙烯之间，以及少量乙烯到 CO 的混淆。A6 对乙烯的 recall 相对较低，而 A7 恢复了该类性能，这可能解释联合配置的小幅增益。正式论文应在五种子结果中检验该类别级差异是否稳定。</w:t>
+        <w:t>针对 legacy MMD 再平方、域内跨阶段对齐和对抗方向问题，v3 使用 conventional MMD2、跨域同类别同阶段对齐和修正的 Wasserstein feature objective。</w:t>
       </w:r>
-    </w:p>
-    <w:p>
-      <w:pPr>
-        <w:pStyle w:val="Heading2"/>
-      </w:pPr>
       <w:r>
-        <w:t>8.3 回归候选的历史工程回放</w:t>
+        <w:rPr>
+          <w:rFonts w:ascii="Consolas" w:hAnsi="Consolas" w:eastAsia="Microsoft YaHei"/>
+          <w:color w:val="1F4D78"/>
+          <w:sz w:val="19"/>
+        </w:rPr>
+        <w:t>prototype pair-L2</w:t>
       </w:r>
-    </w:p>
-    <w:p>
-      <w:pPr/>
       <w:r>
         <w:rPr>
           <w:rFonts w:ascii="Calibri" w:hAnsi="Calibri" w:eastAsia="Microsoft YaHei"/>
         </w:rPr>
-        <w:t>下表使用历史 F2 固定分类器生成的 C5 行流，仅用于验证新 C5-only 回归代码、筛选候选和暴露泄漏，不是当前 A-run 的正式论文结果。</w:t>
+        <w:t xml:space="preserve"> 的两个端点仍为 detached 统计量，因此 B1-B5 将其权重固定为 0。</w:t>
       </w:r>
     </w:p>
     <w:tbl>
@@ -7745,12 +7742,12 @@
         <w:tblInd w:w="120" w:type="dxa"/>
       </w:tblPr>
       <w:tblGrid>
-        <w:gridCol w:w="1700"/>
-        <w:gridCol w:w="1200"/>
-        <w:gridCol w:w="900"/>
-        <w:gridCol w:w="1300"/>
-        <w:gridCol w:w="2100"/>
-        <w:gridCol w:w="2160"/>
+        <w:gridCol w:w="700"/>
+        <w:gridCol w:w="3260"/>
+        <w:gridCol w:w="1350"/>
+        <w:gridCol w:w="1350"/>
+        <w:gridCol w:w="1350"/>
+        <w:gridCol w:w="1350"/>
       </w:tblGrid>
       <w:tr>
         <w:trPr>
@@ -7759,7 +7756,7 @@
         </w:trPr>
         <w:tc>
           <w:tcPr>
-            <w:tcW w:type="dxa" w:w="1700"/>
+            <w:tcW w:type="dxa" w:w="700"/>
             <w:shd w:fill="F4F6F9"/>
             <w:tcMar>
               <w:top w:w="80" w:type="dxa"/>
@@ -7782,13 +7779,13 @@
                 <w:color w:val="202832"/>
                 <w:sz w:val="17"/>
               </w:rPr>
-              <w:t>候选</w:t>
-            </w:r>
-          </w:p>
-        </w:tc>
-        <w:tc>
-          <w:tcPr>
-            <w:tcW w:type="dxa" w:w="1200"/>
+              <w:t>组别</w:t>
+            </w:r>
+          </w:p>
+        </w:tc>
+        <w:tc>
+          <w:tcPr>
+            <w:tcW w:type="dxa" w:w="3260"/>
             <w:shd w:fill="F4F6F9"/>
             <w:tcMar>
               <w:top w:w="80" w:type="dxa"/>
@@ -7811,13 +7808,13 @@
                 <w:color w:val="202832"/>
                 <w:sz w:val="17"/>
               </w:rPr>
-              <w:t>Test RMSE</w:t>
-            </w:r>
-          </w:p>
-        </w:tc>
-        <w:tc>
-          <w:tcPr>
-            <w:tcW w:type="dxa" w:w="900"/>
+              <w:t>主要机制</w:t>
+            </w:r>
+          </w:p>
+        </w:tc>
+        <w:tc>
+          <w:tcPr>
+            <w:tcW w:type="dxa" w:w="1350"/>
             <w:shd w:fill="F4F6F9"/>
             <w:tcMar>
               <w:top w:w="80" w:type="dxa"/>
@@ -7840,13 +7837,13 @@
                 <w:color w:val="202832"/>
                 <w:sz w:val="17"/>
               </w:rPr>
-              <w:t>S_CC N</w:t>
-            </w:r>
-          </w:p>
-        </w:tc>
-        <w:tc>
-          <w:tcPr>
-            <w:tcW w:type="dxa" w:w="1300"/>
+              <w:t>Accuracy</w:t>
+            </w:r>
+          </w:p>
+        </w:tc>
+        <w:tc>
+          <w:tcPr>
+            <w:tcW w:type="dxa" w:w="1350"/>
             <w:shd w:fill="F4F6F9"/>
             <w:tcMar>
               <w:top w:w="80" w:type="dxa"/>
@@ -7869,13 +7866,13 @@
                 <w:color w:val="202832"/>
                 <w:sz w:val="17"/>
               </w:rPr>
-              <w:t>S_CC RMSE</w:t>
-            </w:r>
-          </w:p>
-        </w:tc>
-        <w:tc>
-          <w:tcPr>
-            <w:tcW w:type="dxa" w:w="2100"/>
+              <w:t>Macro-F1</w:t>
+            </w:r>
+          </w:p>
+        </w:tc>
+        <w:tc>
+          <w:tcPr>
+            <w:tcW w:type="dxa" w:w="1350"/>
             <w:shd w:fill="F4F6F9"/>
             <w:tcMar>
               <w:top w:w="80" w:type="dxa"/>
@@ -7898,13 +7895,13 @@
                 <w:color w:val="202832"/>
                 <w:sz w:val="17"/>
               </w:rPr>
-              <w:t>选择结果</w:t>
-            </w:r>
-          </w:p>
-        </w:tc>
-        <w:tc>
-          <w:tcPr>
-            <w:tcW w:type="dxa" w:w="2160"/>
+              <w:t>NLL</w:t>
+            </w:r>
+          </w:p>
+        </w:tc>
+        <w:tc>
+          <w:tcPr>
+            <w:tcW w:type="dxa" w:w="1350"/>
             <w:shd w:fill="F4F6F9"/>
             <w:tcMar>
               <w:top w:w="80" w:type="dxa"/>
@@ -7927,7 +7924,7 @@
                 <w:color w:val="202832"/>
                 <w:sz w:val="17"/>
               </w:rPr>
-              <w:t>证据地位</w:t>
+              <w:t>ECE</w:t>
             </w:r>
           </w:p>
         </w:tc>
@@ -7938,7 +7935,7 @@
         </w:trPr>
         <w:tc>
           <w:tcPr>
-            <w:tcW w:type="dxa" w:w="1700"/>
+            <w:tcW w:type="dxa" w:w="700"/>
             <w:tcMar>
               <w:top w:w="80" w:type="dxa"/>
               <w:bottom w:w="80" w:type="dxa"/>
@@ -7957,13 +7954,13 @@
                 <w:rFonts w:ascii="Calibri" w:hAnsi="Calibri" w:eastAsia="Microsoft YaHei"/>
                 <w:sz w:val="17"/>
               </w:rPr>
-              <w:t>H2.3+</w:t>
-            </w:r>
-          </w:p>
-        </w:tc>
-        <w:tc>
-          <w:tcPr>
-            <w:tcW w:type="dxa" w:w="1200"/>
+              <w:t>B1</w:t>
+            </w:r>
+          </w:p>
+        </w:tc>
+        <w:tc>
+          <w:tcPr>
+            <w:tcW w:type="dxa" w:w="3260"/>
             <w:tcMar>
               <w:top w:w="80" w:type="dxa"/>
               <w:bottom w:w="80" w:type="dxa"/>
@@ -7982,13 +7979,13 @@
                 <w:rFonts w:ascii="Calibri" w:hAnsi="Calibri" w:eastAsia="Microsoft YaHei"/>
                 <w:sz w:val="17"/>
               </w:rPr>
-              <w:t>21.2182</w:t>
-            </w:r>
-          </w:p>
-        </w:tc>
-        <w:tc>
-          <w:tcPr>
-            <w:tcW w:type="dxa" w:w="900"/>
+              <w:t>Corrected CORAL baseline</w:t>
+            </w:r>
+          </w:p>
+        </w:tc>
+        <w:tc>
+          <w:tcPr>
+            <w:tcW w:type="dxa" w:w="1350"/>
             <w:tcMar>
               <w:top w:w="80" w:type="dxa"/>
               <w:bottom w:w="80" w:type="dxa"/>
@@ -8007,13 +8004,13 @@
                 <w:rFonts w:ascii="Calibri" w:hAnsi="Calibri" w:eastAsia="Microsoft YaHei"/>
                 <w:sz w:val="17"/>
               </w:rPr>
-              <w:t>1344</w:t>
-            </w:r>
-          </w:p>
-        </w:tc>
-        <w:tc>
-          <w:tcPr>
-            <w:tcW w:type="dxa" w:w="1300"/>
+              <w:t>98.7500%</w:t>
+            </w:r>
+          </w:p>
+        </w:tc>
+        <w:tc>
+          <w:tcPr>
+            <w:tcW w:type="dxa" w:w="1350"/>
             <w:tcMar>
               <w:top w:w="80" w:type="dxa"/>
               <w:bottom w:w="80" w:type="dxa"/>
@@ -8032,57 +8029,57 @@
                 <w:rFonts w:ascii="Calibri" w:hAnsi="Calibri" w:eastAsia="Microsoft YaHei"/>
                 <w:sz w:val="17"/>
               </w:rPr>
-              <w:t>12.3807</w:t>
-            </w:r>
-          </w:p>
-        </w:tc>
-        <w:tc>
-          <w:tcPr>
-            <w:tcW w:type="dxa" w:w="2100"/>
-            <w:tcMar>
-              <w:top w:w="80" w:type="dxa"/>
-              <w:bottom w:w="80" w:type="dxa"/>
-              <w:start w:w="120" w:type="dxa"/>
-              <w:end w:w="120" w:type="dxa"/>
-            </w:tcMar>
-            <w:vAlign w:val="center"/>
-          </w:tcPr>
-          <w:p>
-            <w:pPr>
-              <w:spacing w:before="0" w:after="0" w:line="252" w:lineRule="auto"/>
-              <w:jc w:val="left"/>
-            </w:pPr>
-            <w:r>
-              <w:rPr>
-                <w:rFonts w:ascii="Calibri" w:hAnsi="Calibri" w:eastAsia="Microsoft YaHei"/>
-                <w:sz w:val="17"/>
-              </w:rPr>
-              <w:t>w=0, 回退 MLP anchor</w:t>
-            </w:r>
-          </w:p>
-        </w:tc>
-        <w:tc>
-          <w:tcPr>
-            <w:tcW w:type="dxa" w:w="2160"/>
-            <w:tcMar>
-              <w:top w:w="80" w:type="dxa"/>
-              <w:bottom w:w="80" w:type="dxa"/>
-              <w:start w:w="120" w:type="dxa"/>
-              <w:end w:w="120" w:type="dxa"/>
-            </w:tcMar>
-            <w:vAlign w:val="center"/>
-          </w:tcPr>
-          <w:p>
-            <w:pPr>
-              <w:spacing w:before="0" w:after="0" w:line="252" w:lineRule="auto"/>
-              <w:jc w:val="left"/>
-            </w:pPr>
-            <w:r>
-              <w:rPr>
-                <w:rFonts w:ascii="Calibri" w:hAnsi="Calibri" w:eastAsia="Microsoft YaHei"/>
-                <w:sz w:val="17"/>
-              </w:rPr>
-              <w:t>历史候选筛选</w:t>
+              <w:t>98.7534%</w:t>
+            </w:r>
+          </w:p>
+        </w:tc>
+        <w:tc>
+          <w:tcPr>
+            <w:tcW w:type="dxa" w:w="1350"/>
+            <w:tcMar>
+              <w:top w:w="80" w:type="dxa"/>
+              <w:bottom w:w="80" w:type="dxa"/>
+              <w:start w:w="120" w:type="dxa"/>
+              <w:end w:w="120" w:type="dxa"/>
+            </w:tcMar>
+            <w:vAlign w:val="center"/>
+          </w:tcPr>
+          <w:p>
+            <w:pPr>
+              <w:spacing w:before="0" w:after="0" w:line="252" w:lineRule="auto"/>
+              <w:jc w:val="right"/>
+            </w:pPr>
+            <w:r>
+              <w:rPr>
+                <w:rFonts w:ascii="Calibri" w:hAnsi="Calibri" w:eastAsia="Microsoft YaHei"/>
+                <w:sz w:val="17"/>
+              </w:rPr>
+              <w:t>0.0988</w:t>
+            </w:r>
+          </w:p>
+        </w:tc>
+        <w:tc>
+          <w:tcPr>
+            <w:tcW w:type="dxa" w:w="1350"/>
+            <w:tcMar>
+              <w:top w:w="80" w:type="dxa"/>
+              <w:bottom w:w="80" w:type="dxa"/>
+              <w:start w:w="120" w:type="dxa"/>
+              <w:end w:w="120" w:type="dxa"/>
+            </w:tcMar>
+            <w:vAlign w:val="center"/>
+          </w:tcPr>
+          <w:p>
+            <w:pPr>
+              <w:spacing w:before="0" w:after="0" w:line="252" w:lineRule="auto"/>
+              <w:jc w:val="right"/>
+            </w:pPr>
+            <w:r>
+              <w:rPr>
+                <w:rFonts w:ascii="Calibri" w:hAnsi="Calibri" w:eastAsia="Microsoft YaHei"/>
+                <w:sz w:val="17"/>
+              </w:rPr>
+              <w:t>0.0120</w:t>
             </w:r>
           </w:p>
         </w:tc>
@@ -8093,7 +8090,7 @@
         </w:trPr>
         <w:tc>
           <w:tcPr>
-            <w:tcW w:type="dxa" w:w="1700"/>
+            <w:tcW w:type="dxa" w:w="700"/>
             <w:tcMar>
               <w:top w:w="80" w:type="dxa"/>
               <w:bottom w:w="80" w:type="dxa"/>
@@ -8112,13 +8109,13 @@
                 <w:rFonts w:ascii="Calibri" w:hAnsi="Calibri" w:eastAsia="Microsoft YaHei"/>
                 <w:sz w:val="17"/>
               </w:rPr>
-              <w:t>Fixed H8, no C4 rescue</w:t>
-            </w:r>
-          </w:p>
-        </w:tc>
-        <w:tc>
-          <w:tcPr>
-            <w:tcW w:type="dxa" w:w="1200"/>
+              <w:t>B2</w:t>
+            </w:r>
+          </w:p>
+        </w:tc>
+        <w:tc>
+          <w:tcPr>
+            <w:tcW w:type="dxa" w:w="3260"/>
             <w:tcMar>
               <w:top w:w="80" w:type="dxa"/>
               <w:bottom w:w="80" w:type="dxa"/>
@@ -8137,63 +8134,13 @@
                 <w:rFonts w:ascii="Calibri" w:hAnsi="Calibri" w:eastAsia="Microsoft YaHei"/>
                 <w:sz w:val="17"/>
               </w:rPr>
-              <w:t>16.6166</w:t>
-            </w:r>
-          </w:p>
-        </w:tc>
-        <w:tc>
-          <w:tcPr>
-            <w:tcW w:type="dxa" w:w="900"/>
-            <w:tcMar>
-              <w:top w:w="80" w:type="dxa"/>
-              <w:bottom w:w="80" w:type="dxa"/>
-              <w:start w:w="120" w:type="dxa"/>
-              <w:end w:w="120" w:type="dxa"/>
-            </w:tcMar>
-            <w:vAlign w:val="center"/>
-          </w:tcPr>
-          <w:p>
-            <w:pPr>
-              <w:spacing w:before="0" w:after="0" w:line="252" w:lineRule="auto"/>
-              <w:jc w:val="right"/>
-            </w:pPr>
-            <w:r>
-              <w:rPr>
-                <w:rFonts w:ascii="Calibri" w:hAnsi="Calibri" w:eastAsia="Microsoft YaHei"/>
-                <w:sz w:val="17"/>
-              </w:rPr>
-              <w:t>1344</w:t>
-            </w:r>
-          </w:p>
-        </w:tc>
-        <w:tc>
-          <w:tcPr>
-            <w:tcW w:type="dxa" w:w="1300"/>
-            <w:tcMar>
-              <w:top w:w="80" w:type="dxa"/>
-              <w:bottom w:w="80" w:type="dxa"/>
-              <w:start w:w="120" w:type="dxa"/>
-              <w:end w:w="120" w:type="dxa"/>
-            </w:tcMar>
-            <w:vAlign w:val="center"/>
-          </w:tcPr>
-          <w:p>
-            <w:pPr>
-              <w:spacing w:before="0" w:after="0" w:line="252" w:lineRule="auto"/>
-              <w:jc w:val="right"/>
-            </w:pPr>
-            <w:r>
-              <w:rPr>
-                <w:rFonts w:ascii="Calibri" w:hAnsi="Calibri" w:eastAsia="Microsoft YaHei"/>
-                <w:sz w:val="17"/>
-              </w:rPr>
-              <w:t>11.5028</w:t>
-            </w:r>
-          </w:p>
-        </w:tc>
-        <w:tc>
-          <w:tcPr>
-            <w:tcW w:type="dxa" w:w="2100"/>
+              <w:t>Corrected global/class MMD2</w:t>
+            </w:r>
+          </w:p>
+        </w:tc>
+        <w:tc>
+          <w:tcPr>
+            <w:tcW w:type="dxa" w:w="1350"/>
             <w:tcMar>
               <w:top w:w="80" w:type="dxa"/>
               <w:bottom w:w="80" w:type="dxa"/>
@@ -8210,15 +8157,16 @@
             <w:r>
               <w:rPr>
                 <w:rFonts w:ascii="Calibri" w:hAnsi="Calibri" w:eastAsia="Microsoft YaHei"/>
-                <w:sz w:val="17"/>
-              </w:rPr>
-              <w:t>calibration-valid 选择</w:t>
-            </w:r>
-          </w:p>
-        </w:tc>
-        <w:tc>
-          <w:tcPr>
-            <w:tcW w:type="dxa" w:w="2160"/>
+                <w:b/>
+                <w:sz w:val="17"/>
+              </w:rPr>
+              <w:t>99.2647%</w:t>
+            </w:r>
+          </w:p>
+        </w:tc>
+        <w:tc>
+          <w:tcPr>
+            <w:tcW w:type="dxa" w:w="1350"/>
             <w:tcMar>
               <w:top w:w="80" w:type="dxa"/>
               <w:bottom w:w="80" w:type="dxa"/>
@@ -8235,9 +8183,62 @@
             <w:r>
               <w:rPr>
                 <w:rFonts w:ascii="Calibri" w:hAnsi="Calibri" w:eastAsia="Microsoft YaHei"/>
-                <w:sz w:val="17"/>
-              </w:rPr>
-              <w:t>当前优先候选</w:t>
+                <w:b/>
+                <w:sz w:val="17"/>
+              </w:rPr>
+              <w:t>99.2657%</w:t>
+            </w:r>
+          </w:p>
+        </w:tc>
+        <w:tc>
+          <w:tcPr>
+            <w:tcW w:type="dxa" w:w="1350"/>
+            <w:tcMar>
+              <w:top w:w="80" w:type="dxa"/>
+              <w:bottom w:w="80" w:type="dxa"/>
+              <w:start w:w="120" w:type="dxa"/>
+              <w:end w:w="120" w:type="dxa"/>
+            </w:tcMar>
+            <w:vAlign w:val="center"/>
+          </w:tcPr>
+          <w:p>
+            <w:pPr>
+              <w:spacing w:before="0" w:after="0" w:line="252" w:lineRule="auto"/>
+              <w:jc w:val="left"/>
+            </w:pPr>
+            <w:r>
+              <w:rPr>
+                <w:rFonts w:ascii="Calibri" w:hAnsi="Calibri" w:eastAsia="Microsoft YaHei"/>
+                <w:b/>
+                <w:sz w:val="17"/>
+              </w:rPr>
+              <w:t>0.0690</w:t>
+            </w:r>
+          </w:p>
+        </w:tc>
+        <w:tc>
+          <w:tcPr>
+            <w:tcW w:type="dxa" w:w="1350"/>
+            <w:tcMar>
+              <w:top w:w="80" w:type="dxa"/>
+              <w:bottom w:w="80" w:type="dxa"/>
+              <w:start w:w="120" w:type="dxa"/>
+              <w:end w:w="120" w:type="dxa"/>
+            </w:tcMar>
+            <w:vAlign w:val="center"/>
+          </w:tcPr>
+          <w:p>
+            <w:pPr>
+              <w:spacing w:before="0" w:after="0" w:line="252" w:lineRule="auto"/>
+              <w:jc w:val="left"/>
+            </w:pPr>
+            <w:r>
+              <w:rPr>
+                <w:rFonts w:ascii="Calibri" w:hAnsi="Calibri" w:eastAsia="Microsoft YaHei"/>
+                <w:b/>
+                <w:sz w:val="17"/>
+              </w:rPr>
+              <w:t>0.0067</w:t>
             </w:r>
           </w:p>
         </w:tc>
@@ -8248,7 +8249,7 @@
         </w:trPr>
         <w:tc>
           <w:tcPr>
-            <w:tcW w:type="dxa" w:w="1700"/>
+            <w:tcW w:type="dxa" w:w="700"/>
             <w:tcMar>
               <w:top w:w="80" w:type="dxa"/>
               <w:bottom w:w="80" w:type="dxa"/>
@@ -8267,13 +8268,13 @@
                 <w:rFonts w:ascii="Calibri" w:hAnsi="Calibri" w:eastAsia="Microsoft YaHei"/>
                 <w:sz w:val="17"/>
               </w:rPr>
-              <w:t>Historical P4</w:t>
-            </w:r>
-          </w:p>
-        </w:tc>
-        <w:tc>
-          <w:tcPr>
-            <w:tcW w:type="dxa" w:w="1200"/>
+              <w:t>B3</w:t>
+            </w:r>
+          </w:p>
+        </w:tc>
+        <w:tc>
+          <w:tcPr>
+            <w:tcW w:type="dxa" w:w="3260"/>
             <w:tcMar>
               <w:top w:w="80" w:type="dxa"/>
               <w:bottom w:w="80" w:type="dxa"/>
@@ -8292,13 +8293,13 @@
                 <w:rFonts w:ascii="Calibri" w:hAnsi="Calibri" w:eastAsia="Microsoft YaHei"/>
                 <w:sz w:val="17"/>
               </w:rPr>
-              <w:t>17.3559</w:t>
-            </w:r>
-          </w:p>
-        </w:tc>
-        <w:tc>
-          <w:tcPr>
-            <w:tcW w:type="dxa" w:w="900"/>
+              <w:t>B2 + same-class/same-phase stage</w:t>
+            </w:r>
+          </w:p>
+        </w:tc>
+        <w:tc>
+          <w:tcPr>
+            <w:tcW w:type="dxa" w:w="1350"/>
             <w:tcMar>
               <w:top w:w="80" w:type="dxa"/>
               <w:bottom w:w="80" w:type="dxa"/>
@@ -8317,82 +8318,82 @@
                 <w:rFonts w:ascii="Calibri" w:hAnsi="Calibri" w:eastAsia="Microsoft YaHei"/>
                 <w:sz w:val="17"/>
               </w:rPr>
-              <w:t>1344</w:t>
-            </w:r>
-          </w:p>
-        </w:tc>
-        <w:tc>
-          <w:tcPr>
-            <w:tcW w:type="dxa" w:w="1300"/>
-            <w:tcMar>
-              <w:top w:w="80" w:type="dxa"/>
-              <w:bottom w:w="80" w:type="dxa"/>
-              <w:start w:w="120" w:type="dxa"/>
-              <w:end w:w="120" w:type="dxa"/>
-            </w:tcMar>
-            <w:vAlign w:val="center"/>
-          </w:tcPr>
-          <w:p>
-            <w:pPr>
-              <w:spacing w:before="0" w:after="0" w:line="252" w:lineRule="auto"/>
-              <w:jc w:val="left"/>
-            </w:pPr>
-            <w:r>
-              <w:rPr>
-                <w:rFonts w:ascii="Calibri" w:hAnsi="Calibri" w:eastAsia="Microsoft YaHei"/>
-                <w:sz w:val="17"/>
-              </w:rPr>
-              <w:t>未冻结</w:t>
-            </w:r>
-          </w:p>
-        </w:tc>
-        <w:tc>
-          <w:tcPr>
-            <w:tcW w:type="dxa" w:w="2100"/>
-            <w:tcMar>
-              <w:top w:w="80" w:type="dxa"/>
-              <w:bottom w:w="80" w:type="dxa"/>
-              <w:start w:w="120" w:type="dxa"/>
-              <w:end w:w="120" w:type="dxa"/>
-            </w:tcMar>
-            <w:vAlign w:val="center"/>
-          </w:tcPr>
-          <w:p>
-            <w:pPr>
-              <w:spacing w:before="0" w:after="0" w:line="252" w:lineRule="auto"/>
-              <w:jc w:val="left"/>
-            </w:pPr>
-            <w:r>
-              <w:rPr>
-                <w:rFonts w:ascii="Calibri" w:hAnsi="Calibri" w:eastAsia="Microsoft YaHei"/>
-                <w:sz w:val="17"/>
-              </w:rPr>
-              <w:t>H8 使用率 5.22%</w:t>
-            </w:r>
-          </w:p>
-        </w:tc>
-        <w:tc>
-          <w:tcPr>
-            <w:tcW w:type="dxa" w:w="2160"/>
-            <w:tcMar>
-              <w:top w:w="80" w:type="dxa"/>
-              <w:bottom w:w="80" w:type="dxa"/>
-              <w:start w:w="120" w:type="dxa"/>
-              <w:end w:w="120" w:type="dxa"/>
-            </w:tcMar>
-            <w:vAlign w:val="center"/>
-          </w:tcPr>
-          <w:p>
-            <w:pPr>
-              <w:spacing w:before="0" w:after="0" w:line="252" w:lineRule="auto"/>
-              <w:jc w:val="left"/>
-            </w:pPr>
-            <w:r>
-              <w:rPr>
-                <w:rFonts w:ascii="Calibri" w:hAnsi="Calibri" w:eastAsia="Microsoft YaHei"/>
-                <w:sz w:val="17"/>
-              </w:rPr>
-              <w:t>部署无效, 风险泄漏</w:t>
+              <w:t>98.8971%</w:t>
+            </w:r>
+          </w:p>
+        </w:tc>
+        <w:tc>
+          <w:tcPr>
+            <w:tcW w:type="dxa" w:w="1350"/>
+            <w:tcMar>
+              <w:top w:w="80" w:type="dxa"/>
+              <w:bottom w:w="80" w:type="dxa"/>
+              <w:start w:w="120" w:type="dxa"/>
+              <w:end w:w="120" w:type="dxa"/>
+            </w:tcMar>
+            <w:vAlign w:val="center"/>
+          </w:tcPr>
+          <w:p>
+            <w:pPr>
+              <w:spacing w:before="0" w:after="0" w:line="252" w:lineRule="auto"/>
+              <w:jc w:val="right"/>
+            </w:pPr>
+            <w:r>
+              <w:rPr>
+                <w:rFonts w:ascii="Calibri" w:hAnsi="Calibri" w:eastAsia="Microsoft YaHei"/>
+                <w:sz w:val="17"/>
+              </w:rPr>
+              <w:t>98.8980%</w:t>
+            </w:r>
+          </w:p>
+        </w:tc>
+        <w:tc>
+          <w:tcPr>
+            <w:tcW w:type="dxa" w:w="1350"/>
+            <w:tcMar>
+              <w:top w:w="80" w:type="dxa"/>
+              <w:bottom w:w="80" w:type="dxa"/>
+              <w:start w:w="120" w:type="dxa"/>
+              <w:end w:w="120" w:type="dxa"/>
+            </w:tcMar>
+            <w:vAlign w:val="center"/>
+          </w:tcPr>
+          <w:p>
+            <w:pPr>
+              <w:spacing w:before="0" w:after="0" w:line="252" w:lineRule="auto"/>
+              <w:jc w:val="right"/>
+            </w:pPr>
+            <w:r>
+              <w:rPr>
+                <w:rFonts w:ascii="Calibri" w:hAnsi="Calibri" w:eastAsia="Microsoft YaHei"/>
+                <w:sz w:val="17"/>
+              </w:rPr>
+              <w:t>0.1022</w:t>
+            </w:r>
+          </w:p>
+        </w:tc>
+        <w:tc>
+          <w:tcPr>
+            <w:tcW w:type="dxa" w:w="1350"/>
+            <w:tcMar>
+              <w:top w:w="80" w:type="dxa"/>
+              <w:bottom w:w="80" w:type="dxa"/>
+              <w:start w:w="120" w:type="dxa"/>
+              <w:end w:w="120" w:type="dxa"/>
+            </w:tcMar>
+            <w:vAlign w:val="center"/>
+          </w:tcPr>
+          <w:p>
+            <w:pPr>
+              <w:spacing w:before="0" w:after="0" w:line="252" w:lineRule="auto"/>
+              <w:jc w:val="right"/>
+            </w:pPr>
+            <w:r>
+              <w:rPr>
+                <w:rFonts w:ascii="Calibri" w:hAnsi="Calibri" w:eastAsia="Microsoft YaHei"/>
+                <w:sz w:val="17"/>
+              </w:rPr>
+              <w:t>0.0108</w:t>
             </w:r>
           </w:p>
         </w:tc>
@@ -8403,7 +8404,7 @@
         </w:trPr>
         <w:tc>
           <w:tcPr>
-            <w:tcW w:type="dxa" w:w="1700"/>
+            <w:tcW w:type="dxa" w:w="700"/>
             <w:tcMar>
               <w:top w:w="80" w:type="dxa"/>
               <w:bottom w:w="80" w:type="dxa"/>
@@ -8422,13 +8423,13 @@
                 <w:rFonts w:ascii="Calibri" w:hAnsi="Calibri" w:eastAsia="Microsoft YaHei"/>
                 <w:sz w:val="17"/>
               </w:rPr>
-              <w:t>Per-window oracle</w:t>
-            </w:r>
-          </w:p>
-        </w:tc>
-        <w:tc>
-          <w:tcPr>
-            <w:tcW w:type="dxa" w:w="1200"/>
+              <w:t>B4</w:t>
+            </w:r>
+          </w:p>
+        </w:tc>
+        <w:tc>
+          <w:tcPr>
+            <w:tcW w:type="dxa" w:w="3260"/>
             <w:tcMar>
               <w:top w:w="80" w:type="dxa"/>
               <w:bottom w:w="80" w:type="dxa"/>
@@ -8447,13 +8448,13 @@
                 <w:rFonts w:ascii="Calibri" w:hAnsi="Calibri" w:eastAsia="Microsoft YaHei"/>
                 <w:sz w:val="17"/>
               </w:rPr>
-              <w:t>14.8724</w:t>
-            </w:r>
-          </w:p>
-        </w:tc>
-        <w:tc>
-          <w:tcPr>
-            <w:tcW w:type="dxa" w:w="900"/>
+              <w:t>B2 + Wasserstein adversarial</w:t>
+            </w:r>
+          </w:p>
+        </w:tc>
+        <w:tc>
+          <w:tcPr>
+            <w:tcW w:type="dxa" w:w="1350"/>
             <w:tcMar>
               <w:top w:w="80" w:type="dxa"/>
               <w:bottom w:w="80" w:type="dxa"/>
@@ -8472,13 +8473,93 @@
                 <w:rFonts w:ascii="Calibri" w:hAnsi="Calibri" w:eastAsia="Microsoft YaHei"/>
                 <w:sz w:val="17"/>
               </w:rPr>
-              <w:t>1344</w:t>
-            </w:r>
-          </w:p>
-        </w:tc>
-        <w:tc>
-          <w:tcPr>
-            <w:tcW w:type="dxa" w:w="1300"/>
+              <w:t>98.9706%</w:t>
+            </w:r>
+          </w:p>
+        </w:tc>
+        <w:tc>
+          <w:tcPr>
+            <w:tcW w:type="dxa" w:w="1350"/>
+            <w:tcMar>
+              <w:top w:w="80" w:type="dxa"/>
+              <w:bottom w:w="80" w:type="dxa"/>
+              <w:start w:w="120" w:type="dxa"/>
+              <w:end w:w="120" w:type="dxa"/>
+            </w:tcMar>
+            <w:vAlign w:val="center"/>
+          </w:tcPr>
+          <w:p>
+            <w:pPr>
+              <w:spacing w:before="0" w:after="0" w:line="252" w:lineRule="auto"/>
+              <w:jc w:val="right"/>
+            </w:pPr>
+            <w:r>
+              <w:rPr>
+                <w:rFonts w:ascii="Calibri" w:hAnsi="Calibri" w:eastAsia="Microsoft YaHei"/>
+                <w:sz w:val="17"/>
+              </w:rPr>
+              <w:t>98.9714%</w:t>
+            </w:r>
+          </w:p>
+        </w:tc>
+        <w:tc>
+          <w:tcPr>
+            <w:tcW w:type="dxa" w:w="1350"/>
+            <w:tcMar>
+              <w:top w:w="80" w:type="dxa"/>
+              <w:bottom w:w="80" w:type="dxa"/>
+              <w:start w:w="120" w:type="dxa"/>
+              <w:end w:w="120" w:type="dxa"/>
+            </w:tcMar>
+            <w:vAlign w:val="center"/>
+          </w:tcPr>
+          <w:p>
+            <w:pPr>
+              <w:spacing w:before="0" w:after="0" w:line="252" w:lineRule="auto"/>
+              <w:jc w:val="right"/>
+            </w:pPr>
+            <w:r>
+              <w:rPr>
+                <w:rFonts w:ascii="Calibri" w:hAnsi="Calibri" w:eastAsia="Microsoft YaHei"/>
+                <w:sz w:val="17"/>
+              </w:rPr>
+              <w:t>0.0835</w:t>
+            </w:r>
+          </w:p>
+        </w:tc>
+        <w:tc>
+          <w:tcPr>
+            <w:tcW w:type="dxa" w:w="1350"/>
+            <w:tcMar>
+              <w:top w:w="80" w:type="dxa"/>
+              <w:bottom w:w="80" w:type="dxa"/>
+              <w:start w:w="120" w:type="dxa"/>
+              <w:end w:w="120" w:type="dxa"/>
+            </w:tcMar>
+            <w:vAlign w:val="center"/>
+          </w:tcPr>
+          <w:p>
+            <w:pPr>
+              <w:spacing w:before="0" w:after="0" w:line="252" w:lineRule="auto"/>
+              <w:jc w:val="right"/>
+            </w:pPr>
+            <w:r>
+              <w:rPr>
+                <w:rFonts w:ascii="Calibri" w:hAnsi="Calibri" w:eastAsia="Microsoft YaHei"/>
+                <w:sz w:val="17"/>
+              </w:rPr>
+              <w:t>0.0081</w:t>
+            </w:r>
+          </w:p>
+        </w:tc>
+      </w:tr>
+      <w:tr>
+        <w:trPr>
+          <w:cantSplit/>
+        </w:trPr>
+        <w:tc>
+          <w:tcPr>
+            <w:tcW w:type="dxa" w:w="700"/>
             <w:tcMar>
               <w:top w:w="80" w:type="dxa"/>
               <w:bottom w:w="80" w:type="dxa"/>
@@ -8497,13 +8578,13 @@
                 <w:rFonts w:ascii="Calibri" w:hAnsi="Calibri" w:eastAsia="Microsoft YaHei"/>
                 <w:sz w:val="17"/>
               </w:rPr>
-              <w:t>未冻结</w:t>
-            </w:r>
-          </w:p>
-        </w:tc>
-        <w:tc>
-          <w:tcPr>
-            <w:tcW w:type="dxa" w:w="2100"/>
+              <w:t>B5</w:t>
+            </w:r>
+          </w:p>
+        </w:tc>
+        <w:tc>
+          <w:tcPr>
+            <w:tcW w:type="dxa" w:w="3260"/>
             <w:tcMar>
               <w:top w:w="80" w:type="dxa"/>
               <w:bottom w:w="80" w:type="dxa"/>
@@ -8522,32 +8603,107 @@
                 <w:rFonts w:ascii="Calibri" w:hAnsi="Calibri" w:eastAsia="Microsoft YaHei"/>
                 <w:sz w:val="17"/>
               </w:rPr>
-              <w:t>使用 test 真值选择</w:t>
-            </w:r>
-          </w:p>
-        </w:tc>
-        <w:tc>
-          <w:tcPr>
-            <w:tcW w:type="dxa" w:w="2160"/>
-            <w:tcMar>
-              <w:top w:w="80" w:type="dxa"/>
-              <w:bottom w:w="80" w:type="dxa"/>
-              <w:start w:w="120" w:type="dxa"/>
-              <w:end w:w="120" w:type="dxa"/>
-            </w:tcMar>
-            <w:vAlign w:val="center"/>
-          </w:tcPr>
-          <w:p>
-            <w:pPr>
-              <w:spacing w:before="0" w:after="0" w:line="252" w:lineRule="auto"/>
-              <w:jc w:val="left"/>
-            </w:pPr>
-            <w:r>
-              <w:rPr>
-                <w:rFonts w:ascii="Calibri" w:hAnsi="Calibri" w:eastAsia="Microsoft YaHei"/>
-                <w:sz w:val="17"/>
-              </w:rPr>
-              <w:t>仅上界</w:t>
+              <w:t>B2 + CORAL + stage + adversarial</w:t>
+            </w:r>
+          </w:p>
+        </w:tc>
+        <w:tc>
+          <w:tcPr>
+            <w:tcW w:type="dxa" w:w="1350"/>
+            <w:tcMar>
+              <w:top w:w="80" w:type="dxa"/>
+              <w:bottom w:w="80" w:type="dxa"/>
+              <w:start w:w="120" w:type="dxa"/>
+              <w:end w:w="120" w:type="dxa"/>
+            </w:tcMar>
+            <w:vAlign w:val="center"/>
+          </w:tcPr>
+          <w:p>
+            <w:pPr>
+              <w:spacing w:before="0" w:after="0" w:line="252" w:lineRule="auto"/>
+              <w:jc w:val="right"/>
+            </w:pPr>
+            <w:r>
+              <w:rPr>
+                <w:rFonts w:ascii="Calibri" w:hAnsi="Calibri" w:eastAsia="Microsoft YaHei"/>
+                <w:sz w:val="17"/>
+              </w:rPr>
+              <w:t>98.8971%</w:t>
+            </w:r>
+          </w:p>
+        </w:tc>
+        <w:tc>
+          <w:tcPr>
+            <w:tcW w:type="dxa" w:w="1350"/>
+            <w:tcMar>
+              <w:top w:w="80" w:type="dxa"/>
+              <w:bottom w:w="80" w:type="dxa"/>
+              <w:start w:w="120" w:type="dxa"/>
+              <w:end w:w="120" w:type="dxa"/>
+            </w:tcMar>
+            <w:vAlign w:val="center"/>
+          </w:tcPr>
+          <w:p>
+            <w:pPr>
+              <w:spacing w:before="0" w:after="0" w:line="252" w:lineRule="auto"/>
+              <w:jc w:val="right"/>
+            </w:pPr>
+            <w:r>
+              <w:rPr>
+                <w:rFonts w:ascii="Calibri" w:hAnsi="Calibri" w:eastAsia="Microsoft YaHei"/>
+                <w:sz w:val="17"/>
+              </w:rPr>
+              <w:t>98.8990%</w:t>
+            </w:r>
+          </w:p>
+        </w:tc>
+        <w:tc>
+          <w:tcPr>
+            <w:tcW w:type="dxa" w:w="1350"/>
+            <w:tcMar>
+              <w:top w:w="80" w:type="dxa"/>
+              <w:bottom w:w="80" w:type="dxa"/>
+              <w:start w:w="120" w:type="dxa"/>
+              <w:end w:w="120" w:type="dxa"/>
+            </w:tcMar>
+            <w:vAlign w:val="center"/>
+          </w:tcPr>
+          <w:p>
+            <w:pPr>
+              <w:spacing w:before="0" w:after="0" w:line="252" w:lineRule="auto"/>
+              <w:jc w:val="right"/>
+            </w:pPr>
+            <w:r>
+              <w:rPr>
+                <w:rFonts w:ascii="Calibri" w:hAnsi="Calibri" w:eastAsia="Microsoft YaHei"/>
+                <w:sz w:val="17"/>
+              </w:rPr>
+              <w:t>0.0704</w:t>
+            </w:r>
+          </w:p>
+        </w:tc>
+        <w:tc>
+          <w:tcPr>
+            <w:tcW w:type="dxa" w:w="1350"/>
+            <w:tcMar>
+              <w:top w:w="80" w:type="dxa"/>
+              <w:bottom w:w="80" w:type="dxa"/>
+              <w:start w:w="120" w:type="dxa"/>
+              <w:end w:w="120" w:type="dxa"/>
+            </w:tcMar>
+            <w:vAlign w:val="center"/>
+          </w:tcPr>
+          <w:p>
+            <w:pPr>
+              <w:spacing w:before="0" w:after="0" w:line="252" w:lineRule="auto"/>
+              <w:jc w:val="right"/>
+            </w:pPr>
+            <w:r>
+              <w:rPr>
+                <w:rFonts w:ascii="Calibri" w:hAnsi="Calibri" w:eastAsia="Microsoft YaHei"/>
+                <w:sz w:val="17"/>
+              </w:rPr>
+              <w:t>0.0093</w:t>
             </w:r>
           </w:p>
         </w:tc>
@@ -8565,7 +8721,2243 @@
         <w:rPr>
           <w:rFonts w:ascii="Calibri" w:hAnsi="Calibri" w:eastAsia="Microsoft YaHei"/>
         </w:rPr>
-        <w:t xml:space="preserve">历史回放中，H8 优于 H2.3+，说明 source reference predictions 可能为 C5 Ridge 提供有用的低维迁移特征。H2.3+ 自动选择 w=0，表明受约束选择器能够拒绝无收益的复杂融合。P4 的 validation 阈值未在 test 上超过 fixed H8，且风险流使用 </w:t>
+        <w:t>B2 在 seed 42 上同时取得最高 accuracy、macro-F1 和最好的 NLL/ECE。B3、B4 和 B5 均未超过 B2，说明额外 CORAL、stage 和 adversarial 项没有在主方向产生简单叠加增益。B2 是打开 B1-B5 test 排名后选出的性能候选，因此其下游回归/QC属于 post-screen exploratory evidence；B5 仍是预声明完整修正版，不能因单次排名而删除其机制价值。</w:t>
+      </w:r>
+    </w:p>
+    <w:p>
+      <w:pPr>
+        <w:pStyle w:val="Heading2"/>
+      </w:pPr>
+      <w:r>
+        <w:t>8.3 正式 C5 回归阶梯</w:t>
+      </w:r>
+    </w:p>
+    <w:p>
+      <w:pPr/>
+      <w:r>
+        <w:rPr>
+          <w:rFonts w:ascii="Calibri" w:hAnsi="Calibri" w:eastAsia="Microsoft YaHei"/>
+        </w:rPr>
+        <w:t>所有 A6/B5/B2 回归模型和策略拟合均在阿里云 ECS 上完成。R3 为 calibration-validation 选择的 H2.3+；R4 为固定 H8；R7 根据 test 真值逐样本选择 R3/R4，只作为不可部署 oracle。</w:t>
+      </w:r>
+    </w:p>
+    <w:tbl>
+      <w:tblPr>
+        <w:tblStyle w:val="TableGrid"/>
+        <w:tblW w:type="dxa" w:w="9360"/>
+        <w:jc w:val="center"/>
+        <w:tblLayout w:type="fixed"/>
+        <w:tblLook w:firstColumn="1" w:firstRow="1" w:lastColumn="0" w:lastRow="0" w:noHBand="0" w:noVBand="1" w:val="04A0"/>
+        <w:tblInd w:w="120" w:type="dxa"/>
+      </w:tblPr>
+      <w:tblGrid>
+        <w:gridCol w:w="1560"/>
+        <w:gridCol w:w="1560"/>
+        <w:gridCol w:w="1560"/>
+        <w:gridCol w:w="1560"/>
+        <w:gridCol w:w="1560"/>
+        <w:gridCol w:w="1560"/>
+      </w:tblGrid>
+      <w:tr>
+        <w:trPr>
+          <w:tblHeader w:val="true"/>
+          <w:cantSplit/>
+        </w:trPr>
+        <w:tc>
+          <w:tcPr>
+            <w:tcW w:type="dxa" w:w="1560"/>
+            <w:shd w:fill="F4F6F9"/>
+            <w:tcMar>
+              <w:top w:w="80" w:type="dxa"/>
+              <w:bottom w:w="80" w:type="dxa"/>
+              <w:start w:w="120" w:type="dxa"/>
+              <w:end w:w="120" w:type="dxa"/>
+            </w:tcMar>
+            <w:vAlign w:val="center"/>
+          </w:tcPr>
+          <w:p>
+            <w:pPr>
+              <w:keepNext/>
+              <w:spacing w:before="0" w:after="0" w:line="252" w:lineRule="auto"/>
+              <w:jc w:val="center"/>
+            </w:pPr>
+            <w:r>
+              <w:rPr>
+                <w:rFonts w:ascii="Calibri" w:hAnsi="Calibri" w:eastAsia="Microsoft YaHei"/>
+                <w:b/>
+                <w:color w:val="202832"/>
+                <w:sz w:val="17"/>
+              </w:rPr>
+              <w:t>分类器</w:t>
+            </w:r>
+          </w:p>
+        </w:tc>
+        <w:tc>
+          <w:tcPr>
+            <w:tcW w:type="dxa" w:w="1560"/>
+            <w:shd w:fill="F4F6F9"/>
+            <w:tcMar>
+              <w:top w:w="80" w:type="dxa"/>
+              <w:bottom w:w="80" w:type="dxa"/>
+              <w:start w:w="120" w:type="dxa"/>
+              <w:end w:w="120" w:type="dxa"/>
+            </w:tcMar>
+            <w:vAlign w:val="center"/>
+          </w:tcPr>
+          <w:p>
+            <w:pPr>
+              <w:keepNext/>
+              <w:spacing w:before="0" w:after="0" w:line="252" w:lineRule="auto"/>
+              <w:jc w:val="center"/>
+            </w:pPr>
+            <w:r>
+              <w:rPr>
+                <w:rFonts w:ascii="Calibri" w:hAnsi="Calibri" w:eastAsia="Microsoft YaHei"/>
+                <w:b/>
+                <w:color w:val="202832"/>
+                <w:sz w:val="17"/>
+              </w:rPr>
+              <w:t>分类错误</w:t>
+            </w:r>
+          </w:p>
+        </w:tc>
+        <w:tc>
+          <w:tcPr>
+            <w:tcW w:type="dxa" w:w="1560"/>
+            <w:shd w:fill="F4F6F9"/>
+            <w:tcMar>
+              <w:top w:w="80" w:type="dxa"/>
+              <w:bottom w:w="80" w:type="dxa"/>
+              <w:start w:w="120" w:type="dxa"/>
+              <w:end w:w="120" w:type="dxa"/>
+            </w:tcMar>
+            <w:vAlign w:val="center"/>
+          </w:tcPr>
+          <w:p>
+            <w:pPr>
+              <w:keepNext/>
+              <w:spacing w:before="0" w:after="0" w:line="252" w:lineRule="auto"/>
+              <w:jc w:val="center"/>
+            </w:pPr>
+            <w:r>
+              <w:rPr>
+                <w:rFonts w:ascii="Calibri" w:hAnsi="Calibri" w:eastAsia="Microsoft YaHei"/>
+                <w:b/>
+                <w:color w:val="202832"/>
+                <w:sz w:val="17"/>
+              </w:rPr>
+              <w:t>R3 S_ALL/S_CC RMSE</w:t>
+            </w:r>
+          </w:p>
+        </w:tc>
+        <w:tc>
+          <w:tcPr>
+            <w:tcW w:type="dxa" w:w="1560"/>
+            <w:shd w:fill="F4F6F9"/>
+            <w:tcMar>
+              <w:top w:w="80" w:type="dxa"/>
+              <w:bottom w:w="80" w:type="dxa"/>
+              <w:start w:w="120" w:type="dxa"/>
+              <w:end w:w="120" w:type="dxa"/>
+            </w:tcMar>
+            <w:vAlign w:val="center"/>
+          </w:tcPr>
+          <w:p>
+            <w:pPr>
+              <w:keepNext/>
+              <w:spacing w:before="0" w:after="0" w:line="252" w:lineRule="auto"/>
+              <w:jc w:val="center"/>
+            </w:pPr>
+            <w:r>
+              <w:rPr>
+                <w:rFonts w:ascii="Calibri" w:hAnsi="Calibri" w:eastAsia="Microsoft YaHei"/>
+                <w:b/>
+                <w:color w:val="202832"/>
+                <w:sz w:val="17"/>
+              </w:rPr>
+              <w:t>R4 S_ALL RMSE/NRMSE</w:t>
+            </w:r>
+          </w:p>
+        </w:tc>
+        <w:tc>
+          <w:tcPr>
+            <w:tcW w:type="dxa" w:w="1560"/>
+            <w:shd w:fill="F4F6F9"/>
+            <w:tcMar>
+              <w:top w:w="80" w:type="dxa"/>
+              <w:bottom w:w="80" w:type="dxa"/>
+              <w:start w:w="120" w:type="dxa"/>
+              <w:end w:w="120" w:type="dxa"/>
+            </w:tcMar>
+            <w:vAlign w:val="center"/>
+          </w:tcPr>
+          <w:p>
+            <w:pPr>
+              <w:keepNext/>
+              <w:spacing w:before="0" w:after="0" w:line="252" w:lineRule="auto"/>
+              <w:jc w:val="center"/>
+            </w:pPr>
+            <w:r>
+              <w:rPr>
+                <w:rFonts w:ascii="Calibri" w:hAnsi="Calibri" w:eastAsia="Microsoft YaHei"/>
+                <w:b/>
+                <w:color w:val="202832"/>
+                <w:sz w:val="17"/>
+              </w:rPr>
+              <w:t>R4 S_CC N/RMSE</w:t>
+            </w:r>
+          </w:p>
+        </w:tc>
+        <w:tc>
+          <w:tcPr>
+            <w:tcW w:type="dxa" w:w="1560"/>
+            <w:shd w:fill="F4F6F9"/>
+            <w:tcMar>
+              <w:top w:w="80" w:type="dxa"/>
+              <w:bottom w:w="80" w:type="dxa"/>
+              <w:start w:w="120" w:type="dxa"/>
+              <w:end w:w="120" w:type="dxa"/>
+            </w:tcMar>
+            <w:vAlign w:val="center"/>
+          </w:tcPr>
+          <w:p>
+            <w:pPr>
+              <w:keepNext/>
+              <w:spacing w:before="0" w:after="0" w:line="252" w:lineRule="auto"/>
+              <w:jc w:val="center"/>
+            </w:pPr>
+            <w:r>
+              <w:rPr>
+                <w:rFonts w:ascii="Calibri" w:hAnsi="Calibri" w:eastAsia="Microsoft YaHei"/>
+                <w:b/>
+                <w:color w:val="202832"/>
+                <w:sz w:val="17"/>
+              </w:rPr>
+              <w:t>R7 S_ALL RMSE</w:t>
+            </w:r>
+          </w:p>
+        </w:tc>
+      </w:tr>
+      <w:tr>
+        <w:trPr>
+          <w:cantSplit/>
+        </w:trPr>
+        <w:tc>
+          <w:tcPr>
+            <w:tcW w:type="dxa" w:w="1560"/>
+            <w:tcMar>
+              <w:top w:w="80" w:type="dxa"/>
+              <w:bottom w:w="80" w:type="dxa"/>
+              <w:start w:w="120" w:type="dxa"/>
+              <w:end w:w="120" w:type="dxa"/>
+            </w:tcMar>
+            <w:vAlign w:val="center"/>
+          </w:tcPr>
+          <w:p>
+            <w:pPr>
+              <w:spacing w:before="0" w:after="0" w:line="252" w:lineRule="auto"/>
+              <w:jc w:val="left"/>
+            </w:pPr>
+            <w:r>
+              <w:rPr>
+                <w:rFonts w:ascii="Calibri" w:hAnsi="Calibri" w:eastAsia="Microsoft YaHei"/>
+                <w:sz w:val="17"/>
+              </w:rPr>
+              <w:t>A6</w:t>
+            </w:r>
+          </w:p>
+        </w:tc>
+        <w:tc>
+          <w:tcPr>
+            <w:tcW w:type="dxa" w:w="1560"/>
+            <w:tcMar>
+              <w:top w:w="80" w:type="dxa"/>
+              <w:bottom w:w="80" w:type="dxa"/>
+              <w:start w:w="120" w:type="dxa"/>
+              <w:end w:w="120" w:type="dxa"/>
+            </w:tcMar>
+            <w:vAlign w:val="center"/>
+          </w:tcPr>
+          <w:p>
+            <w:pPr>
+              <w:spacing w:before="0" w:after="0" w:line="252" w:lineRule="auto"/>
+              <w:jc w:val="left"/>
+            </w:pPr>
+            <w:r>
+              <w:rPr>
+                <w:rFonts w:ascii="Calibri" w:hAnsi="Calibri" w:eastAsia="Microsoft YaHei"/>
+                <w:sz w:val="17"/>
+              </w:rPr>
+              <w:t>27</w:t>
+            </w:r>
+          </w:p>
+        </w:tc>
+        <w:tc>
+          <w:tcPr>
+            <w:tcW w:type="dxa" w:w="1560"/>
+            <w:tcMar>
+              <w:top w:w="80" w:type="dxa"/>
+              <w:bottom w:w="80" w:type="dxa"/>
+              <w:start w:w="120" w:type="dxa"/>
+              <w:end w:w="120" w:type="dxa"/>
+            </w:tcMar>
+            <w:vAlign w:val="center"/>
+          </w:tcPr>
+          <w:p>
+            <w:pPr>
+              <w:spacing w:before="0" w:after="0" w:line="252" w:lineRule="auto"/>
+              <w:jc w:val="left"/>
+            </w:pPr>
+            <w:r>
+              <w:rPr>
+                <w:rFonts w:ascii="Calibri" w:hAnsi="Calibri" w:eastAsia="Microsoft YaHei"/>
+                <w:sz w:val="17"/>
+              </w:rPr>
+              <w:t>29.6730 / 11.9446</w:t>
+            </w:r>
+          </w:p>
+        </w:tc>
+        <w:tc>
+          <w:tcPr>
+            <w:tcW w:type="dxa" w:w="1560"/>
+            <w:tcMar>
+              <w:top w:w="80" w:type="dxa"/>
+              <w:bottom w:w="80" w:type="dxa"/>
+              <w:start w:w="120" w:type="dxa"/>
+              <w:end w:w="120" w:type="dxa"/>
+            </w:tcMar>
+            <w:vAlign w:val="center"/>
+          </w:tcPr>
+          <w:p>
+            <w:pPr>
+              <w:spacing w:before="0" w:after="0" w:line="252" w:lineRule="auto"/>
+              <w:jc w:val="left"/>
+            </w:pPr>
+            <w:r>
+              <w:rPr>
+                <w:rFonts w:ascii="Calibri" w:hAnsi="Calibri" w:eastAsia="Microsoft YaHei"/>
+                <w:sz w:val="17"/>
+              </w:rPr>
+              <w:t>28.0144 / 0.2276</w:t>
+            </w:r>
+          </w:p>
+        </w:tc>
+        <w:tc>
+          <w:tcPr>
+            <w:tcW w:type="dxa" w:w="1560"/>
+            <w:tcMar>
+              <w:top w:w="80" w:type="dxa"/>
+              <w:bottom w:w="80" w:type="dxa"/>
+              <w:start w:w="120" w:type="dxa"/>
+              <w:end w:w="120" w:type="dxa"/>
+            </w:tcMar>
+            <w:vAlign w:val="center"/>
+          </w:tcPr>
+          <w:p>
+            <w:pPr>
+              <w:spacing w:before="0" w:after="0" w:line="252" w:lineRule="auto"/>
+              <w:jc w:val="left"/>
+            </w:pPr>
+            <w:r>
+              <w:rPr>
+                <w:rFonts w:ascii="Calibri" w:hAnsi="Calibri" w:eastAsia="Microsoft YaHei"/>
+                <w:sz w:val="17"/>
+              </w:rPr>
+              <w:t>1333 / 11.3890</w:t>
+            </w:r>
+          </w:p>
+        </w:tc>
+        <w:tc>
+          <w:tcPr>
+            <w:tcW w:type="dxa" w:w="1560"/>
+            <w:tcMar>
+              <w:top w:w="80" w:type="dxa"/>
+              <w:bottom w:w="80" w:type="dxa"/>
+              <w:start w:w="120" w:type="dxa"/>
+              <w:end w:w="120" w:type="dxa"/>
+            </w:tcMar>
+            <w:vAlign w:val="center"/>
+          </w:tcPr>
+          <w:p>
+            <w:pPr>
+              <w:spacing w:before="0" w:after="0" w:line="252" w:lineRule="auto"/>
+              <w:jc w:val="right"/>
+            </w:pPr>
+            <w:r>
+              <w:rPr>
+                <w:rFonts w:ascii="Calibri" w:hAnsi="Calibri" w:eastAsia="Microsoft YaHei"/>
+                <w:sz w:val="17"/>
+              </w:rPr>
+              <w:t>25.5184</w:t>
+            </w:r>
+          </w:p>
+        </w:tc>
+      </w:tr>
+      <w:tr>
+        <w:trPr>
+          <w:cantSplit/>
+        </w:trPr>
+        <w:tc>
+          <w:tcPr>
+            <w:tcW w:type="dxa" w:w="1560"/>
+            <w:tcMar>
+              <w:top w:w="80" w:type="dxa"/>
+              <w:bottom w:w="80" w:type="dxa"/>
+              <w:start w:w="120" w:type="dxa"/>
+              <w:end w:w="120" w:type="dxa"/>
+            </w:tcMar>
+            <w:vAlign w:val="center"/>
+          </w:tcPr>
+          <w:p>
+            <w:pPr>
+              <w:spacing w:before="0" w:after="0" w:line="252" w:lineRule="auto"/>
+              <w:jc w:val="left"/>
+            </w:pPr>
+            <w:r>
+              <w:rPr>
+                <w:rFonts w:ascii="Calibri" w:hAnsi="Calibri" w:eastAsia="Microsoft YaHei"/>
+                <w:sz w:val="17"/>
+              </w:rPr>
+              <w:t>B5</w:t>
+            </w:r>
+          </w:p>
+        </w:tc>
+        <w:tc>
+          <w:tcPr>
+            <w:tcW w:type="dxa" w:w="1560"/>
+            <w:tcMar>
+              <w:top w:w="80" w:type="dxa"/>
+              <w:bottom w:w="80" w:type="dxa"/>
+              <w:start w:w="120" w:type="dxa"/>
+              <w:end w:w="120" w:type="dxa"/>
+            </w:tcMar>
+            <w:vAlign w:val="center"/>
+          </w:tcPr>
+          <w:p>
+            <w:pPr>
+              <w:spacing w:before="0" w:after="0" w:line="252" w:lineRule="auto"/>
+              <w:jc w:val="left"/>
+            </w:pPr>
+            <w:r>
+              <w:rPr>
+                <w:rFonts w:ascii="Calibri" w:hAnsi="Calibri" w:eastAsia="Microsoft YaHei"/>
+                <w:sz w:val="17"/>
+              </w:rPr>
+              <w:t>15</w:t>
+            </w:r>
+          </w:p>
+        </w:tc>
+        <w:tc>
+          <w:tcPr>
+            <w:tcW w:type="dxa" w:w="1560"/>
+            <w:tcMar>
+              <w:top w:w="80" w:type="dxa"/>
+              <w:bottom w:w="80" w:type="dxa"/>
+              <w:start w:w="120" w:type="dxa"/>
+              <w:end w:w="120" w:type="dxa"/>
+            </w:tcMar>
+            <w:vAlign w:val="center"/>
+          </w:tcPr>
+          <w:p>
+            <w:pPr>
+              <w:spacing w:before="0" w:after="0" w:line="252" w:lineRule="auto"/>
+              <w:jc w:val="left"/>
+            </w:pPr>
+            <w:r>
+              <w:rPr>
+                <w:rFonts w:ascii="Calibri" w:hAnsi="Calibri" w:eastAsia="Microsoft YaHei"/>
+                <w:sz w:val="17"/>
+              </w:rPr>
+              <w:t>20.1082 / 12.4435</w:t>
+            </w:r>
+          </w:p>
+        </w:tc>
+        <w:tc>
+          <w:tcPr>
+            <w:tcW w:type="dxa" w:w="1560"/>
+            <w:tcMar>
+              <w:top w:w="80" w:type="dxa"/>
+              <w:bottom w:w="80" w:type="dxa"/>
+              <w:start w:w="120" w:type="dxa"/>
+              <w:end w:w="120" w:type="dxa"/>
+            </w:tcMar>
+            <w:vAlign w:val="center"/>
+          </w:tcPr>
+          <w:p>
+            <w:pPr>
+              <w:spacing w:before="0" w:after="0" w:line="252" w:lineRule="auto"/>
+              <w:jc w:val="left"/>
+            </w:pPr>
+            <w:r>
+              <w:rPr>
+                <w:rFonts w:ascii="Calibri" w:hAnsi="Calibri" w:eastAsia="Microsoft YaHei"/>
+                <w:sz w:val="17"/>
+              </w:rPr>
+              <w:t>17.4473 / 0.1352</w:t>
+            </w:r>
+          </w:p>
+        </w:tc>
+        <w:tc>
+          <w:tcPr>
+            <w:tcW w:type="dxa" w:w="1560"/>
+            <w:tcMar>
+              <w:top w:w="80" w:type="dxa"/>
+              <w:bottom w:w="80" w:type="dxa"/>
+              <w:start w:w="120" w:type="dxa"/>
+              <w:end w:w="120" w:type="dxa"/>
+            </w:tcMar>
+            <w:vAlign w:val="center"/>
+          </w:tcPr>
+          <w:p>
+            <w:pPr>
+              <w:spacing w:before="0" w:after="0" w:line="252" w:lineRule="auto"/>
+              <w:jc w:val="left"/>
+            </w:pPr>
+            <w:r>
+              <w:rPr>
+                <w:rFonts w:ascii="Calibri" w:hAnsi="Calibri" w:eastAsia="Microsoft YaHei"/>
+                <w:sz w:val="17"/>
+              </w:rPr>
+              <w:t>1345 / 11.3890</w:t>
+            </w:r>
+          </w:p>
+        </w:tc>
+        <w:tc>
+          <w:tcPr>
+            <w:tcW w:type="dxa" w:w="1560"/>
+            <w:tcMar>
+              <w:top w:w="80" w:type="dxa"/>
+              <w:bottom w:w="80" w:type="dxa"/>
+              <w:start w:w="120" w:type="dxa"/>
+              <w:end w:w="120" w:type="dxa"/>
+            </w:tcMar>
+            <w:vAlign w:val="center"/>
+          </w:tcPr>
+          <w:p>
+            <w:pPr>
+              <w:spacing w:before="0" w:after="0" w:line="252" w:lineRule="auto"/>
+              <w:jc w:val="right"/>
+            </w:pPr>
+            <w:r>
+              <w:rPr>
+                <w:rFonts w:ascii="Calibri" w:hAnsi="Calibri" w:eastAsia="Microsoft YaHei"/>
+                <w:sz w:val="17"/>
+              </w:rPr>
+              <w:t>15.7940</w:t>
+            </w:r>
+          </w:p>
+        </w:tc>
+      </w:tr>
+      <w:tr>
+        <w:trPr>
+          <w:cantSplit/>
+        </w:trPr>
+        <w:tc>
+          <w:tcPr>
+            <w:tcW w:type="dxa" w:w="1560"/>
+            <w:tcMar>
+              <w:top w:w="80" w:type="dxa"/>
+              <w:bottom w:w="80" w:type="dxa"/>
+              <w:start w:w="120" w:type="dxa"/>
+              <w:end w:w="120" w:type="dxa"/>
+            </w:tcMar>
+            <w:vAlign w:val="center"/>
+          </w:tcPr>
+          <w:p>
+            <w:pPr>
+              <w:spacing w:before="0" w:after="0" w:line="252" w:lineRule="auto"/>
+              <w:jc w:val="left"/>
+            </w:pPr>
+            <w:r>
+              <w:rPr>
+                <w:rFonts w:ascii="Calibri" w:hAnsi="Calibri" w:eastAsia="Microsoft YaHei"/>
+                <w:sz w:val="17"/>
+              </w:rPr>
+              <w:t>B2</w:t>
+            </w:r>
+          </w:p>
+        </w:tc>
+        <w:tc>
+          <w:tcPr>
+            <w:tcW w:type="dxa" w:w="1560"/>
+            <w:tcMar>
+              <w:top w:w="80" w:type="dxa"/>
+              <w:bottom w:w="80" w:type="dxa"/>
+              <w:start w:w="120" w:type="dxa"/>
+              <w:end w:w="120" w:type="dxa"/>
+            </w:tcMar>
+            <w:vAlign w:val="center"/>
+          </w:tcPr>
+          <w:p>
+            <w:pPr>
+              <w:spacing w:before="0" w:after="0" w:line="252" w:lineRule="auto"/>
+              <w:jc w:val="left"/>
+            </w:pPr>
+            <w:r>
+              <w:rPr>
+                <w:rFonts w:ascii="Calibri" w:hAnsi="Calibri" w:eastAsia="Microsoft YaHei"/>
+                <w:sz w:val="17"/>
+              </w:rPr>
+              <w:t>10</w:t>
+            </w:r>
+          </w:p>
+        </w:tc>
+        <w:tc>
+          <w:tcPr>
+            <w:tcW w:type="dxa" w:w="1560"/>
+            <w:tcMar>
+              <w:top w:w="80" w:type="dxa"/>
+              <w:bottom w:w="80" w:type="dxa"/>
+              <w:start w:w="120" w:type="dxa"/>
+              <w:end w:w="120" w:type="dxa"/>
+            </w:tcMar>
+            <w:vAlign w:val="center"/>
+          </w:tcPr>
+          <w:p>
+            <w:pPr>
+              <w:spacing w:before="0" w:after="0" w:line="252" w:lineRule="auto"/>
+              <w:jc w:val="left"/>
+            </w:pPr>
+            <w:r>
+              <w:rPr>
+                <w:rFonts w:ascii="Calibri" w:hAnsi="Calibri" w:eastAsia="Microsoft YaHei"/>
+                <w:sz w:val="17"/>
+              </w:rPr>
+              <w:t>19.7959 / 12.3415</w:t>
+            </w:r>
+          </w:p>
+        </w:tc>
+        <w:tc>
+          <w:tcPr>
+            <w:tcW w:type="dxa" w:w="1560"/>
+            <w:tcMar>
+              <w:top w:w="80" w:type="dxa"/>
+              <w:bottom w:w="80" w:type="dxa"/>
+              <w:start w:w="120" w:type="dxa"/>
+              <w:end w:w="120" w:type="dxa"/>
+            </w:tcMar>
+            <w:vAlign w:val="center"/>
+          </w:tcPr>
+          <w:p>
+            <w:pPr>
+              <w:spacing w:before="0" w:after="0" w:line="252" w:lineRule="auto"/>
+              <w:jc w:val="left"/>
+            </w:pPr>
+            <w:r>
+              <w:rPr>
+                <w:rFonts w:ascii="Calibri" w:hAnsi="Calibri" w:eastAsia="Microsoft YaHei"/>
+                <w:b/>
+                <w:sz w:val="17"/>
+              </w:rPr>
+              <w:t>14.6564 / 0.1059</w:t>
+            </w:r>
+          </w:p>
+        </w:tc>
+        <w:tc>
+          <w:tcPr>
+            <w:tcW w:type="dxa" w:w="1560"/>
+            <w:tcMar>
+              <w:top w:w="80" w:type="dxa"/>
+              <w:bottom w:w="80" w:type="dxa"/>
+              <w:start w:w="120" w:type="dxa"/>
+              <w:end w:w="120" w:type="dxa"/>
+            </w:tcMar>
+            <w:vAlign w:val="center"/>
+          </w:tcPr>
+          <w:p>
+            <w:pPr>
+              <w:spacing w:before="0" w:after="0" w:line="252" w:lineRule="auto"/>
+              <w:jc w:val="left"/>
+            </w:pPr>
+            <w:r>
+              <w:rPr>
+                <w:rFonts w:ascii="Calibri" w:hAnsi="Calibri" w:eastAsia="Microsoft YaHei"/>
+                <w:sz w:val="17"/>
+              </w:rPr>
+              <w:t xml:space="preserve">1350 / </w:t>
+            </w:r>
+            <w:r>
+              <w:rPr>
+                <w:rFonts w:ascii="Calibri" w:hAnsi="Calibri" w:eastAsia="Microsoft YaHei"/>
+                <w:b/>
+                <w:sz w:val="17"/>
+              </w:rPr>
+              <w:t>11.3288</w:t>
+            </w:r>
+          </w:p>
+        </w:tc>
+        <w:tc>
+          <w:tcPr>
+            <w:tcW w:type="dxa" w:w="1560"/>
+            <w:tcMar>
+              <w:top w:w="80" w:type="dxa"/>
+              <w:bottom w:w="80" w:type="dxa"/>
+              <w:start w:w="120" w:type="dxa"/>
+              <w:end w:w="120" w:type="dxa"/>
+            </w:tcMar>
+            <w:vAlign w:val="center"/>
+          </w:tcPr>
+          <w:p>
+            <w:pPr>
+              <w:spacing w:before="0" w:after="0" w:line="252" w:lineRule="auto"/>
+              <w:jc w:val="right"/>
+            </w:pPr>
+            <w:r>
+              <w:rPr>
+                <w:rFonts w:ascii="Calibri" w:hAnsi="Calibri" w:eastAsia="Microsoft YaHei"/>
+                <w:sz w:val="17"/>
+              </w:rPr>
+              <w:t>12.6393</w:t>
+            </w:r>
+          </w:p>
+        </w:tc>
+      </w:tr>
+    </w:tbl>
+    <w:p>
+      <w:pPr>
+        <w:pStyle w:val="TableCitation"/>
+      </w:pPr>
+      <w:r/>
+    </w:p>
+    <w:p>
+      <w:pPr/>
+      <w:r>
+        <w:rPr>
+          <w:rFonts w:ascii="Calibri" w:hAnsi="Calibri" w:eastAsia="Microsoft YaHei"/>
+        </w:rPr>
+        <w:t>B5 和 B2 的 H2.3+ 验证选择权重为 0，因此 R3 实际退化为 R2，没有产生融合增益。固定 H8 R4 在三个分类器上均优于可部署的 R1-R3/R5-R6。B2 相对 B5 的 S_CC R4 差异只有 0.0602 ppm，但 S_ALL RMSE 低 2.7910 ppm，说明收益主要来自更少且破坏性更低的分类错路由，而不是正确路由回归器发生显著改变。B2 的选择发生在分类 test 排名打开之后，必须保持探索性标签。</w:t>
+      </w:r>
+    </w:p>
+    <w:p>
+      <w:pPr>
+        <w:pStyle w:val="Heading2"/>
+      </w:pPr>
+      <w:r>
+        <w:t>8.4 QC、Nonreject 与 oracle-route</w:t>
+      </w:r>
+    </w:p>
+    <w:p>
+      <w:pPr/>
+      <w:r>
+        <w:rPr>
+          <w:rFonts w:ascii="Calibri" w:hAnsi="Calibri" w:eastAsia="Microsoft YaHei"/>
+        </w:rPr>
+        <w:t>HC95 是主工作点，HC90 是次工作点，FULL 是 coverage-1 对照。Yield 只统计 accept；Nonreject 合并 accept 和 review。所有阈值只在 calibration-validation 上选择，测试标签不进入部署风险。</w:t>
+      </w:r>
+    </w:p>
+    <w:tbl>
+      <w:tblPr>
+        <w:tblStyle w:val="TableGrid"/>
+        <w:tblW w:type="dxa" w:w="9360"/>
+        <w:jc w:val="center"/>
+        <w:tblLayout w:type="fixed"/>
+        <w:tblLook w:firstColumn="1" w:firstRow="1" w:lastColumn="0" w:lastRow="0" w:noHBand="0" w:noVBand="1" w:val="04A0"/>
+        <w:tblInd w:w="120" w:type="dxa"/>
+      </w:tblPr>
+      <w:tblGrid>
+        <w:gridCol w:w="1170"/>
+        <w:gridCol w:w="1170"/>
+        <w:gridCol w:w="1170"/>
+        <w:gridCol w:w="1170"/>
+        <w:gridCol w:w="1170"/>
+        <w:gridCol w:w="1170"/>
+        <w:gridCol w:w="1170"/>
+        <w:gridCol w:w="1170"/>
+      </w:tblGrid>
+      <w:tr>
+        <w:trPr>
+          <w:tblHeader w:val="true"/>
+          <w:cantSplit/>
+        </w:trPr>
+        <w:tc>
+          <w:tcPr>
+            <w:tcW w:type="dxa" w:w="1170"/>
+            <w:shd w:fill="F4F6F9"/>
+            <w:tcMar>
+              <w:top w:w="80" w:type="dxa"/>
+              <w:bottom w:w="80" w:type="dxa"/>
+              <w:start w:w="120" w:type="dxa"/>
+              <w:end w:w="120" w:type="dxa"/>
+            </w:tcMar>
+            <w:vAlign w:val="center"/>
+          </w:tcPr>
+          <w:p>
+            <w:pPr>
+              <w:keepNext/>
+              <w:spacing w:before="0" w:after="0" w:line="252" w:lineRule="auto"/>
+              <w:jc w:val="center"/>
+            </w:pPr>
+            <w:r>
+              <w:rPr>
+                <w:rFonts w:ascii="Calibri" w:hAnsi="Calibri" w:eastAsia="Microsoft YaHei"/>
+                <w:b/>
+                <w:color w:val="202832"/>
+                <w:sz w:val="17"/>
+              </w:rPr>
+              <w:t>分类器</w:t>
+            </w:r>
+          </w:p>
+        </w:tc>
+        <w:tc>
+          <w:tcPr>
+            <w:tcW w:type="dxa" w:w="1170"/>
+            <w:shd w:fill="F4F6F9"/>
+            <w:tcMar>
+              <w:top w:w="80" w:type="dxa"/>
+              <w:bottom w:w="80" w:type="dxa"/>
+              <w:start w:w="120" w:type="dxa"/>
+              <w:end w:w="120" w:type="dxa"/>
+            </w:tcMar>
+            <w:vAlign w:val="center"/>
+          </w:tcPr>
+          <w:p>
+            <w:pPr>
+              <w:keepNext/>
+              <w:spacing w:before="0" w:after="0" w:line="252" w:lineRule="auto"/>
+              <w:jc w:val="center"/>
+            </w:pPr>
+            <w:r>
+              <w:rPr>
+                <w:rFonts w:ascii="Calibri" w:hAnsi="Calibri" w:eastAsia="Microsoft YaHei"/>
+                <w:b/>
+                <w:color w:val="202832"/>
+                <w:sz w:val="17"/>
+              </w:rPr>
+              <w:t>Workpoint</w:t>
+            </w:r>
+          </w:p>
+        </w:tc>
+        <w:tc>
+          <w:tcPr>
+            <w:tcW w:type="dxa" w:w="1170"/>
+            <w:shd w:fill="F4F6F9"/>
+            <w:tcMar>
+              <w:top w:w="80" w:type="dxa"/>
+              <w:bottom w:w="80" w:type="dxa"/>
+              <w:start w:w="120" w:type="dxa"/>
+              <w:end w:w="120" w:type="dxa"/>
+            </w:tcMar>
+            <w:vAlign w:val="center"/>
+          </w:tcPr>
+          <w:p>
+            <w:pPr>
+              <w:keepNext/>
+              <w:spacing w:before="0" w:after="0" w:line="252" w:lineRule="auto"/>
+              <w:jc w:val="center"/>
+            </w:pPr>
+            <w:r>
+              <w:rPr>
+                <w:rFonts w:ascii="Calibri" w:hAnsi="Calibri" w:eastAsia="Microsoft YaHei"/>
+                <w:b/>
+                <w:color w:val="202832"/>
+                <w:sz w:val="17"/>
+              </w:rPr>
+              <w:t>Accept/Review/Reject</w:t>
+            </w:r>
+          </w:p>
+        </w:tc>
+        <w:tc>
+          <w:tcPr>
+            <w:tcW w:type="dxa" w:w="1170"/>
+            <w:shd w:fill="F4F6F9"/>
+            <w:tcMar>
+              <w:top w:w="80" w:type="dxa"/>
+              <w:bottom w:w="80" w:type="dxa"/>
+              <w:start w:w="120" w:type="dxa"/>
+              <w:end w:w="120" w:type="dxa"/>
+            </w:tcMar>
+            <w:vAlign w:val="center"/>
+          </w:tcPr>
+          <w:p>
+            <w:pPr>
+              <w:keepNext/>
+              <w:spacing w:before="0" w:after="0" w:line="252" w:lineRule="auto"/>
+              <w:jc w:val="center"/>
+            </w:pPr>
+            <w:r>
+              <w:rPr>
+                <w:rFonts w:ascii="Calibri" w:hAnsi="Calibri" w:eastAsia="Microsoft YaHei"/>
+                <w:b/>
+                <w:color w:val="202832"/>
+                <w:sz w:val="17"/>
+              </w:rPr>
+              <w:t>Yield</w:t>
+            </w:r>
+          </w:p>
+        </w:tc>
+        <w:tc>
+          <w:tcPr>
+            <w:tcW w:type="dxa" w:w="1170"/>
+            <w:shd w:fill="F4F6F9"/>
+            <w:tcMar>
+              <w:top w:w="80" w:type="dxa"/>
+              <w:bottom w:w="80" w:type="dxa"/>
+              <w:start w:w="120" w:type="dxa"/>
+              <w:end w:w="120" w:type="dxa"/>
+            </w:tcMar>
+            <w:vAlign w:val="center"/>
+          </w:tcPr>
+          <w:p>
+            <w:pPr>
+              <w:keepNext/>
+              <w:spacing w:before="0" w:after="0" w:line="252" w:lineRule="auto"/>
+              <w:jc w:val="center"/>
+            </w:pPr>
+            <w:r>
+              <w:rPr>
+                <w:rFonts w:ascii="Calibri" w:hAnsi="Calibri" w:eastAsia="Microsoft YaHei"/>
+                <w:b/>
+                <w:color w:val="202832"/>
+                <w:sz w:val="17"/>
+              </w:rPr>
+              <w:t>Nonreject</w:t>
+            </w:r>
+          </w:p>
+        </w:tc>
+        <w:tc>
+          <w:tcPr>
+            <w:tcW w:type="dxa" w:w="1170"/>
+            <w:shd w:fill="F4F6F9"/>
+            <w:tcMar>
+              <w:top w:w="80" w:type="dxa"/>
+              <w:bottom w:w="80" w:type="dxa"/>
+              <w:start w:w="120" w:type="dxa"/>
+              <w:end w:w="120" w:type="dxa"/>
+            </w:tcMar>
+            <w:vAlign w:val="center"/>
+          </w:tcPr>
+          <w:p>
+            <w:pPr>
+              <w:keepNext/>
+              <w:spacing w:before="0" w:after="0" w:line="252" w:lineRule="auto"/>
+              <w:jc w:val="center"/>
+            </w:pPr>
+            <w:r>
+              <w:rPr>
+                <w:rFonts w:ascii="Calibri" w:hAnsi="Calibri" w:eastAsia="Microsoft YaHei"/>
+                <w:b/>
+                <w:color w:val="202832"/>
+                <w:sz w:val="17"/>
+              </w:rPr>
+              <w:t>Accepted RMSE/NRMSE</w:t>
+            </w:r>
+          </w:p>
+        </w:tc>
+        <w:tc>
+          <w:tcPr>
+            <w:tcW w:type="dxa" w:w="1170"/>
+            <w:shd w:fill="F4F6F9"/>
+            <w:tcMar>
+              <w:top w:w="80" w:type="dxa"/>
+              <w:bottom w:w="80" w:type="dxa"/>
+              <w:start w:w="120" w:type="dxa"/>
+              <w:end w:w="120" w:type="dxa"/>
+            </w:tcMar>
+            <w:vAlign w:val="center"/>
+          </w:tcPr>
+          <w:p>
+            <w:pPr>
+              <w:keepNext/>
+              <w:spacing w:before="0" w:after="0" w:line="252" w:lineRule="auto"/>
+              <w:jc w:val="center"/>
+            </w:pPr>
+            <w:r>
+              <w:rPr>
+                <w:rFonts w:ascii="Calibri" w:hAnsi="Calibri" w:eastAsia="Microsoft YaHei"/>
+                <w:b/>
+                <w:color w:val="202832"/>
+                <w:sz w:val="17"/>
+              </w:rPr>
+              <w:t>Nonreject RMSE/NRMSE</w:t>
+            </w:r>
+          </w:p>
+        </w:tc>
+        <w:tc>
+          <w:tcPr>
+            <w:tcW w:type="dxa" w:w="1170"/>
+            <w:shd w:fill="F4F6F9"/>
+            <w:tcMar>
+              <w:top w:w="80" w:type="dxa"/>
+              <w:bottom w:w="80" w:type="dxa"/>
+              <w:start w:w="120" w:type="dxa"/>
+              <w:end w:w="120" w:type="dxa"/>
+            </w:tcMar>
+            <w:vAlign w:val="center"/>
+          </w:tcPr>
+          <w:p>
+            <w:pPr>
+              <w:keepNext/>
+              <w:spacing w:before="0" w:after="0" w:line="252" w:lineRule="auto"/>
+              <w:jc w:val="center"/>
+            </w:pPr>
+            <w:r>
+              <w:rPr>
+                <w:rFonts w:ascii="Calibri" w:hAnsi="Calibri" w:eastAsia="Microsoft YaHei"/>
+                <w:b/>
+                <w:color w:val="202832"/>
+                <w:sz w:val="17"/>
+              </w:rPr>
+              <w:t>错路由召回</w:t>
+            </w:r>
+          </w:p>
+        </w:tc>
+      </w:tr>
+      <w:tr>
+        <w:trPr>
+          <w:cantSplit/>
+        </w:trPr>
+        <w:tc>
+          <w:tcPr>
+            <w:tcW w:type="dxa" w:w="1170"/>
+            <w:tcMar>
+              <w:top w:w="80" w:type="dxa"/>
+              <w:bottom w:w="80" w:type="dxa"/>
+              <w:start w:w="120" w:type="dxa"/>
+              <w:end w:w="120" w:type="dxa"/>
+            </w:tcMar>
+            <w:vAlign w:val="center"/>
+          </w:tcPr>
+          <w:p>
+            <w:pPr>
+              <w:spacing w:before="0" w:after="0" w:line="252" w:lineRule="auto"/>
+              <w:jc w:val="left"/>
+            </w:pPr>
+            <w:r>
+              <w:rPr>
+                <w:rFonts w:ascii="Calibri" w:hAnsi="Calibri" w:eastAsia="Microsoft YaHei"/>
+                <w:sz w:val="17"/>
+              </w:rPr>
+              <w:t>A6</w:t>
+            </w:r>
+          </w:p>
+        </w:tc>
+        <w:tc>
+          <w:tcPr>
+            <w:tcW w:type="dxa" w:w="1170"/>
+            <w:tcMar>
+              <w:top w:w="80" w:type="dxa"/>
+              <w:bottom w:w="80" w:type="dxa"/>
+              <w:start w:w="120" w:type="dxa"/>
+              <w:end w:w="120" w:type="dxa"/>
+            </w:tcMar>
+            <w:vAlign w:val="center"/>
+          </w:tcPr>
+          <w:p>
+            <w:pPr>
+              <w:spacing w:before="0" w:after="0" w:line="252" w:lineRule="auto"/>
+              <w:jc w:val="left"/>
+            </w:pPr>
+            <w:r>
+              <w:rPr>
+                <w:rFonts w:ascii="Calibri" w:hAnsi="Calibri" w:eastAsia="Microsoft YaHei"/>
+                <w:sz w:val="17"/>
+              </w:rPr>
+              <w:t>FULL</w:t>
+            </w:r>
+          </w:p>
+        </w:tc>
+        <w:tc>
+          <w:tcPr>
+            <w:tcW w:type="dxa" w:w="1170"/>
+            <w:tcMar>
+              <w:top w:w="80" w:type="dxa"/>
+              <w:bottom w:w="80" w:type="dxa"/>
+              <w:start w:w="120" w:type="dxa"/>
+              <w:end w:w="120" w:type="dxa"/>
+            </w:tcMar>
+            <w:vAlign w:val="center"/>
+          </w:tcPr>
+          <w:p>
+            <w:pPr>
+              <w:spacing w:before="0" w:after="0" w:line="252" w:lineRule="auto"/>
+              <w:jc w:val="left"/>
+            </w:pPr>
+            <w:r>
+              <w:rPr>
+                <w:rFonts w:ascii="Calibri" w:hAnsi="Calibri" w:eastAsia="Microsoft YaHei"/>
+                <w:sz w:val="17"/>
+              </w:rPr>
+              <w:t>1360/0/0</w:t>
+            </w:r>
+          </w:p>
+        </w:tc>
+        <w:tc>
+          <w:tcPr>
+            <w:tcW w:type="dxa" w:w="1170"/>
+            <w:tcMar>
+              <w:top w:w="80" w:type="dxa"/>
+              <w:bottom w:w="80" w:type="dxa"/>
+              <w:start w:w="120" w:type="dxa"/>
+              <w:end w:w="120" w:type="dxa"/>
+            </w:tcMar>
+            <w:vAlign w:val="center"/>
+          </w:tcPr>
+          <w:p>
+            <w:pPr>
+              <w:spacing w:before="0" w:after="0" w:line="252" w:lineRule="auto"/>
+              <w:jc w:val="right"/>
+            </w:pPr>
+            <w:r>
+              <w:rPr>
+                <w:rFonts w:ascii="Calibri" w:hAnsi="Calibri" w:eastAsia="Microsoft YaHei"/>
+                <w:sz w:val="17"/>
+              </w:rPr>
+              <w:t>100.00%</w:t>
+            </w:r>
+          </w:p>
+        </w:tc>
+        <w:tc>
+          <w:tcPr>
+            <w:tcW w:type="dxa" w:w="1170"/>
+            <w:tcMar>
+              <w:top w:w="80" w:type="dxa"/>
+              <w:bottom w:w="80" w:type="dxa"/>
+              <w:start w:w="120" w:type="dxa"/>
+              <w:end w:w="120" w:type="dxa"/>
+            </w:tcMar>
+            <w:vAlign w:val="center"/>
+          </w:tcPr>
+          <w:p>
+            <w:pPr>
+              <w:spacing w:before="0" w:after="0" w:line="252" w:lineRule="auto"/>
+              <w:jc w:val="right"/>
+            </w:pPr>
+            <w:r>
+              <w:rPr>
+                <w:rFonts w:ascii="Calibri" w:hAnsi="Calibri" w:eastAsia="Microsoft YaHei"/>
+                <w:sz w:val="17"/>
+              </w:rPr>
+              <w:t>100.00%</w:t>
+            </w:r>
+          </w:p>
+        </w:tc>
+        <w:tc>
+          <w:tcPr>
+            <w:tcW w:type="dxa" w:w="1170"/>
+            <w:tcMar>
+              <w:top w:w="80" w:type="dxa"/>
+              <w:bottom w:w="80" w:type="dxa"/>
+              <w:start w:w="120" w:type="dxa"/>
+              <w:end w:w="120" w:type="dxa"/>
+            </w:tcMar>
+            <w:vAlign w:val="center"/>
+          </w:tcPr>
+          <w:p>
+            <w:pPr>
+              <w:spacing w:before="0" w:after="0" w:line="252" w:lineRule="auto"/>
+              <w:jc w:val="left"/>
+            </w:pPr>
+            <w:r>
+              <w:rPr>
+                <w:rFonts w:ascii="Calibri" w:hAnsi="Calibri" w:eastAsia="Microsoft YaHei"/>
+                <w:sz w:val="17"/>
+              </w:rPr>
+              <w:t>28.0144 / 0.2276</w:t>
+            </w:r>
+          </w:p>
+        </w:tc>
+        <w:tc>
+          <w:tcPr>
+            <w:tcW w:type="dxa" w:w="1170"/>
+            <w:tcMar>
+              <w:top w:w="80" w:type="dxa"/>
+              <w:bottom w:w="80" w:type="dxa"/>
+              <w:start w:w="120" w:type="dxa"/>
+              <w:end w:w="120" w:type="dxa"/>
+            </w:tcMar>
+            <w:vAlign w:val="center"/>
+          </w:tcPr>
+          <w:p>
+            <w:pPr>
+              <w:spacing w:before="0" w:after="0" w:line="252" w:lineRule="auto"/>
+              <w:jc w:val="left"/>
+            </w:pPr>
+            <w:r>
+              <w:rPr>
+                <w:rFonts w:ascii="Calibri" w:hAnsi="Calibri" w:eastAsia="Microsoft YaHei"/>
+                <w:sz w:val="17"/>
+              </w:rPr>
+              <w:t>28.0144 / 0.2276</w:t>
+            </w:r>
+          </w:p>
+        </w:tc>
+        <w:tc>
+          <w:tcPr>
+            <w:tcW w:type="dxa" w:w="1170"/>
+            <w:tcMar>
+              <w:top w:w="80" w:type="dxa"/>
+              <w:bottom w:w="80" w:type="dxa"/>
+              <w:start w:w="120" w:type="dxa"/>
+              <w:end w:w="120" w:type="dxa"/>
+            </w:tcMar>
+            <w:vAlign w:val="center"/>
+          </w:tcPr>
+          <w:p>
+            <w:pPr>
+              <w:spacing w:before="0" w:after="0" w:line="252" w:lineRule="auto"/>
+              <w:jc w:val="right"/>
+            </w:pPr>
+            <w:r>
+              <w:rPr>
+                <w:rFonts w:ascii="Calibri" w:hAnsi="Calibri" w:eastAsia="Microsoft YaHei"/>
+                <w:sz w:val="17"/>
+              </w:rPr>
+              <w:t>0.00%</w:t>
+            </w:r>
+          </w:p>
+        </w:tc>
+      </w:tr>
+      <w:tr>
+        <w:trPr>
+          <w:cantSplit/>
+        </w:trPr>
+        <w:tc>
+          <w:tcPr>
+            <w:tcW w:type="dxa" w:w="1170"/>
+            <w:tcMar>
+              <w:top w:w="80" w:type="dxa"/>
+              <w:bottom w:w="80" w:type="dxa"/>
+              <w:start w:w="120" w:type="dxa"/>
+              <w:end w:w="120" w:type="dxa"/>
+            </w:tcMar>
+            <w:vAlign w:val="center"/>
+          </w:tcPr>
+          <w:p>
+            <w:pPr>
+              <w:spacing w:before="0" w:after="0" w:line="252" w:lineRule="auto"/>
+              <w:jc w:val="left"/>
+            </w:pPr>
+            <w:r>
+              <w:rPr>
+                <w:rFonts w:ascii="Calibri" w:hAnsi="Calibri" w:eastAsia="Microsoft YaHei"/>
+                <w:sz w:val="17"/>
+              </w:rPr>
+              <w:t>A6</w:t>
+            </w:r>
+          </w:p>
+        </w:tc>
+        <w:tc>
+          <w:tcPr>
+            <w:tcW w:type="dxa" w:w="1170"/>
+            <w:tcMar>
+              <w:top w:w="80" w:type="dxa"/>
+              <w:bottom w:w="80" w:type="dxa"/>
+              <w:start w:w="120" w:type="dxa"/>
+              <w:end w:w="120" w:type="dxa"/>
+            </w:tcMar>
+            <w:vAlign w:val="center"/>
+          </w:tcPr>
+          <w:p>
+            <w:pPr>
+              <w:spacing w:before="0" w:after="0" w:line="252" w:lineRule="auto"/>
+              <w:jc w:val="left"/>
+            </w:pPr>
+            <w:r>
+              <w:rPr>
+                <w:rFonts w:ascii="Calibri" w:hAnsi="Calibri" w:eastAsia="Microsoft YaHei"/>
+                <w:sz w:val="17"/>
+              </w:rPr>
+              <w:t>HC95</w:t>
+            </w:r>
+          </w:p>
+        </w:tc>
+        <w:tc>
+          <w:tcPr>
+            <w:tcW w:type="dxa" w:w="1170"/>
+            <w:tcMar>
+              <w:top w:w="80" w:type="dxa"/>
+              <w:bottom w:w="80" w:type="dxa"/>
+              <w:start w:w="120" w:type="dxa"/>
+              <w:end w:w="120" w:type="dxa"/>
+            </w:tcMar>
+            <w:vAlign w:val="center"/>
+          </w:tcPr>
+          <w:p>
+            <w:pPr>
+              <w:spacing w:before="0" w:after="0" w:line="252" w:lineRule="auto"/>
+              <w:jc w:val="left"/>
+            </w:pPr>
+            <w:r>
+              <w:rPr>
+                <w:rFonts w:ascii="Calibri" w:hAnsi="Calibri" w:eastAsia="Microsoft YaHei"/>
+                <w:sz w:val="17"/>
+              </w:rPr>
+              <w:t>1233/86/41</w:t>
+            </w:r>
+          </w:p>
+        </w:tc>
+        <w:tc>
+          <w:tcPr>
+            <w:tcW w:type="dxa" w:w="1170"/>
+            <w:tcMar>
+              <w:top w:w="80" w:type="dxa"/>
+              <w:bottom w:w="80" w:type="dxa"/>
+              <w:start w:w="120" w:type="dxa"/>
+              <w:end w:w="120" w:type="dxa"/>
+            </w:tcMar>
+            <w:vAlign w:val="center"/>
+          </w:tcPr>
+          <w:p>
+            <w:pPr>
+              <w:spacing w:before="0" w:after="0" w:line="252" w:lineRule="auto"/>
+              <w:jc w:val="right"/>
+            </w:pPr>
+            <w:r>
+              <w:rPr>
+                <w:rFonts w:ascii="Calibri" w:hAnsi="Calibri" w:eastAsia="Microsoft YaHei"/>
+                <w:sz w:val="17"/>
+              </w:rPr>
+              <w:t>90.66%</w:t>
+            </w:r>
+          </w:p>
+        </w:tc>
+        <w:tc>
+          <w:tcPr>
+            <w:tcW w:type="dxa" w:w="1170"/>
+            <w:tcMar>
+              <w:top w:w="80" w:type="dxa"/>
+              <w:bottom w:w="80" w:type="dxa"/>
+              <w:start w:w="120" w:type="dxa"/>
+              <w:end w:w="120" w:type="dxa"/>
+            </w:tcMar>
+            <w:vAlign w:val="center"/>
+          </w:tcPr>
+          <w:p>
+            <w:pPr>
+              <w:spacing w:before="0" w:after="0" w:line="252" w:lineRule="auto"/>
+              <w:jc w:val="right"/>
+            </w:pPr>
+            <w:r>
+              <w:rPr>
+                <w:rFonts w:ascii="Calibri" w:hAnsi="Calibri" w:eastAsia="Microsoft YaHei"/>
+                <w:sz w:val="17"/>
+              </w:rPr>
+              <w:t>96.99%</w:t>
+            </w:r>
+          </w:p>
+        </w:tc>
+        <w:tc>
+          <w:tcPr>
+            <w:tcW w:type="dxa" w:w="1170"/>
+            <w:tcMar>
+              <w:top w:w="80" w:type="dxa"/>
+              <w:bottom w:w="80" w:type="dxa"/>
+              <w:start w:w="120" w:type="dxa"/>
+              <w:end w:w="120" w:type="dxa"/>
+            </w:tcMar>
+            <w:vAlign w:val="center"/>
+          </w:tcPr>
+          <w:p>
+            <w:pPr>
+              <w:spacing w:before="0" w:after="0" w:line="252" w:lineRule="auto"/>
+              <w:jc w:val="left"/>
+            </w:pPr>
+            <w:r>
+              <w:rPr>
+                <w:rFonts w:ascii="Calibri" w:hAnsi="Calibri" w:eastAsia="Microsoft YaHei"/>
+                <w:sz w:val="17"/>
+              </w:rPr>
+              <w:t>21.1455 / 0.1731</w:t>
+            </w:r>
+          </w:p>
+        </w:tc>
+        <w:tc>
+          <w:tcPr>
+            <w:tcW w:type="dxa" w:w="1170"/>
+            <w:tcMar>
+              <w:top w:w="80" w:type="dxa"/>
+              <w:bottom w:w="80" w:type="dxa"/>
+              <w:start w:w="120" w:type="dxa"/>
+              <w:end w:w="120" w:type="dxa"/>
+            </w:tcMar>
+            <w:vAlign w:val="center"/>
+          </w:tcPr>
+          <w:p>
+            <w:pPr>
+              <w:spacing w:before="0" w:after="0" w:line="252" w:lineRule="auto"/>
+              <w:jc w:val="left"/>
+            </w:pPr>
+            <w:r>
+              <w:rPr>
+                <w:rFonts w:ascii="Calibri" w:hAnsi="Calibri" w:eastAsia="Microsoft YaHei"/>
+                <w:sz w:val="17"/>
+              </w:rPr>
+              <w:t>22.3047 / 0.1839</w:t>
+            </w:r>
+          </w:p>
+        </w:tc>
+        <w:tc>
+          <w:tcPr>
+            <w:tcW w:type="dxa" w:w="1170"/>
+            <w:tcMar>
+              <w:top w:w="80" w:type="dxa"/>
+              <w:bottom w:w="80" w:type="dxa"/>
+              <w:start w:w="120" w:type="dxa"/>
+              <w:end w:w="120" w:type="dxa"/>
+            </w:tcMar>
+            <w:vAlign w:val="center"/>
+          </w:tcPr>
+          <w:p>
+            <w:pPr>
+              <w:spacing w:before="0" w:after="0" w:line="252" w:lineRule="auto"/>
+              <w:jc w:val="right"/>
+            </w:pPr>
+            <w:r>
+              <w:rPr>
+                <w:rFonts w:ascii="Calibri" w:hAnsi="Calibri" w:eastAsia="Microsoft YaHei"/>
+                <w:sz w:val="17"/>
+              </w:rPr>
+              <w:t>66.67%</w:t>
+            </w:r>
+          </w:p>
+        </w:tc>
+      </w:tr>
+      <w:tr>
+        <w:trPr>
+          <w:cantSplit/>
+        </w:trPr>
+        <w:tc>
+          <w:tcPr>
+            <w:tcW w:type="dxa" w:w="1170"/>
+            <w:tcMar>
+              <w:top w:w="80" w:type="dxa"/>
+              <w:bottom w:w="80" w:type="dxa"/>
+              <w:start w:w="120" w:type="dxa"/>
+              <w:end w:w="120" w:type="dxa"/>
+            </w:tcMar>
+            <w:vAlign w:val="center"/>
+          </w:tcPr>
+          <w:p>
+            <w:pPr>
+              <w:spacing w:before="0" w:after="0" w:line="252" w:lineRule="auto"/>
+              <w:jc w:val="left"/>
+            </w:pPr>
+            <w:r>
+              <w:rPr>
+                <w:rFonts w:ascii="Calibri" w:hAnsi="Calibri" w:eastAsia="Microsoft YaHei"/>
+                <w:sz w:val="17"/>
+              </w:rPr>
+              <w:t>B5</w:t>
+            </w:r>
+          </w:p>
+        </w:tc>
+        <w:tc>
+          <w:tcPr>
+            <w:tcW w:type="dxa" w:w="1170"/>
+            <w:tcMar>
+              <w:top w:w="80" w:type="dxa"/>
+              <w:bottom w:w="80" w:type="dxa"/>
+              <w:start w:w="120" w:type="dxa"/>
+              <w:end w:w="120" w:type="dxa"/>
+            </w:tcMar>
+            <w:vAlign w:val="center"/>
+          </w:tcPr>
+          <w:p>
+            <w:pPr>
+              <w:spacing w:before="0" w:after="0" w:line="252" w:lineRule="auto"/>
+              <w:jc w:val="left"/>
+            </w:pPr>
+            <w:r>
+              <w:rPr>
+                <w:rFonts w:ascii="Calibri" w:hAnsi="Calibri" w:eastAsia="Microsoft YaHei"/>
+                <w:sz w:val="17"/>
+              </w:rPr>
+              <w:t>FULL</w:t>
+            </w:r>
+          </w:p>
+        </w:tc>
+        <w:tc>
+          <w:tcPr>
+            <w:tcW w:type="dxa" w:w="1170"/>
+            <w:tcMar>
+              <w:top w:w="80" w:type="dxa"/>
+              <w:bottom w:w="80" w:type="dxa"/>
+              <w:start w:w="120" w:type="dxa"/>
+              <w:end w:w="120" w:type="dxa"/>
+            </w:tcMar>
+            <w:vAlign w:val="center"/>
+          </w:tcPr>
+          <w:p>
+            <w:pPr>
+              <w:spacing w:before="0" w:after="0" w:line="252" w:lineRule="auto"/>
+              <w:jc w:val="left"/>
+            </w:pPr>
+            <w:r>
+              <w:rPr>
+                <w:rFonts w:ascii="Calibri" w:hAnsi="Calibri" w:eastAsia="Microsoft YaHei"/>
+                <w:sz w:val="17"/>
+              </w:rPr>
+              <w:t>1360/0/0</w:t>
+            </w:r>
+          </w:p>
+        </w:tc>
+        <w:tc>
+          <w:tcPr>
+            <w:tcW w:type="dxa" w:w="1170"/>
+            <w:tcMar>
+              <w:top w:w="80" w:type="dxa"/>
+              <w:bottom w:w="80" w:type="dxa"/>
+              <w:start w:w="120" w:type="dxa"/>
+              <w:end w:w="120" w:type="dxa"/>
+            </w:tcMar>
+            <w:vAlign w:val="center"/>
+          </w:tcPr>
+          <w:p>
+            <w:pPr>
+              <w:spacing w:before="0" w:after="0" w:line="252" w:lineRule="auto"/>
+              <w:jc w:val="right"/>
+            </w:pPr>
+            <w:r>
+              <w:rPr>
+                <w:rFonts w:ascii="Calibri" w:hAnsi="Calibri" w:eastAsia="Microsoft YaHei"/>
+                <w:sz w:val="17"/>
+              </w:rPr>
+              <w:t>100.00%</w:t>
+            </w:r>
+          </w:p>
+        </w:tc>
+        <w:tc>
+          <w:tcPr>
+            <w:tcW w:type="dxa" w:w="1170"/>
+            <w:tcMar>
+              <w:top w:w="80" w:type="dxa"/>
+              <w:bottom w:w="80" w:type="dxa"/>
+              <w:start w:w="120" w:type="dxa"/>
+              <w:end w:w="120" w:type="dxa"/>
+            </w:tcMar>
+            <w:vAlign w:val="center"/>
+          </w:tcPr>
+          <w:p>
+            <w:pPr>
+              <w:spacing w:before="0" w:after="0" w:line="252" w:lineRule="auto"/>
+              <w:jc w:val="right"/>
+            </w:pPr>
+            <w:r>
+              <w:rPr>
+                <w:rFonts w:ascii="Calibri" w:hAnsi="Calibri" w:eastAsia="Microsoft YaHei"/>
+                <w:sz w:val="17"/>
+              </w:rPr>
+              <w:t>100.00%</w:t>
+            </w:r>
+          </w:p>
+        </w:tc>
+        <w:tc>
+          <w:tcPr>
+            <w:tcW w:type="dxa" w:w="1170"/>
+            <w:tcMar>
+              <w:top w:w="80" w:type="dxa"/>
+              <w:bottom w:w="80" w:type="dxa"/>
+              <w:start w:w="120" w:type="dxa"/>
+              <w:end w:w="120" w:type="dxa"/>
+            </w:tcMar>
+            <w:vAlign w:val="center"/>
+          </w:tcPr>
+          <w:p>
+            <w:pPr>
+              <w:spacing w:before="0" w:after="0" w:line="252" w:lineRule="auto"/>
+              <w:jc w:val="left"/>
+            </w:pPr>
+            <w:r>
+              <w:rPr>
+                <w:rFonts w:ascii="Calibri" w:hAnsi="Calibri" w:eastAsia="Microsoft YaHei"/>
+                <w:sz w:val="17"/>
+              </w:rPr>
+              <w:t>17.4473 / 0.1352</w:t>
+            </w:r>
+          </w:p>
+        </w:tc>
+        <w:tc>
+          <w:tcPr>
+            <w:tcW w:type="dxa" w:w="1170"/>
+            <w:tcMar>
+              <w:top w:w="80" w:type="dxa"/>
+              <w:bottom w:w="80" w:type="dxa"/>
+              <w:start w:w="120" w:type="dxa"/>
+              <w:end w:w="120" w:type="dxa"/>
+            </w:tcMar>
+            <w:vAlign w:val="center"/>
+          </w:tcPr>
+          <w:p>
+            <w:pPr>
+              <w:spacing w:before="0" w:after="0" w:line="252" w:lineRule="auto"/>
+              <w:jc w:val="left"/>
+            </w:pPr>
+            <w:r>
+              <w:rPr>
+                <w:rFonts w:ascii="Calibri" w:hAnsi="Calibri" w:eastAsia="Microsoft YaHei"/>
+                <w:sz w:val="17"/>
+              </w:rPr>
+              <w:t>17.4473 / 0.1352</w:t>
+            </w:r>
+          </w:p>
+        </w:tc>
+        <w:tc>
+          <w:tcPr>
+            <w:tcW w:type="dxa" w:w="1170"/>
+            <w:tcMar>
+              <w:top w:w="80" w:type="dxa"/>
+              <w:bottom w:w="80" w:type="dxa"/>
+              <w:start w:w="120" w:type="dxa"/>
+              <w:end w:w="120" w:type="dxa"/>
+            </w:tcMar>
+            <w:vAlign w:val="center"/>
+          </w:tcPr>
+          <w:p>
+            <w:pPr>
+              <w:spacing w:before="0" w:after="0" w:line="252" w:lineRule="auto"/>
+              <w:jc w:val="right"/>
+            </w:pPr>
+            <w:r>
+              <w:rPr>
+                <w:rFonts w:ascii="Calibri" w:hAnsi="Calibri" w:eastAsia="Microsoft YaHei"/>
+                <w:sz w:val="17"/>
+              </w:rPr>
+              <w:t>0.00%</w:t>
+            </w:r>
+          </w:p>
+        </w:tc>
+      </w:tr>
+      <w:tr>
+        <w:trPr>
+          <w:cantSplit/>
+        </w:trPr>
+        <w:tc>
+          <w:tcPr>
+            <w:tcW w:type="dxa" w:w="1170"/>
+            <w:tcMar>
+              <w:top w:w="80" w:type="dxa"/>
+              <w:bottom w:w="80" w:type="dxa"/>
+              <w:start w:w="120" w:type="dxa"/>
+              <w:end w:w="120" w:type="dxa"/>
+            </w:tcMar>
+            <w:vAlign w:val="center"/>
+          </w:tcPr>
+          <w:p>
+            <w:pPr>
+              <w:spacing w:before="0" w:after="0" w:line="252" w:lineRule="auto"/>
+              <w:jc w:val="left"/>
+            </w:pPr>
+            <w:r>
+              <w:rPr>
+                <w:rFonts w:ascii="Calibri" w:hAnsi="Calibri" w:eastAsia="Microsoft YaHei"/>
+                <w:sz w:val="17"/>
+              </w:rPr>
+              <w:t>B5</w:t>
+            </w:r>
+          </w:p>
+        </w:tc>
+        <w:tc>
+          <w:tcPr>
+            <w:tcW w:type="dxa" w:w="1170"/>
+            <w:tcMar>
+              <w:top w:w="80" w:type="dxa"/>
+              <w:bottom w:w="80" w:type="dxa"/>
+              <w:start w:w="120" w:type="dxa"/>
+              <w:end w:w="120" w:type="dxa"/>
+            </w:tcMar>
+            <w:vAlign w:val="center"/>
+          </w:tcPr>
+          <w:p>
+            <w:pPr>
+              <w:spacing w:before="0" w:after="0" w:line="252" w:lineRule="auto"/>
+              <w:jc w:val="left"/>
+            </w:pPr>
+            <w:r>
+              <w:rPr>
+                <w:rFonts w:ascii="Calibri" w:hAnsi="Calibri" w:eastAsia="Microsoft YaHei"/>
+                <w:sz w:val="17"/>
+              </w:rPr>
+              <w:t>HC95</w:t>
+            </w:r>
+          </w:p>
+        </w:tc>
+        <w:tc>
+          <w:tcPr>
+            <w:tcW w:type="dxa" w:w="1170"/>
+            <w:tcMar>
+              <w:top w:w="80" w:type="dxa"/>
+              <w:bottom w:w="80" w:type="dxa"/>
+              <w:start w:w="120" w:type="dxa"/>
+              <w:end w:w="120" w:type="dxa"/>
+            </w:tcMar>
+            <w:vAlign w:val="center"/>
+          </w:tcPr>
+          <w:p>
+            <w:pPr>
+              <w:spacing w:before="0" w:after="0" w:line="252" w:lineRule="auto"/>
+              <w:jc w:val="left"/>
+            </w:pPr>
+            <w:r>
+              <w:rPr>
+                <w:rFonts w:ascii="Calibri" w:hAnsi="Calibri" w:eastAsia="Microsoft YaHei"/>
+                <w:sz w:val="17"/>
+              </w:rPr>
+              <w:t>1309/33/18</w:t>
+            </w:r>
+          </w:p>
+        </w:tc>
+        <w:tc>
+          <w:tcPr>
+            <w:tcW w:type="dxa" w:w="1170"/>
+            <w:tcMar>
+              <w:top w:w="80" w:type="dxa"/>
+              <w:bottom w:w="80" w:type="dxa"/>
+              <w:start w:w="120" w:type="dxa"/>
+              <w:end w:w="120" w:type="dxa"/>
+            </w:tcMar>
+            <w:vAlign w:val="center"/>
+          </w:tcPr>
+          <w:p>
+            <w:pPr>
+              <w:spacing w:before="0" w:after="0" w:line="252" w:lineRule="auto"/>
+              <w:jc w:val="right"/>
+            </w:pPr>
+            <w:r>
+              <w:rPr>
+                <w:rFonts w:ascii="Calibri" w:hAnsi="Calibri" w:eastAsia="Microsoft YaHei"/>
+                <w:sz w:val="17"/>
+              </w:rPr>
+              <w:t>96.25%</w:t>
+            </w:r>
+          </w:p>
+        </w:tc>
+        <w:tc>
+          <w:tcPr>
+            <w:tcW w:type="dxa" w:w="1170"/>
+            <w:tcMar>
+              <w:top w:w="80" w:type="dxa"/>
+              <w:bottom w:w="80" w:type="dxa"/>
+              <w:start w:w="120" w:type="dxa"/>
+              <w:end w:w="120" w:type="dxa"/>
+            </w:tcMar>
+            <w:vAlign w:val="center"/>
+          </w:tcPr>
+          <w:p>
+            <w:pPr>
+              <w:spacing w:before="0" w:after="0" w:line="252" w:lineRule="auto"/>
+              <w:jc w:val="right"/>
+            </w:pPr>
+            <w:r>
+              <w:rPr>
+                <w:rFonts w:ascii="Calibri" w:hAnsi="Calibri" w:eastAsia="Microsoft YaHei"/>
+                <w:sz w:val="17"/>
+              </w:rPr>
+              <w:t>98.68%</w:t>
+            </w:r>
+          </w:p>
+        </w:tc>
+        <w:tc>
+          <w:tcPr>
+            <w:tcW w:type="dxa" w:w="1170"/>
+            <w:tcMar>
+              <w:top w:w="80" w:type="dxa"/>
+              <w:bottom w:w="80" w:type="dxa"/>
+              <w:start w:w="120" w:type="dxa"/>
+              <w:end w:w="120" w:type="dxa"/>
+            </w:tcMar>
+            <w:vAlign w:val="center"/>
+          </w:tcPr>
+          <w:p>
+            <w:pPr>
+              <w:spacing w:before="0" w:after="0" w:line="252" w:lineRule="auto"/>
+              <w:jc w:val="left"/>
+            </w:pPr>
+            <w:r>
+              <w:rPr>
+                <w:rFonts w:ascii="Calibri" w:hAnsi="Calibri" w:eastAsia="Microsoft YaHei"/>
+                <w:sz w:val="17"/>
+              </w:rPr>
+              <w:t>15.9075 / 0.1197</w:t>
+            </w:r>
+          </w:p>
+        </w:tc>
+        <w:tc>
+          <w:tcPr>
+            <w:tcW w:type="dxa" w:w="1170"/>
+            <w:tcMar>
+              <w:top w:w="80" w:type="dxa"/>
+              <w:bottom w:w="80" w:type="dxa"/>
+              <w:start w:w="120" w:type="dxa"/>
+              <w:end w:w="120" w:type="dxa"/>
+            </w:tcMar>
+            <w:vAlign w:val="center"/>
+          </w:tcPr>
+          <w:p>
+            <w:pPr>
+              <w:spacing w:before="0" w:after="0" w:line="252" w:lineRule="auto"/>
+              <w:jc w:val="left"/>
+            </w:pPr>
+            <w:r>
+              <w:rPr>
+                <w:rFonts w:ascii="Calibri" w:hAnsi="Calibri" w:eastAsia="Microsoft YaHei"/>
+                <w:sz w:val="17"/>
+              </w:rPr>
+              <w:t>16.0983 / 0.1213</w:t>
+            </w:r>
+          </w:p>
+        </w:tc>
+        <w:tc>
+          <w:tcPr>
+            <w:tcW w:type="dxa" w:w="1170"/>
+            <w:tcMar>
+              <w:top w:w="80" w:type="dxa"/>
+              <w:bottom w:w="80" w:type="dxa"/>
+              <w:start w:w="120" w:type="dxa"/>
+              <w:end w:w="120" w:type="dxa"/>
+            </w:tcMar>
+            <w:vAlign w:val="center"/>
+          </w:tcPr>
+          <w:p>
+            <w:pPr>
+              <w:spacing w:before="0" w:after="0" w:line="252" w:lineRule="auto"/>
+              <w:jc w:val="right"/>
+            </w:pPr>
+            <w:r>
+              <w:rPr>
+                <w:rFonts w:ascii="Calibri" w:hAnsi="Calibri" w:eastAsia="Microsoft YaHei"/>
+                <w:sz w:val="17"/>
+              </w:rPr>
+              <w:t>46.67%</w:t>
+            </w:r>
+          </w:p>
+        </w:tc>
+      </w:tr>
+      <w:tr>
+        <w:trPr>
+          <w:cantSplit/>
+        </w:trPr>
+        <w:tc>
+          <w:tcPr>
+            <w:tcW w:type="dxa" w:w="1170"/>
+            <w:tcMar>
+              <w:top w:w="80" w:type="dxa"/>
+              <w:bottom w:w="80" w:type="dxa"/>
+              <w:start w:w="120" w:type="dxa"/>
+              <w:end w:w="120" w:type="dxa"/>
+            </w:tcMar>
+            <w:vAlign w:val="center"/>
+          </w:tcPr>
+          <w:p>
+            <w:pPr>
+              <w:spacing w:before="0" w:after="0" w:line="252" w:lineRule="auto"/>
+              <w:jc w:val="left"/>
+            </w:pPr>
+            <w:r>
+              <w:rPr>
+                <w:rFonts w:ascii="Calibri" w:hAnsi="Calibri" w:eastAsia="Microsoft YaHei"/>
+                <w:sz w:val="17"/>
+              </w:rPr>
+              <w:t>B2</w:t>
+            </w:r>
+          </w:p>
+        </w:tc>
+        <w:tc>
+          <w:tcPr>
+            <w:tcW w:type="dxa" w:w="1170"/>
+            <w:tcMar>
+              <w:top w:w="80" w:type="dxa"/>
+              <w:bottom w:w="80" w:type="dxa"/>
+              <w:start w:w="120" w:type="dxa"/>
+              <w:end w:w="120" w:type="dxa"/>
+            </w:tcMar>
+            <w:vAlign w:val="center"/>
+          </w:tcPr>
+          <w:p>
+            <w:pPr>
+              <w:spacing w:before="0" w:after="0" w:line="252" w:lineRule="auto"/>
+              <w:jc w:val="left"/>
+            </w:pPr>
+            <w:r>
+              <w:rPr>
+                <w:rFonts w:ascii="Calibri" w:hAnsi="Calibri" w:eastAsia="Microsoft YaHei"/>
+                <w:sz w:val="17"/>
+              </w:rPr>
+              <w:t>FULL</w:t>
+            </w:r>
+          </w:p>
+        </w:tc>
+        <w:tc>
+          <w:tcPr>
+            <w:tcW w:type="dxa" w:w="1170"/>
+            <w:tcMar>
+              <w:top w:w="80" w:type="dxa"/>
+              <w:bottom w:w="80" w:type="dxa"/>
+              <w:start w:w="120" w:type="dxa"/>
+              <w:end w:w="120" w:type="dxa"/>
+            </w:tcMar>
+            <w:vAlign w:val="center"/>
+          </w:tcPr>
+          <w:p>
+            <w:pPr>
+              <w:spacing w:before="0" w:after="0" w:line="252" w:lineRule="auto"/>
+              <w:jc w:val="left"/>
+            </w:pPr>
+            <w:r>
+              <w:rPr>
+                <w:rFonts w:ascii="Calibri" w:hAnsi="Calibri" w:eastAsia="Microsoft YaHei"/>
+                <w:sz w:val="17"/>
+              </w:rPr>
+              <w:t>1360/0/0</w:t>
+            </w:r>
+          </w:p>
+        </w:tc>
+        <w:tc>
+          <w:tcPr>
+            <w:tcW w:type="dxa" w:w="1170"/>
+            <w:tcMar>
+              <w:top w:w="80" w:type="dxa"/>
+              <w:bottom w:w="80" w:type="dxa"/>
+              <w:start w:w="120" w:type="dxa"/>
+              <w:end w:w="120" w:type="dxa"/>
+            </w:tcMar>
+            <w:vAlign w:val="center"/>
+          </w:tcPr>
+          <w:p>
+            <w:pPr>
+              <w:spacing w:before="0" w:after="0" w:line="252" w:lineRule="auto"/>
+              <w:jc w:val="right"/>
+            </w:pPr>
+            <w:r>
+              <w:rPr>
+                <w:rFonts w:ascii="Calibri" w:hAnsi="Calibri" w:eastAsia="Microsoft YaHei"/>
+                <w:sz w:val="17"/>
+              </w:rPr>
+              <w:t>100.00%</w:t>
+            </w:r>
+          </w:p>
+        </w:tc>
+        <w:tc>
+          <w:tcPr>
+            <w:tcW w:type="dxa" w:w="1170"/>
+            <w:tcMar>
+              <w:top w:w="80" w:type="dxa"/>
+              <w:bottom w:w="80" w:type="dxa"/>
+              <w:start w:w="120" w:type="dxa"/>
+              <w:end w:w="120" w:type="dxa"/>
+            </w:tcMar>
+            <w:vAlign w:val="center"/>
+          </w:tcPr>
+          <w:p>
+            <w:pPr>
+              <w:spacing w:before="0" w:after="0" w:line="252" w:lineRule="auto"/>
+              <w:jc w:val="right"/>
+            </w:pPr>
+            <w:r>
+              <w:rPr>
+                <w:rFonts w:ascii="Calibri" w:hAnsi="Calibri" w:eastAsia="Microsoft YaHei"/>
+                <w:sz w:val="17"/>
+              </w:rPr>
+              <w:t>100.00%</w:t>
+            </w:r>
+          </w:p>
+        </w:tc>
+        <w:tc>
+          <w:tcPr>
+            <w:tcW w:type="dxa" w:w="1170"/>
+            <w:tcMar>
+              <w:top w:w="80" w:type="dxa"/>
+              <w:bottom w:w="80" w:type="dxa"/>
+              <w:start w:w="120" w:type="dxa"/>
+              <w:end w:w="120" w:type="dxa"/>
+            </w:tcMar>
+            <w:vAlign w:val="center"/>
+          </w:tcPr>
+          <w:p>
+            <w:pPr>
+              <w:spacing w:before="0" w:after="0" w:line="252" w:lineRule="auto"/>
+              <w:jc w:val="left"/>
+            </w:pPr>
+            <w:r>
+              <w:rPr>
+                <w:rFonts w:ascii="Calibri" w:hAnsi="Calibri" w:eastAsia="Microsoft YaHei"/>
+                <w:sz w:val="17"/>
+              </w:rPr>
+              <w:t>14.6564 / 0.1059</w:t>
+            </w:r>
+          </w:p>
+        </w:tc>
+        <w:tc>
+          <w:tcPr>
+            <w:tcW w:type="dxa" w:w="1170"/>
+            <w:tcMar>
+              <w:top w:w="80" w:type="dxa"/>
+              <w:bottom w:w="80" w:type="dxa"/>
+              <w:start w:w="120" w:type="dxa"/>
+              <w:end w:w="120" w:type="dxa"/>
+            </w:tcMar>
+            <w:vAlign w:val="center"/>
+          </w:tcPr>
+          <w:p>
+            <w:pPr>
+              <w:spacing w:before="0" w:after="0" w:line="252" w:lineRule="auto"/>
+              <w:jc w:val="left"/>
+            </w:pPr>
+            <w:r>
+              <w:rPr>
+                <w:rFonts w:ascii="Calibri" w:hAnsi="Calibri" w:eastAsia="Microsoft YaHei"/>
+                <w:sz w:val="17"/>
+              </w:rPr>
+              <w:t>14.6564 / 0.1059</w:t>
+            </w:r>
+          </w:p>
+        </w:tc>
+        <w:tc>
+          <w:tcPr>
+            <w:tcW w:type="dxa" w:w="1170"/>
+            <w:tcMar>
+              <w:top w:w="80" w:type="dxa"/>
+              <w:bottom w:w="80" w:type="dxa"/>
+              <w:start w:w="120" w:type="dxa"/>
+              <w:end w:w="120" w:type="dxa"/>
+            </w:tcMar>
+            <w:vAlign w:val="center"/>
+          </w:tcPr>
+          <w:p>
+            <w:pPr>
+              <w:spacing w:before="0" w:after="0" w:line="252" w:lineRule="auto"/>
+              <w:jc w:val="right"/>
+            </w:pPr>
+            <w:r>
+              <w:rPr>
+                <w:rFonts w:ascii="Calibri" w:hAnsi="Calibri" w:eastAsia="Microsoft YaHei"/>
+                <w:sz w:val="17"/>
+              </w:rPr>
+              <w:t>0.00%</w:t>
+            </w:r>
+          </w:p>
+        </w:tc>
+      </w:tr>
+      <w:tr>
+        <w:trPr>
+          <w:cantSplit/>
+        </w:trPr>
+        <w:tc>
+          <w:tcPr>
+            <w:tcW w:type="dxa" w:w="1170"/>
+            <w:tcMar>
+              <w:top w:w="80" w:type="dxa"/>
+              <w:bottom w:w="80" w:type="dxa"/>
+              <w:start w:w="120" w:type="dxa"/>
+              <w:end w:w="120" w:type="dxa"/>
+            </w:tcMar>
+            <w:vAlign w:val="center"/>
+          </w:tcPr>
+          <w:p>
+            <w:pPr>
+              <w:spacing w:before="0" w:after="0" w:line="252" w:lineRule="auto"/>
+              <w:jc w:val="left"/>
+            </w:pPr>
+            <w:r>
+              <w:rPr>
+                <w:rFonts w:ascii="Calibri" w:hAnsi="Calibri" w:eastAsia="Microsoft YaHei"/>
+                <w:sz w:val="17"/>
+              </w:rPr>
+              <w:t>B2</w:t>
+            </w:r>
+          </w:p>
+        </w:tc>
+        <w:tc>
+          <w:tcPr>
+            <w:tcW w:type="dxa" w:w="1170"/>
+            <w:tcMar>
+              <w:top w:w="80" w:type="dxa"/>
+              <w:bottom w:w="80" w:type="dxa"/>
+              <w:start w:w="120" w:type="dxa"/>
+              <w:end w:w="120" w:type="dxa"/>
+            </w:tcMar>
+            <w:vAlign w:val="center"/>
+          </w:tcPr>
+          <w:p>
+            <w:pPr>
+              <w:spacing w:before="0" w:after="0" w:line="252" w:lineRule="auto"/>
+              <w:jc w:val="left"/>
+            </w:pPr>
+            <w:r>
+              <w:rPr>
+                <w:rFonts w:ascii="Calibri" w:hAnsi="Calibri" w:eastAsia="Microsoft YaHei"/>
+                <w:sz w:val="17"/>
+              </w:rPr>
+              <w:t>HC95</w:t>
+            </w:r>
+          </w:p>
+        </w:tc>
+        <w:tc>
+          <w:tcPr>
+            <w:tcW w:type="dxa" w:w="1170"/>
+            <w:tcMar>
+              <w:top w:w="80" w:type="dxa"/>
+              <w:bottom w:w="80" w:type="dxa"/>
+              <w:start w:w="120" w:type="dxa"/>
+              <w:end w:w="120" w:type="dxa"/>
+            </w:tcMar>
+            <w:vAlign w:val="center"/>
+          </w:tcPr>
+          <w:p>
+            <w:pPr>
+              <w:spacing w:before="0" w:after="0" w:line="252" w:lineRule="auto"/>
+              <w:jc w:val="left"/>
+            </w:pPr>
+            <w:r>
+              <w:rPr>
+                <w:rFonts w:ascii="Calibri" w:hAnsi="Calibri" w:eastAsia="Microsoft YaHei"/>
+                <w:sz w:val="17"/>
+              </w:rPr>
+              <w:t>1301/35/24</w:t>
+            </w:r>
+          </w:p>
+        </w:tc>
+        <w:tc>
+          <w:tcPr>
+            <w:tcW w:type="dxa" w:w="1170"/>
+            <w:tcMar>
+              <w:top w:w="80" w:type="dxa"/>
+              <w:bottom w:w="80" w:type="dxa"/>
+              <w:start w:w="120" w:type="dxa"/>
+              <w:end w:w="120" w:type="dxa"/>
+            </w:tcMar>
+            <w:vAlign w:val="center"/>
+          </w:tcPr>
+          <w:p>
+            <w:pPr>
+              <w:spacing w:before="0" w:after="0" w:line="252" w:lineRule="auto"/>
+              <w:jc w:val="right"/>
+            </w:pPr>
+            <w:r>
+              <w:rPr>
+                <w:rFonts w:ascii="Calibri" w:hAnsi="Calibri" w:eastAsia="Microsoft YaHei"/>
+                <w:sz w:val="17"/>
+              </w:rPr>
+              <w:t>95.66%</w:t>
+            </w:r>
+          </w:p>
+        </w:tc>
+        <w:tc>
+          <w:tcPr>
+            <w:tcW w:type="dxa" w:w="1170"/>
+            <w:tcMar>
+              <w:top w:w="80" w:type="dxa"/>
+              <w:bottom w:w="80" w:type="dxa"/>
+              <w:start w:w="120" w:type="dxa"/>
+              <w:end w:w="120" w:type="dxa"/>
+            </w:tcMar>
+            <w:vAlign w:val="center"/>
+          </w:tcPr>
+          <w:p>
+            <w:pPr>
+              <w:spacing w:before="0" w:after="0" w:line="252" w:lineRule="auto"/>
+              <w:jc w:val="right"/>
+            </w:pPr>
+            <w:r>
+              <w:rPr>
+                <w:rFonts w:ascii="Calibri" w:hAnsi="Calibri" w:eastAsia="Microsoft YaHei"/>
+                <w:sz w:val="17"/>
+              </w:rPr>
+              <w:t>98.24%</w:t>
+            </w:r>
+          </w:p>
+        </w:tc>
+        <w:tc>
+          <w:tcPr>
+            <w:tcW w:type="dxa" w:w="1170"/>
+            <w:tcMar>
+              <w:top w:w="80" w:type="dxa"/>
+              <w:bottom w:w="80" w:type="dxa"/>
+              <w:start w:w="120" w:type="dxa"/>
+              <w:end w:w="120" w:type="dxa"/>
+            </w:tcMar>
+            <w:vAlign w:val="center"/>
+          </w:tcPr>
+          <w:p>
+            <w:pPr>
+              <w:spacing w:before="0" w:after="0" w:line="252" w:lineRule="auto"/>
+              <w:jc w:val="left"/>
+            </w:pPr>
+            <w:r>
+              <w:rPr>
+                <w:rFonts w:ascii="Calibri" w:hAnsi="Calibri" w:eastAsia="Microsoft YaHei"/>
+                <w:b/>
+                <w:sz w:val="17"/>
+              </w:rPr>
+              <w:t>12.6729 / 0.0857</w:t>
+            </w:r>
+          </w:p>
+        </w:tc>
+        <w:tc>
+          <w:tcPr>
+            <w:tcW w:type="dxa" w:w="1170"/>
+            <w:tcMar>
+              <w:top w:w="80" w:type="dxa"/>
+              <w:bottom w:w="80" w:type="dxa"/>
+              <w:start w:w="120" w:type="dxa"/>
+              <w:end w:w="120" w:type="dxa"/>
+            </w:tcMar>
+            <w:vAlign w:val="center"/>
+          </w:tcPr>
+          <w:p>
+            <w:pPr>
+              <w:spacing w:before="0" w:after="0" w:line="252" w:lineRule="auto"/>
+              <w:jc w:val="left"/>
+            </w:pPr>
+            <w:r>
+              <w:rPr>
+                <w:rFonts w:ascii="Calibri" w:hAnsi="Calibri" w:eastAsia="Microsoft YaHei"/>
+                <w:b/>
+                <w:sz w:val="17"/>
+              </w:rPr>
+              <w:t>12.8614 / 0.0858</w:t>
+            </w:r>
+          </w:p>
+        </w:tc>
+        <w:tc>
+          <w:tcPr>
+            <w:tcW w:type="dxa" w:w="1170"/>
+            <w:tcMar>
+              <w:top w:w="80" w:type="dxa"/>
+              <w:bottom w:w="80" w:type="dxa"/>
+              <w:start w:w="120" w:type="dxa"/>
+              <w:end w:w="120" w:type="dxa"/>
+            </w:tcMar>
+            <w:vAlign w:val="center"/>
+          </w:tcPr>
+          <w:p>
+            <w:pPr>
+              <w:spacing w:before="0" w:after="0" w:line="252" w:lineRule="auto"/>
+              <w:jc w:val="left"/>
+            </w:pPr>
+            <w:r>
+              <w:rPr>
+                <w:rFonts w:ascii="Calibri" w:hAnsi="Calibri" w:eastAsia="Microsoft YaHei"/>
+                <w:b/>
+                <w:sz w:val="17"/>
+              </w:rPr>
+              <w:t>70.00%</w:t>
+            </w:r>
+          </w:p>
+        </w:tc>
+      </w:tr>
+    </w:tbl>
+    <w:p>
+      <w:pPr>
+        <w:pStyle w:val="TableCitation"/>
+      </w:pPr>
+      <w:r/>
+    </w:p>
+    <w:p>
+      <w:pPr/>
+      <w:r>
+        <w:rPr>
+          <w:rFonts w:ascii="Calibri" w:hAnsi="Calibri" w:eastAsia="Microsoft YaHei"/>
+        </w:rPr>
+        <w:t>B2-HC95 只 reject 24 个窗口并把 35 个窗口转入 review，却识别 7/10 个分类错误；匹配随机拒绝的错路由平均召回约为 4.02%。该结果支持 QC 作为高覆盖率风险分流层，但不表示 QC 修复了被复核或拒绝的预测。</w:t>
+      </w:r>
+    </w:p>
+    <w:p>
+      <w:pPr/>
+      <w:r>
+        <w:rPr>
+          <w:rFonts w:ascii="Calibri" w:hAnsi="Calibri" w:eastAsia="Microsoft YaHei"/>
+        </w:rPr>
+        <w:t xml:space="preserve">为分离路由误差与数值回归误差，扩展实验保留全部 1360 个测试窗口和原 QC mask，只强制 </w:t>
       </w:r>
       <w:r>
         <w:rPr>
@@ -8573,13 +10965,27 @@
           <w:color w:val="1F4D78"/>
           <w:sz w:val="19"/>
         </w:rPr>
-        <w:t>true_class</w:t>
+        <w:t>route_class=true_class</w:t>
       </w:r>
       <w:r>
         <w:rPr>
           <w:rFonts w:ascii="Calibri" w:hAnsi="Calibri" w:eastAsia="Microsoft YaHei"/>
         </w:rPr>
-        <w:t xml:space="preserve"> 量程，不能作为部署方法。正式回归阶段应从选定的五种子分类器重新导出 C5 流，并在 test 未打开前完成 fixed H2.3+、fixed H8、简单 gate 和新 deployment-visible selector 的选择。</w:t>
+        <w:t xml:space="preserve">。A6/B5/B2 的 FULL forced-true-route RMSE/NRMSE 均为 </w:t>
+      </w:r>
+      <w:r>
+        <w:rPr>
+          <w:rFonts w:ascii="Consolas" w:hAnsi="Consolas" w:eastAsia="Microsoft YaHei"/>
+          <w:color w:val="1F4D78"/>
+          <w:sz w:val="19"/>
+        </w:rPr>
+        <w:t>11.9082/0.0690</w:t>
+      </w:r>
+      <w:r>
+        <w:rPr>
+          <w:rFonts w:ascii="Calibri" w:hAnsi="Calibri" w:eastAsia="Microsoft YaHei"/>
+        </w:rPr>
+        <w:t>。这一上界保留了原本误分类的困难窗口，因此不同于删除错误窗口的 S_CC，也不能作为部署指标。</w:t>
       </w:r>
     </w:p>
     <w:p>
@@ -8587,7 +10993,1282 @@
         <w:pStyle w:val="Heading2"/>
       </w:pPr>
       <w:r>
-        <w:t>8.4 当前系统证据与缺口</w:t>
+        <w:t>8.5 B2/B5 跨方向验证</w:t>
+      </w:r>
+    </w:p>
+    <w:tbl>
+      <w:tblPr>
+        <w:tblStyle w:val="TableGrid"/>
+        <w:tblW w:type="dxa" w:w="9360"/>
+        <w:jc w:val="center"/>
+        <w:tblLayout w:type="fixed"/>
+        <w:tblLook w:firstColumn="1" w:firstRow="1" w:lastColumn="0" w:lastRow="0" w:noHBand="0" w:noVBand="1" w:val="04A0"/>
+        <w:tblInd w:w="120" w:type="dxa"/>
+      </w:tblPr>
+      <w:tblGrid>
+        <w:gridCol w:w="1560"/>
+        <w:gridCol w:w="1560"/>
+        <w:gridCol w:w="1560"/>
+        <w:gridCol w:w="1560"/>
+        <w:gridCol w:w="1560"/>
+        <w:gridCol w:w="1560"/>
+      </w:tblGrid>
+      <w:tr>
+        <w:trPr>
+          <w:tblHeader w:val="true"/>
+          <w:cantSplit/>
+        </w:trPr>
+        <w:tc>
+          <w:tcPr>
+            <w:tcW w:type="dxa" w:w="1560"/>
+            <w:shd w:fill="F4F6F9"/>
+            <w:tcMar>
+              <w:top w:w="80" w:type="dxa"/>
+              <w:bottom w:w="80" w:type="dxa"/>
+              <w:start w:w="120" w:type="dxa"/>
+              <w:end w:w="120" w:type="dxa"/>
+            </w:tcMar>
+            <w:vAlign w:val="center"/>
+          </w:tcPr>
+          <w:p>
+            <w:pPr>
+              <w:keepNext/>
+              <w:spacing w:before="0" w:after="0" w:line="252" w:lineRule="auto"/>
+              <w:jc w:val="center"/>
+            </w:pPr>
+            <w:r>
+              <w:rPr>
+                <w:rFonts w:ascii="Calibri" w:hAnsi="Calibri" w:eastAsia="Microsoft YaHei"/>
+                <w:b/>
+                <w:color w:val="202832"/>
+                <w:sz w:val="17"/>
+              </w:rPr>
+              <w:t>源域 -&gt; 目标域</w:t>
+            </w:r>
+          </w:p>
+        </w:tc>
+        <w:tc>
+          <w:tcPr>
+            <w:tcW w:type="dxa" w:w="1560"/>
+            <w:shd w:fill="F4F6F9"/>
+            <w:tcMar>
+              <w:top w:w="80" w:type="dxa"/>
+              <w:bottom w:w="80" w:type="dxa"/>
+              <w:start w:w="120" w:type="dxa"/>
+              <w:end w:w="120" w:type="dxa"/>
+            </w:tcMar>
+            <w:vAlign w:val="center"/>
+          </w:tcPr>
+          <w:p>
+            <w:pPr>
+              <w:keepNext/>
+              <w:spacing w:before="0" w:after="0" w:line="252" w:lineRule="auto"/>
+              <w:jc w:val="center"/>
+            </w:pPr>
+            <w:r>
+              <w:rPr>
+                <w:rFonts w:ascii="Calibri" w:hAnsi="Calibri" w:eastAsia="Microsoft YaHei"/>
+                <w:b/>
+                <w:color w:val="202832"/>
+                <w:sz w:val="17"/>
+              </w:rPr>
+              <w:t>模型</w:t>
+            </w:r>
+          </w:p>
+        </w:tc>
+        <w:tc>
+          <w:tcPr>
+            <w:tcW w:type="dxa" w:w="1560"/>
+            <w:shd w:fill="F4F6F9"/>
+            <w:tcMar>
+              <w:top w:w="80" w:type="dxa"/>
+              <w:bottom w:w="80" w:type="dxa"/>
+              <w:start w:w="120" w:type="dxa"/>
+              <w:end w:w="120" w:type="dxa"/>
+            </w:tcMar>
+            <w:vAlign w:val="center"/>
+          </w:tcPr>
+          <w:p>
+            <w:pPr>
+              <w:keepNext/>
+              <w:spacing w:before="0" w:after="0" w:line="252" w:lineRule="auto"/>
+              <w:jc w:val="center"/>
+            </w:pPr>
+            <w:r>
+              <w:rPr>
+                <w:rFonts w:ascii="Calibri" w:hAnsi="Calibri" w:eastAsia="Microsoft YaHei"/>
+                <w:b/>
+                <w:color w:val="202832"/>
+                <w:sz w:val="17"/>
+              </w:rPr>
+              <w:t>Accuracy</w:t>
+            </w:r>
+          </w:p>
+        </w:tc>
+        <w:tc>
+          <w:tcPr>
+            <w:tcW w:type="dxa" w:w="1560"/>
+            <w:shd w:fill="F4F6F9"/>
+            <w:tcMar>
+              <w:top w:w="80" w:type="dxa"/>
+              <w:bottom w:w="80" w:type="dxa"/>
+              <w:start w:w="120" w:type="dxa"/>
+              <w:end w:w="120" w:type="dxa"/>
+            </w:tcMar>
+            <w:vAlign w:val="center"/>
+          </w:tcPr>
+          <w:p>
+            <w:pPr>
+              <w:keepNext/>
+              <w:spacing w:before="0" w:after="0" w:line="252" w:lineRule="auto"/>
+              <w:jc w:val="center"/>
+            </w:pPr>
+            <w:r>
+              <w:rPr>
+                <w:rFonts w:ascii="Calibri" w:hAnsi="Calibri" w:eastAsia="Microsoft YaHei"/>
+                <w:b/>
+                <w:color w:val="202832"/>
+                <w:sz w:val="17"/>
+              </w:rPr>
+              <w:t>Macro-F1</w:t>
+            </w:r>
+          </w:p>
+        </w:tc>
+        <w:tc>
+          <w:tcPr>
+            <w:tcW w:type="dxa" w:w="1560"/>
+            <w:shd w:fill="F4F6F9"/>
+            <w:tcMar>
+              <w:top w:w="80" w:type="dxa"/>
+              <w:bottom w:w="80" w:type="dxa"/>
+              <w:start w:w="120" w:type="dxa"/>
+              <w:end w:w="120" w:type="dxa"/>
+            </w:tcMar>
+            <w:vAlign w:val="center"/>
+          </w:tcPr>
+          <w:p>
+            <w:pPr>
+              <w:keepNext/>
+              <w:spacing w:before="0" w:after="0" w:line="252" w:lineRule="auto"/>
+              <w:jc w:val="center"/>
+            </w:pPr>
+            <w:r>
+              <w:rPr>
+                <w:rFonts w:ascii="Calibri" w:hAnsi="Calibri" w:eastAsia="Microsoft YaHei"/>
+                <w:b/>
+                <w:color w:val="202832"/>
+                <w:sz w:val="17"/>
+              </w:rPr>
+              <w:t>NLL</w:t>
+            </w:r>
+          </w:p>
+        </w:tc>
+        <w:tc>
+          <w:tcPr>
+            <w:tcW w:type="dxa" w:w="1560"/>
+            <w:shd w:fill="F4F6F9"/>
+            <w:tcMar>
+              <w:top w:w="80" w:type="dxa"/>
+              <w:bottom w:w="80" w:type="dxa"/>
+              <w:start w:w="120" w:type="dxa"/>
+              <w:end w:w="120" w:type="dxa"/>
+            </w:tcMar>
+            <w:vAlign w:val="center"/>
+          </w:tcPr>
+          <w:p>
+            <w:pPr>
+              <w:keepNext/>
+              <w:spacing w:before="0" w:after="0" w:line="252" w:lineRule="auto"/>
+              <w:jc w:val="center"/>
+            </w:pPr>
+            <w:r>
+              <w:rPr>
+                <w:rFonts w:ascii="Calibri" w:hAnsi="Calibri" w:eastAsia="Microsoft YaHei"/>
+                <w:b/>
+                <w:color w:val="202832"/>
+                <w:sz w:val="17"/>
+              </w:rPr>
+              <w:t>ECE</w:t>
+            </w:r>
+          </w:p>
+        </w:tc>
+      </w:tr>
+      <w:tr>
+        <w:trPr>
+          <w:cantSplit/>
+        </w:trPr>
+        <w:tc>
+          <w:tcPr>
+            <w:tcW w:type="dxa" w:w="1560"/>
+            <w:tcMar>
+              <w:top w:w="80" w:type="dxa"/>
+              <w:bottom w:w="80" w:type="dxa"/>
+              <w:start w:w="120" w:type="dxa"/>
+              <w:end w:w="120" w:type="dxa"/>
+            </w:tcMar>
+            <w:vAlign w:val="center"/>
+          </w:tcPr>
+          <w:p>
+            <w:pPr>
+              <w:spacing w:before="0" w:after="0" w:line="252" w:lineRule="auto"/>
+              <w:jc w:val="left"/>
+            </w:pPr>
+            <w:r>
+              <w:rPr>
+                <w:rFonts w:ascii="Calibri" w:hAnsi="Calibri" w:eastAsia="Microsoft YaHei"/>
+                <w:sz w:val="17"/>
+              </w:rPr>
+              <w:t>C1 -&gt; C5</w:t>
+            </w:r>
+          </w:p>
+        </w:tc>
+        <w:tc>
+          <w:tcPr>
+            <w:tcW w:type="dxa" w:w="1560"/>
+            <w:tcMar>
+              <w:top w:w="80" w:type="dxa"/>
+              <w:bottom w:w="80" w:type="dxa"/>
+              <w:start w:w="120" w:type="dxa"/>
+              <w:end w:w="120" w:type="dxa"/>
+            </w:tcMar>
+            <w:vAlign w:val="center"/>
+          </w:tcPr>
+          <w:p>
+            <w:pPr>
+              <w:spacing w:before="0" w:after="0" w:line="252" w:lineRule="auto"/>
+              <w:jc w:val="left"/>
+            </w:pPr>
+            <w:r>
+              <w:rPr>
+                <w:rFonts w:ascii="Calibri" w:hAnsi="Calibri" w:eastAsia="Microsoft YaHei"/>
+                <w:sz w:val="17"/>
+              </w:rPr>
+              <w:t>B2</w:t>
+            </w:r>
+          </w:p>
+        </w:tc>
+        <w:tc>
+          <w:tcPr>
+            <w:tcW w:type="dxa" w:w="1560"/>
+            <w:tcMar>
+              <w:top w:w="80" w:type="dxa"/>
+              <w:bottom w:w="80" w:type="dxa"/>
+              <w:start w:w="120" w:type="dxa"/>
+              <w:end w:w="120" w:type="dxa"/>
+            </w:tcMar>
+            <w:vAlign w:val="center"/>
+          </w:tcPr>
+          <w:p>
+            <w:pPr>
+              <w:spacing w:before="0" w:after="0" w:line="252" w:lineRule="auto"/>
+              <w:jc w:val="left"/>
+            </w:pPr>
+            <w:r>
+              <w:rPr>
+                <w:rFonts w:ascii="Calibri" w:hAnsi="Calibri" w:eastAsia="Microsoft YaHei"/>
+                <w:b/>
+                <w:sz w:val="17"/>
+              </w:rPr>
+              <w:t>98.8971%</w:t>
+            </w:r>
+          </w:p>
+        </w:tc>
+        <w:tc>
+          <w:tcPr>
+            <w:tcW w:type="dxa" w:w="1560"/>
+            <w:tcMar>
+              <w:top w:w="80" w:type="dxa"/>
+              <w:bottom w:w="80" w:type="dxa"/>
+              <w:start w:w="120" w:type="dxa"/>
+              <w:end w:w="120" w:type="dxa"/>
+            </w:tcMar>
+            <w:vAlign w:val="center"/>
+          </w:tcPr>
+          <w:p>
+            <w:pPr>
+              <w:spacing w:before="0" w:after="0" w:line="252" w:lineRule="auto"/>
+              <w:jc w:val="left"/>
+            </w:pPr>
+            <w:r>
+              <w:rPr>
+                <w:rFonts w:ascii="Calibri" w:hAnsi="Calibri" w:eastAsia="Microsoft YaHei"/>
+                <w:b/>
+                <w:sz w:val="17"/>
+              </w:rPr>
+              <w:t>98.8954%</w:t>
+            </w:r>
+          </w:p>
+        </w:tc>
+        <w:tc>
+          <w:tcPr>
+            <w:tcW w:type="dxa" w:w="1560"/>
+            <w:tcMar>
+              <w:top w:w="80" w:type="dxa"/>
+              <w:bottom w:w="80" w:type="dxa"/>
+              <w:start w:w="120" w:type="dxa"/>
+              <w:end w:w="120" w:type="dxa"/>
+            </w:tcMar>
+            <w:vAlign w:val="center"/>
+          </w:tcPr>
+          <w:p>
+            <w:pPr>
+              <w:spacing w:before="0" w:after="0" w:line="252" w:lineRule="auto"/>
+              <w:jc w:val="left"/>
+            </w:pPr>
+            <w:r>
+              <w:rPr>
+                <w:rFonts w:ascii="Calibri" w:hAnsi="Calibri" w:eastAsia="Microsoft YaHei"/>
+                <w:b/>
+                <w:sz w:val="17"/>
+              </w:rPr>
+              <w:t>0.1008</w:t>
+            </w:r>
+          </w:p>
+        </w:tc>
+        <w:tc>
+          <w:tcPr>
+            <w:tcW w:type="dxa" w:w="1560"/>
+            <w:tcMar>
+              <w:top w:w="80" w:type="dxa"/>
+              <w:bottom w:w="80" w:type="dxa"/>
+              <w:start w:w="120" w:type="dxa"/>
+              <w:end w:w="120" w:type="dxa"/>
+            </w:tcMar>
+            <w:vAlign w:val="center"/>
+          </w:tcPr>
+          <w:p>
+            <w:pPr>
+              <w:spacing w:before="0" w:after="0" w:line="252" w:lineRule="auto"/>
+              <w:jc w:val="left"/>
+            </w:pPr>
+            <w:r>
+              <w:rPr>
+                <w:rFonts w:ascii="Calibri" w:hAnsi="Calibri" w:eastAsia="Microsoft YaHei"/>
+                <w:b/>
+                <w:sz w:val="17"/>
+              </w:rPr>
+              <w:t>0.0107</w:t>
+            </w:r>
+          </w:p>
+        </w:tc>
+      </w:tr>
+      <w:tr>
+        <w:trPr>
+          <w:cantSplit/>
+        </w:trPr>
+        <w:tc>
+          <w:tcPr>
+            <w:tcW w:type="dxa" w:w="1560"/>
+            <w:tcMar>
+              <w:top w:w="80" w:type="dxa"/>
+              <w:bottom w:w="80" w:type="dxa"/>
+              <w:start w:w="120" w:type="dxa"/>
+              <w:end w:w="120" w:type="dxa"/>
+            </w:tcMar>
+            <w:vAlign w:val="center"/>
+          </w:tcPr>
+          <w:p>
+            <w:pPr>
+              <w:spacing w:before="0" w:after="0" w:line="252" w:lineRule="auto"/>
+              <w:jc w:val="left"/>
+            </w:pPr>
+            <w:r>
+              <w:rPr>
+                <w:rFonts w:ascii="Calibri" w:hAnsi="Calibri" w:eastAsia="Microsoft YaHei"/>
+                <w:sz w:val="17"/>
+              </w:rPr>
+              <w:t>C1 -&gt; C5</w:t>
+            </w:r>
+          </w:p>
+        </w:tc>
+        <w:tc>
+          <w:tcPr>
+            <w:tcW w:type="dxa" w:w="1560"/>
+            <w:tcMar>
+              <w:top w:w="80" w:type="dxa"/>
+              <w:bottom w:w="80" w:type="dxa"/>
+              <w:start w:w="120" w:type="dxa"/>
+              <w:end w:w="120" w:type="dxa"/>
+            </w:tcMar>
+            <w:vAlign w:val="center"/>
+          </w:tcPr>
+          <w:p>
+            <w:pPr>
+              <w:spacing w:before="0" w:after="0" w:line="252" w:lineRule="auto"/>
+              <w:jc w:val="left"/>
+            </w:pPr>
+            <w:r>
+              <w:rPr>
+                <w:rFonts w:ascii="Calibri" w:hAnsi="Calibri" w:eastAsia="Microsoft YaHei"/>
+                <w:sz w:val="17"/>
+              </w:rPr>
+              <w:t>B5</w:t>
+            </w:r>
+          </w:p>
+        </w:tc>
+        <w:tc>
+          <w:tcPr>
+            <w:tcW w:type="dxa" w:w="1560"/>
+            <w:tcMar>
+              <w:top w:w="80" w:type="dxa"/>
+              <w:bottom w:w="80" w:type="dxa"/>
+              <w:start w:w="120" w:type="dxa"/>
+              <w:end w:w="120" w:type="dxa"/>
+            </w:tcMar>
+            <w:vAlign w:val="center"/>
+          </w:tcPr>
+          <w:p>
+            <w:pPr>
+              <w:spacing w:before="0" w:after="0" w:line="252" w:lineRule="auto"/>
+              <w:jc w:val="right"/>
+            </w:pPr>
+            <w:r>
+              <w:rPr>
+                <w:rFonts w:ascii="Calibri" w:hAnsi="Calibri" w:eastAsia="Microsoft YaHei"/>
+                <w:sz w:val="17"/>
+              </w:rPr>
+              <w:t>98.3088%</w:t>
+            </w:r>
+          </w:p>
+        </w:tc>
+        <w:tc>
+          <w:tcPr>
+            <w:tcW w:type="dxa" w:w="1560"/>
+            <w:tcMar>
+              <w:top w:w="80" w:type="dxa"/>
+              <w:bottom w:w="80" w:type="dxa"/>
+              <w:start w:w="120" w:type="dxa"/>
+              <w:end w:w="120" w:type="dxa"/>
+            </w:tcMar>
+            <w:vAlign w:val="center"/>
+          </w:tcPr>
+          <w:p>
+            <w:pPr>
+              <w:spacing w:before="0" w:after="0" w:line="252" w:lineRule="auto"/>
+              <w:jc w:val="right"/>
+            </w:pPr>
+            <w:r>
+              <w:rPr>
+                <w:rFonts w:ascii="Calibri" w:hAnsi="Calibri" w:eastAsia="Microsoft YaHei"/>
+                <w:sz w:val="17"/>
+              </w:rPr>
+              <w:t>98.3131%</w:t>
+            </w:r>
+          </w:p>
+        </w:tc>
+        <w:tc>
+          <w:tcPr>
+            <w:tcW w:type="dxa" w:w="1560"/>
+            <w:tcMar>
+              <w:top w:w="80" w:type="dxa"/>
+              <w:bottom w:w="80" w:type="dxa"/>
+              <w:start w:w="120" w:type="dxa"/>
+              <w:end w:w="120" w:type="dxa"/>
+            </w:tcMar>
+            <w:vAlign w:val="center"/>
+          </w:tcPr>
+          <w:p>
+            <w:pPr>
+              <w:spacing w:before="0" w:after="0" w:line="252" w:lineRule="auto"/>
+              <w:jc w:val="right"/>
+            </w:pPr>
+            <w:r>
+              <w:rPr>
+                <w:rFonts w:ascii="Calibri" w:hAnsi="Calibri" w:eastAsia="Microsoft YaHei"/>
+                <w:sz w:val="17"/>
+              </w:rPr>
+              <w:t>0.1322</w:t>
+            </w:r>
+          </w:p>
+        </w:tc>
+        <w:tc>
+          <w:tcPr>
+            <w:tcW w:type="dxa" w:w="1560"/>
+            <w:tcMar>
+              <w:top w:w="80" w:type="dxa"/>
+              <w:bottom w:w="80" w:type="dxa"/>
+              <w:start w:w="120" w:type="dxa"/>
+              <w:end w:w="120" w:type="dxa"/>
+            </w:tcMar>
+            <w:vAlign w:val="center"/>
+          </w:tcPr>
+          <w:p>
+            <w:pPr>
+              <w:spacing w:before="0" w:after="0" w:line="252" w:lineRule="auto"/>
+              <w:jc w:val="right"/>
+            </w:pPr>
+            <w:r>
+              <w:rPr>
+                <w:rFonts w:ascii="Calibri" w:hAnsi="Calibri" w:eastAsia="Microsoft YaHei"/>
+                <w:sz w:val="17"/>
+              </w:rPr>
+              <w:t>0.0150</w:t>
+            </w:r>
+          </w:p>
+        </w:tc>
+      </w:tr>
+      <w:tr>
+        <w:trPr>
+          <w:cantSplit/>
+        </w:trPr>
+        <w:tc>
+          <w:tcPr>
+            <w:tcW w:type="dxa" w:w="1560"/>
+            <w:tcMar>
+              <w:top w:w="80" w:type="dxa"/>
+              <w:bottom w:w="80" w:type="dxa"/>
+              <w:start w:w="120" w:type="dxa"/>
+              <w:end w:w="120" w:type="dxa"/>
+            </w:tcMar>
+            <w:vAlign w:val="center"/>
+          </w:tcPr>
+          <w:p>
+            <w:pPr>
+              <w:spacing w:before="0" w:after="0" w:line="252" w:lineRule="auto"/>
+              <w:jc w:val="left"/>
+            </w:pPr>
+            <w:r>
+              <w:rPr>
+                <w:rFonts w:ascii="Calibri" w:hAnsi="Calibri" w:eastAsia="Microsoft YaHei"/>
+                <w:sz w:val="17"/>
+              </w:rPr>
+              <w:t>C5 -&gt; C1</w:t>
+            </w:r>
+          </w:p>
+        </w:tc>
+        <w:tc>
+          <w:tcPr>
+            <w:tcW w:type="dxa" w:w="1560"/>
+            <w:tcMar>
+              <w:top w:w="80" w:type="dxa"/>
+              <w:bottom w:w="80" w:type="dxa"/>
+              <w:start w:w="120" w:type="dxa"/>
+              <w:end w:w="120" w:type="dxa"/>
+            </w:tcMar>
+            <w:vAlign w:val="center"/>
+          </w:tcPr>
+          <w:p>
+            <w:pPr>
+              <w:spacing w:before="0" w:after="0" w:line="252" w:lineRule="auto"/>
+              <w:jc w:val="left"/>
+            </w:pPr>
+            <w:r>
+              <w:rPr>
+                <w:rFonts w:ascii="Calibri" w:hAnsi="Calibri" w:eastAsia="Microsoft YaHei"/>
+                <w:sz w:val="17"/>
+              </w:rPr>
+              <w:t>B2</w:t>
+            </w:r>
+          </w:p>
+        </w:tc>
+        <w:tc>
+          <w:tcPr>
+            <w:tcW w:type="dxa" w:w="1560"/>
+            <w:tcMar>
+              <w:top w:w="80" w:type="dxa"/>
+              <w:bottom w:w="80" w:type="dxa"/>
+              <w:start w:w="120" w:type="dxa"/>
+              <w:end w:w="120" w:type="dxa"/>
+            </w:tcMar>
+            <w:vAlign w:val="center"/>
+          </w:tcPr>
+          <w:p>
+            <w:pPr>
+              <w:spacing w:before="0" w:after="0" w:line="252" w:lineRule="auto"/>
+              <w:jc w:val="right"/>
+            </w:pPr>
+            <w:r>
+              <w:rPr>
+                <w:rFonts w:ascii="Calibri" w:hAnsi="Calibri" w:eastAsia="Microsoft YaHei"/>
+                <w:sz w:val="17"/>
+              </w:rPr>
+              <w:t>97.6493%</w:t>
+            </w:r>
+          </w:p>
+        </w:tc>
+        <w:tc>
+          <w:tcPr>
+            <w:tcW w:type="dxa" w:w="1560"/>
+            <w:tcMar>
+              <w:top w:w="80" w:type="dxa"/>
+              <w:bottom w:w="80" w:type="dxa"/>
+              <w:start w:w="120" w:type="dxa"/>
+              <w:end w:w="120" w:type="dxa"/>
+            </w:tcMar>
+            <w:vAlign w:val="center"/>
+          </w:tcPr>
+          <w:p>
+            <w:pPr>
+              <w:spacing w:before="0" w:after="0" w:line="252" w:lineRule="auto"/>
+              <w:jc w:val="right"/>
+            </w:pPr>
+            <w:r>
+              <w:rPr>
+                <w:rFonts w:ascii="Calibri" w:hAnsi="Calibri" w:eastAsia="Microsoft YaHei"/>
+                <w:sz w:val="17"/>
+              </w:rPr>
+              <w:t>97.6525%</w:t>
+            </w:r>
+          </w:p>
+        </w:tc>
+        <w:tc>
+          <w:tcPr>
+            <w:tcW w:type="dxa" w:w="1560"/>
+            <w:tcMar>
+              <w:top w:w="80" w:type="dxa"/>
+              <w:bottom w:w="80" w:type="dxa"/>
+              <w:start w:w="120" w:type="dxa"/>
+              <w:end w:w="120" w:type="dxa"/>
+            </w:tcMar>
+            <w:vAlign w:val="center"/>
+          </w:tcPr>
+          <w:p>
+            <w:pPr>
+              <w:spacing w:before="0" w:after="0" w:line="252" w:lineRule="auto"/>
+              <w:jc w:val="right"/>
+            </w:pPr>
+            <w:r>
+              <w:rPr>
+                <w:rFonts w:ascii="Calibri" w:hAnsi="Calibri" w:eastAsia="Microsoft YaHei"/>
+                <w:sz w:val="17"/>
+              </w:rPr>
+              <w:t>0.2769</w:t>
+            </w:r>
+          </w:p>
+        </w:tc>
+        <w:tc>
+          <w:tcPr>
+            <w:tcW w:type="dxa" w:w="1560"/>
+            <w:tcMar>
+              <w:top w:w="80" w:type="dxa"/>
+              <w:bottom w:w="80" w:type="dxa"/>
+              <w:start w:w="120" w:type="dxa"/>
+              <w:end w:w="120" w:type="dxa"/>
+            </w:tcMar>
+            <w:vAlign w:val="center"/>
+          </w:tcPr>
+          <w:p>
+            <w:pPr>
+              <w:spacing w:before="0" w:after="0" w:line="252" w:lineRule="auto"/>
+              <w:jc w:val="right"/>
+            </w:pPr>
+            <w:r>
+              <w:rPr>
+                <w:rFonts w:ascii="Calibri" w:hAnsi="Calibri" w:eastAsia="Microsoft YaHei"/>
+                <w:sz w:val="17"/>
+              </w:rPr>
+              <w:t>0.0237</w:t>
+            </w:r>
+          </w:p>
+        </w:tc>
+      </w:tr>
+      <w:tr>
+        <w:trPr>
+          <w:cantSplit/>
+        </w:trPr>
+        <w:tc>
+          <w:tcPr>
+            <w:tcW w:type="dxa" w:w="1560"/>
+            <w:tcMar>
+              <w:top w:w="80" w:type="dxa"/>
+              <w:bottom w:w="80" w:type="dxa"/>
+              <w:start w:w="120" w:type="dxa"/>
+              <w:end w:w="120" w:type="dxa"/>
+            </w:tcMar>
+            <w:vAlign w:val="center"/>
+          </w:tcPr>
+          <w:p>
+            <w:pPr>
+              <w:spacing w:before="0" w:after="0" w:line="252" w:lineRule="auto"/>
+              <w:jc w:val="left"/>
+            </w:pPr>
+            <w:r>
+              <w:rPr>
+                <w:rFonts w:ascii="Calibri" w:hAnsi="Calibri" w:eastAsia="Microsoft YaHei"/>
+                <w:sz w:val="17"/>
+              </w:rPr>
+              <w:t>C5 -&gt; C1</w:t>
+            </w:r>
+          </w:p>
+        </w:tc>
+        <w:tc>
+          <w:tcPr>
+            <w:tcW w:type="dxa" w:w="1560"/>
+            <w:tcMar>
+              <w:top w:w="80" w:type="dxa"/>
+              <w:bottom w:w="80" w:type="dxa"/>
+              <w:start w:w="120" w:type="dxa"/>
+              <w:end w:w="120" w:type="dxa"/>
+            </w:tcMar>
+            <w:vAlign w:val="center"/>
+          </w:tcPr>
+          <w:p>
+            <w:pPr>
+              <w:spacing w:before="0" w:after="0" w:line="252" w:lineRule="auto"/>
+              <w:jc w:val="left"/>
+            </w:pPr>
+            <w:r>
+              <w:rPr>
+                <w:rFonts w:ascii="Calibri" w:hAnsi="Calibri" w:eastAsia="Microsoft YaHei"/>
+                <w:sz w:val="17"/>
+              </w:rPr>
+              <w:t>B5</w:t>
+            </w:r>
+          </w:p>
+        </w:tc>
+        <w:tc>
+          <w:tcPr>
+            <w:tcW w:type="dxa" w:w="1560"/>
+            <w:tcMar>
+              <w:top w:w="80" w:type="dxa"/>
+              <w:bottom w:w="80" w:type="dxa"/>
+              <w:start w:w="120" w:type="dxa"/>
+              <w:end w:w="120" w:type="dxa"/>
+            </w:tcMar>
+            <w:vAlign w:val="center"/>
+          </w:tcPr>
+          <w:p>
+            <w:pPr>
+              <w:spacing w:before="0" w:after="0" w:line="252" w:lineRule="auto"/>
+              <w:jc w:val="left"/>
+            </w:pPr>
+            <w:r>
+              <w:rPr>
+                <w:rFonts w:ascii="Calibri" w:hAnsi="Calibri" w:eastAsia="Microsoft YaHei"/>
+                <w:b/>
+                <w:sz w:val="17"/>
+              </w:rPr>
+              <w:t>98.3582%</w:t>
+            </w:r>
+          </w:p>
+        </w:tc>
+        <w:tc>
+          <w:tcPr>
+            <w:tcW w:type="dxa" w:w="1560"/>
+            <w:tcMar>
+              <w:top w:w="80" w:type="dxa"/>
+              <w:bottom w:w="80" w:type="dxa"/>
+              <w:start w:w="120" w:type="dxa"/>
+              <w:end w:w="120" w:type="dxa"/>
+            </w:tcMar>
+            <w:vAlign w:val="center"/>
+          </w:tcPr>
+          <w:p>
+            <w:pPr>
+              <w:spacing w:before="0" w:after="0" w:line="252" w:lineRule="auto"/>
+              <w:jc w:val="left"/>
+            </w:pPr>
+            <w:r>
+              <w:rPr>
+                <w:rFonts w:ascii="Calibri" w:hAnsi="Calibri" w:eastAsia="Microsoft YaHei"/>
+                <w:b/>
+                <w:sz w:val="17"/>
+              </w:rPr>
+              <w:t>98.3605%</w:t>
+            </w:r>
+          </w:p>
+        </w:tc>
+        <w:tc>
+          <w:tcPr>
+            <w:tcW w:type="dxa" w:w="1560"/>
+            <w:tcMar>
+              <w:top w:w="80" w:type="dxa"/>
+              <w:bottom w:w="80" w:type="dxa"/>
+              <w:start w:w="120" w:type="dxa"/>
+              <w:end w:w="120" w:type="dxa"/>
+            </w:tcMar>
+            <w:vAlign w:val="center"/>
+          </w:tcPr>
+          <w:p>
+            <w:pPr>
+              <w:spacing w:before="0" w:after="0" w:line="252" w:lineRule="auto"/>
+              <w:jc w:val="left"/>
+            </w:pPr>
+            <w:r>
+              <w:rPr>
+                <w:rFonts w:ascii="Calibri" w:hAnsi="Calibri" w:eastAsia="Microsoft YaHei"/>
+                <w:b/>
+                <w:sz w:val="17"/>
+              </w:rPr>
+              <w:t>0.1718</w:t>
+            </w:r>
+          </w:p>
+        </w:tc>
+        <w:tc>
+          <w:tcPr>
+            <w:tcW w:type="dxa" w:w="1560"/>
+            <w:tcMar>
+              <w:top w:w="80" w:type="dxa"/>
+              <w:bottom w:w="80" w:type="dxa"/>
+              <w:start w:w="120" w:type="dxa"/>
+              <w:end w:w="120" w:type="dxa"/>
+            </w:tcMar>
+            <w:vAlign w:val="center"/>
+          </w:tcPr>
+          <w:p>
+            <w:pPr>
+              <w:spacing w:before="0" w:after="0" w:line="252" w:lineRule="auto"/>
+              <w:jc w:val="left"/>
+            </w:pPr>
+            <w:r>
+              <w:rPr>
+                <w:rFonts w:ascii="Calibri" w:hAnsi="Calibri" w:eastAsia="Microsoft YaHei"/>
+                <w:b/>
+                <w:sz w:val="17"/>
+              </w:rPr>
+              <w:t>0.0156</w:t>
+            </w:r>
+          </w:p>
+        </w:tc>
+      </w:tr>
+      <w:tr>
+        <w:trPr>
+          <w:cantSplit/>
+        </w:trPr>
+        <w:tc>
+          <w:tcPr>
+            <w:tcW w:type="dxa" w:w="1560"/>
+            <w:tcMar>
+              <w:top w:w="80" w:type="dxa"/>
+              <w:bottom w:w="80" w:type="dxa"/>
+              <w:start w:w="120" w:type="dxa"/>
+              <w:end w:w="120" w:type="dxa"/>
+            </w:tcMar>
+            <w:vAlign w:val="center"/>
+          </w:tcPr>
+          <w:p>
+            <w:pPr>
+              <w:spacing w:before="0" w:after="0" w:line="252" w:lineRule="auto"/>
+              <w:jc w:val="left"/>
+            </w:pPr>
+            <w:r>
+              <w:rPr>
+                <w:rFonts w:ascii="Calibri" w:hAnsi="Calibri" w:eastAsia="Microsoft YaHei"/>
+                <w:sz w:val="17"/>
+              </w:rPr>
+              <w:t>C4+C5 -&gt; C1</w:t>
+            </w:r>
+          </w:p>
+        </w:tc>
+        <w:tc>
+          <w:tcPr>
+            <w:tcW w:type="dxa" w:w="1560"/>
+            <w:tcMar>
+              <w:top w:w="80" w:type="dxa"/>
+              <w:bottom w:w="80" w:type="dxa"/>
+              <w:start w:w="120" w:type="dxa"/>
+              <w:end w:w="120" w:type="dxa"/>
+            </w:tcMar>
+            <w:vAlign w:val="center"/>
+          </w:tcPr>
+          <w:p>
+            <w:pPr>
+              <w:spacing w:before="0" w:after="0" w:line="252" w:lineRule="auto"/>
+              <w:jc w:val="left"/>
+            </w:pPr>
+            <w:r>
+              <w:rPr>
+                <w:rFonts w:ascii="Calibri" w:hAnsi="Calibri" w:eastAsia="Microsoft YaHei"/>
+                <w:sz w:val="17"/>
+              </w:rPr>
+              <w:t>B2</w:t>
+            </w:r>
+          </w:p>
+        </w:tc>
+        <w:tc>
+          <w:tcPr>
+            <w:tcW w:type="dxa" w:w="1560"/>
+            <w:tcMar>
+              <w:top w:w="80" w:type="dxa"/>
+              <w:bottom w:w="80" w:type="dxa"/>
+              <w:start w:w="120" w:type="dxa"/>
+              <w:end w:w="120" w:type="dxa"/>
+            </w:tcMar>
+            <w:vAlign w:val="center"/>
+          </w:tcPr>
+          <w:p>
+            <w:pPr>
+              <w:spacing w:before="0" w:after="0" w:line="252" w:lineRule="auto"/>
+              <w:jc w:val="right"/>
+            </w:pPr>
+            <w:r>
+              <w:rPr>
+                <w:rFonts w:ascii="Calibri" w:hAnsi="Calibri" w:eastAsia="Microsoft YaHei"/>
+                <w:sz w:val="17"/>
+              </w:rPr>
+              <w:t>98.9552%</w:t>
+            </w:r>
+          </w:p>
+        </w:tc>
+        <w:tc>
+          <w:tcPr>
+            <w:tcW w:type="dxa" w:w="1560"/>
+            <w:tcMar>
+              <w:top w:w="80" w:type="dxa"/>
+              <w:bottom w:w="80" w:type="dxa"/>
+              <w:start w:w="120" w:type="dxa"/>
+              <w:end w:w="120" w:type="dxa"/>
+            </w:tcMar>
+            <w:vAlign w:val="center"/>
+          </w:tcPr>
+          <w:p>
+            <w:pPr>
+              <w:spacing w:before="0" w:after="0" w:line="252" w:lineRule="auto"/>
+              <w:jc w:val="right"/>
+            </w:pPr>
+            <w:r>
+              <w:rPr>
+                <w:rFonts w:ascii="Calibri" w:hAnsi="Calibri" w:eastAsia="Microsoft YaHei"/>
+                <w:sz w:val="17"/>
+              </w:rPr>
+              <w:t>98.9565%</w:t>
+            </w:r>
+          </w:p>
+        </w:tc>
+        <w:tc>
+          <w:tcPr>
+            <w:tcW w:type="dxa" w:w="1560"/>
+            <w:tcMar>
+              <w:top w:w="80" w:type="dxa"/>
+              <w:bottom w:w="80" w:type="dxa"/>
+              <w:start w:w="120" w:type="dxa"/>
+              <w:end w:w="120" w:type="dxa"/>
+            </w:tcMar>
+            <w:vAlign w:val="center"/>
+          </w:tcPr>
+          <w:p>
+            <w:pPr>
+              <w:spacing w:before="0" w:after="0" w:line="252" w:lineRule="auto"/>
+              <w:jc w:val="right"/>
+            </w:pPr>
+            <w:r>
+              <w:rPr>
+                <w:rFonts w:ascii="Calibri" w:hAnsi="Calibri" w:eastAsia="Microsoft YaHei"/>
+                <w:sz w:val="17"/>
+              </w:rPr>
+              <w:t>0.1059</w:t>
+            </w:r>
+          </w:p>
+        </w:tc>
+        <w:tc>
+          <w:tcPr>
+            <w:tcW w:type="dxa" w:w="1560"/>
+            <w:tcMar>
+              <w:top w:w="80" w:type="dxa"/>
+              <w:bottom w:w="80" w:type="dxa"/>
+              <w:start w:w="120" w:type="dxa"/>
+              <w:end w:w="120" w:type="dxa"/>
+            </w:tcMar>
+            <w:vAlign w:val="center"/>
+          </w:tcPr>
+          <w:p>
+            <w:pPr>
+              <w:spacing w:before="0" w:after="0" w:line="252" w:lineRule="auto"/>
+              <w:jc w:val="right"/>
+            </w:pPr>
+            <w:r>
+              <w:rPr>
+                <w:rFonts w:ascii="Calibri" w:hAnsi="Calibri" w:eastAsia="Microsoft YaHei"/>
+                <w:sz w:val="17"/>
+              </w:rPr>
+              <w:t>0.0096</w:t>
+            </w:r>
+          </w:p>
+        </w:tc>
+      </w:tr>
+      <w:tr>
+        <w:trPr>
+          <w:cantSplit/>
+        </w:trPr>
+        <w:tc>
+          <w:tcPr>
+            <w:tcW w:type="dxa" w:w="1560"/>
+            <w:tcMar>
+              <w:top w:w="80" w:type="dxa"/>
+              <w:bottom w:w="80" w:type="dxa"/>
+              <w:start w:w="120" w:type="dxa"/>
+              <w:end w:w="120" w:type="dxa"/>
+            </w:tcMar>
+            <w:vAlign w:val="center"/>
+          </w:tcPr>
+          <w:p>
+            <w:pPr>
+              <w:spacing w:before="0" w:after="0" w:line="252" w:lineRule="auto"/>
+              <w:jc w:val="left"/>
+            </w:pPr>
+            <w:r>
+              <w:rPr>
+                <w:rFonts w:ascii="Calibri" w:hAnsi="Calibri" w:eastAsia="Microsoft YaHei"/>
+                <w:sz w:val="17"/>
+              </w:rPr>
+              <w:t>C4+C5 -&gt; C1</w:t>
+            </w:r>
+          </w:p>
+        </w:tc>
+        <w:tc>
+          <w:tcPr>
+            <w:tcW w:type="dxa" w:w="1560"/>
+            <w:tcMar>
+              <w:top w:w="80" w:type="dxa"/>
+              <w:bottom w:w="80" w:type="dxa"/>
+              <w:start w:w="120" w:type="dxa"/>
+              <w:end w:w="120" w:type="dxa"/>
+            </w:tcMar>
+            <w:vAlign w:val="center"/>
+          </w:tcPr>
+          <w:p>
+            <w:pPr>
+              <w:spacing w:before="0" w:after="0" w:line="252" w:lineRule="auto"/>
+              <w:jc w:val="left"/>
+            </w:pPr>
+            <w:r>
+              <w:rPr>
+                <w:rFonts w:ascii="Calibri" w:hAnsi="Calibri" w:eastAsia="Microsoft YaHei"/>
+                <w:sz w:val="17"/>
+              </w:rPr>
+              <w:t>B5</w:t>
+            </w:r>
+          </w:p>
+        </w:tc>
+        <w:tc>
+          <w:tcPr>
+            <w:tcW w:type="dxa" w:w="1560"/>
+            <w:tcMar>
+              <w:top w:w="80" w:type="dxa"/>
+              <w:bottom w:w="80" w:type="dxa"/>
+              <w:start w:w="120" w:type="dxa"/>
+              <w:end w:w="120" w:type="dxa"/>
+            </w:tcMar>
+            <w:vAlign w:val="center"/>
+          </w:tcPr>
+          <w:p>
+            <w:pPr>
+              <w:spacing w:before="0" w:after="0" w:line="252" w:lineRule="auto"/>
+              <w:jc w:val="left"/>
+            </w:pPr>
+            <w:r>
+              <w:rPr>
+                <w:rFonts w:ascii="Calibri" w:hAnsi="Calibri" w:eastAsia="Microsoft YaHei"/>
+                <w:b/>
+                <w:sz w:val="17"/>
+              </w:rPr>
+              <w:t>99.1418%</w:t>
+            </w:r>
+          </w:p>
+        </w:tc>
+        <w:tc>
+          <w:tcPr>
+            <w:tcW w:type="dxa" w:w="1560"/>
+            <w:tcMar>
+              <w:top w:w="80" w:type="dxa"/>
+              <w:bottom w:w="80" w:type="dxa"/>
+              <w:start w:w="120" w:type="dxa"/>
+              <w:end w:w="120" w:type="dxa"/>
+            </w:tcMar>
+            <w:vAlign w:val="center"/>
+          </w:tcPr>
+          <w:p>
+            <w:pPr>
+              <w:spacing w:before="0" w:after="0" w:line="252" w:lineRule="auto"/>
+              <w:jc w:val="left"/>
+            </w:pPr>
+            <w:r>
+              <w:rPr>
+                <w:rFonts w:ascii="Calibri" w:hAnsi="Calibri" w:eastAsia="Microsoft YaHei"/>
+                <w:b/>
+                <w:sz w:val="17"/>
+              </w:rPr>
+              <w:t>99.1436%</w:t>
+            </w:r>
+          </w:p>
+        </w:tc>
+        <w:tc>
+          <w:tcPr>
+            <w:tcW w:type="dxa" w:w="1560"/>
+            <w:tcMar>
+              <w:top w:w="80" w:type="dxa"/>
+              <w:bottom w:w="80" w:type="dxa"/>
+              <w:start w:w="120" w:type="dxa"/>
+              <w:end w:w="120" w:type="dxa"/>
+            </w:tcMar>
+            <w:vAlign w:val="center"/>
+          </w:tcPr>
+          <w:p>
+            <w:pPr>
+              <w:spacing w:before="0" w:after="0" w:line="252" w:lineRule="auto"/>
+              <w:jc w:val="left"/>
+            </w:pPr>
+            <w:r>
+              <w:rPr>
+                <w:rFonts w:ascii="Calibri" w:hAnsi="Calibri" w:eastAsia="Microsoft YaHei"/>
+                <w:b/>
+                <w:sz w:val="17"/>
+              </w:rPr>
+              <w:t>0.0894</w:t>
+            </w:r>
+          </w:p>
+        </w:tc>
+        <w:tc>
+          <w:tcPr>
+            <w:tcW w:type="dxa" w:w="1560"/>
+            <w:tcMar>
+              <w:top w:w="80" w:type="dxa"/>
+              <w:bottom w:w="80" w:type="dxa"/>
+              <w:start w:w="120" w:type="dxa"/>
+              <w:end w:w="120" w:type="dxa"/>
+            </w:tcMar>
+            <w:vAlign w:val="center"/>
+          </w:tcPr>
+          <w:p>
+            <w:pPr>
+              <w:spacing w:before="0" w:after="0" w:line="252" w:lineRule="auto"/>
+              <w:jc w:val="left"/>
+            </w:pPr>
+            <w:r>
+              <w:rPr>
+                <w:rFonts w:ascii="Calibri" w:hAnsi="Calibri" w:eastAsia="Microsoft YaHei"/>
+                <w:b/>
+                <w:sz w:val="17"/>
+              </w:rPr>
+              <w:t>0.0082</w:t>
+            </w:r>
+          </w:p>
+        </w:tc>
+      </w:tr>
+    </w:tbl>
+    <w:p>
+      <w:pPr>
+        <w:pStyle w:val="TableCitation"/>
+      </w:pPr>
+      <w:r/>
+    </w:p>
+    <w:p>
+      <w:pPr/>
+      <w:r>
+        <w:rPr>
+          <w:rFonts w:ascii="Calibri" w:hAnsi="Calibri" w:eastAsia="Microsoft YaHei"/>
+        </w:rPr>
+        <w:t xml:space="preserve">C1 -&gt; C5 中 B2-B5 为 </w:t>
+      </w:r>
+      <w:r>
+        <w:rPr>
+          <w:rFonts w:ascii="Consolas" w:hAnsi="Consolas" w:eastAsia="Microsoft YaHei"/>
+          <w:color w:val="1F4D78"/>
+          <w:sz w:val="19"/>
+        </w:rPr>
+        <w:t>+0.5882 pp</w:t>
+      </w:r>
+      <w:r>
+        <w:rPr>
+          <w:rFonts w:ascii="Calibri" w:hAnsi="Calibri" w:eastAsia="Microsoft YaHei"/>
+        </w:rPr>
+        <w:t xml:space="preserve">，McNemar </w:t>
+      </w:r>
+      <w:r>
+        <w:rPr>
+          <w:rFonts w:ascii="Consolas" w:hAnsi="Consolas" w:eastAsia="Microsoft YaHei"/>
+          <w:color w:val="1F4D78"/>
+          <w:sz w:val="19"/>
+        </w:rPr>
+        <w:t>p=0.0963</w:t>
+      </w:r>
+      <w:r>
+        <w:rPr>
+          <w:rFonts w:ascii="Calibri" w:hAnsi="Calibri" w:eastAsia="Microsoft YaHei"/>
+        </w:rPr>
+        <w:t xml:space="preserve">；C5 -&gt; C1 中为 </w:t>
+      </w:r>
+      <w:r>
+        <w:rPr>
+          <w:rFonts w:ascii="Consolas" w:hAnsi="Consolas" w:eastAsia="Microsoft YaHei"/>
+          <w:color w:val="1F4D78"/>
+          <w:sz w:val="19"/>
+        </w:rPr>
+        <w:t>-0.7090 pp</w:t>
+      </w:r>
+      <w:r>
+        <w:rPr>
+          <w:rFonts w:ascii="Calibri" w:hAnsi="Calibri" w:eastAsia="Microsoft YaHei"/>
+        </w:rPr>
+        <w:t>，</w:t>
+      </w:r>
+      <w:r>
+        <w:rPr>
+          <w:rFonts w:ascii="Consolas" w:hAnsi="Consolas" w:eastAsia="Microsoft YaHei"/>
+          <w:color w:val="1F4D78"/>
+          <w:sz w:val="19"/>
+        </w:rPr>
+        <w:t>p=0.0043</w:t>
+      </w:r>
+      <w:r>
+        <w:rPr>
+          <w:rFonts w:ascii="Calibri" w:hAnsi="Calibri" w:eastAsia="Microsoft YaHei"/>
+        </w:rPr>
+        <w:t xml:space="preserve">；C4+C5 -&gt; C1 中为 </w:t>
+      </w:r>
+      <w:r>
+        <w:rPr>
+          <w:rFonts w:ascii="Consolas" w:hAnsi="Consolas" w:eastAsia="Microsoft YaHei"/>
+          <w:color w:val="1F4D78"/>
+          <w:sz w:val="19"/>
+        </w:rPr>
+        <w:t>-0.1866 pp</w:t>
+      </w:r>
+      <w:r>
+        <w:rPr>
+          <w:rFonts w:ascii="Calibri" w:hAnsi="Calibri" w:eastAsia="Microsoft YaHei"/>
+        </w:rPr>
+        <w:t>，</w:t>
+      </w:r>
+      <w:r>
+        <w:rPr>
+          <w:rFonts w:ascii="Consolas" w:hAnsi="Consolas" w:eastAsia="Microsoft YaHei"/>
+          <w:color w:val="1F4D78"/>
+          <w:sz w:val="19"/>
+        </w:rPr>
+        <w:t>p=0.3323</w:t>
+      </w:r>
+      <w:r>
+        <w:rPr>
+          <w:rFonts w:ascii="Calibri" w:hAnsi="Calibri" w:eastAsia="Microsoft YaHei"/>
+        </w:rPr>
+        <w:t xml:space="preserve">。最后一组因 B2 最差类别召回低 </w:t>
+      </w:r>
+      <w:r>
+        <w:rPr>
+          <w:rFonts w:ascii="Consolas" w:hAnsi="Consolas" w:eastAsia="Microsoft YaHei"/>
+          <w:color w:val="1F4D78"/>
+          <w:sz w:val="19"/>
+        </w:rPr>
+        <w:t>0.7463 pp</w:t>
+      </w:r>
+      <w:r>
+        <w:rPr>
+          <w:rFonts w:ascii="Calibri" w:hAnsi="Calibri" w:eastAsia="Microsoft YaHei"/>
+        </w:rPr>
+        <w:t xml:space="preserve">，预声明三指标 0.5 pp 规则判为 </w:t>
+      </w:r>
+      <w:r>
+        <w:rPr>
+          <w:rFonts w:ascii="Consolas" w:hAnsi="Consolas" w:eastAsia="Microsoft YaHei"/>
+          <w:color w:val="1F4D78"/>
+          <w:sz w:val="19"/>
+        </w:rPr>
+        <w:t>B5_favored</w:t>
+      </w:r>
+      <w:r>
+        <w:rPr>
+          <w:rFonts w:ascii="Calibri" w:hAnsi="Calibri" w:eastAsia="Microsoft YaHei"/>
+        </w:rPr>
+        <w:t>，但准确率差异不显著。三方向结果说明 B5 的完整适配栈在困难反向迁移和异构多源场景更有价值，而 B2 在主方向具有更好的性能/复杂度比。</w:t>
+      </w:r>
+    </w:p>
+    <w:p>
+      <w:pPr>
+        <w:pStyle w:val="Heading2"/>
+      </w:pPr>
+      <w:r>
+        <w:t>8.6 当前系统证据与缺口</w:t>
       </w:r>
     </w:p>
     <w:tbl>
@@ -8777,7 +12458,7 @@
                 <w:rFonts w:ascii="Calibri" w:hAnsi="Calibri" w:eastAsia="Microsoft YaHei"/>
                 <w:sz w:val="17"/>
               </w:rPr>
-              <w:t>9 组 seed-42, 真实 ECS/Pi/PC</w:t>
+              <w:t>v2r1/v3 seed-42 与三方向六运行</w:t>
             </w:r>
           </w:p>
         </w:tc>
@@ -8802,7 +12483,7 @@
                 <w:rFonts w:ascii="Calibri" w:hAnsi="Calibri" w:eastAsia="Microsoft YaHei"/>
                 <w:sz w:val="17"/>
               </w:rPr>
-              <w:t>A0/A0T/A4/A4S/A5/A7 seeds 43-46</w:t>
+              <w:t>B2/B5 seeds 43-46</w:t>
             </w:r>
           </w:p>
         </w:tc>
@@ -8827,7 +12508,7 @@
                 <w:rFonts w:ascii="Calibri" w:hAnsi="Calibri" w:eastAsia="Microsoft YaHei"/>
                 <w:sz w:val="17"/>
               </w:rPr>
-              <w:t>mean±std, paired CI, per-class recall</w:t>
+              <w:t>mean+/-std、paired seed difference、per-class recall</w:t>
             </w:r>
           </w:p>
         </w:tc>
@@ -8882,7 +12563,7 @@
                 <w:rFonts w:ascii="Calibri" w:hAnsi="Calibri" w:eastAsia="Microsoft YaHei"/>
                 <w:sz w:val="17"/>
               </w:rPr>
-              <w:t>C5-only 代码和历史 F2 回放</w:t>
+              <w:t>A6/B5/B2 R0-R7 正式 ECS 闭环</w:t>
             </w:r>
           </w:p>
         </w:tc>
@@ -8907,7 +12588,7 @@
                 <w:rFonts w:ascii="Calibri" w:hAnsi="Calibri" w:eastAsia="Microsoft YaHei"/>
                 <w:sz w:val="17"/>
               </w:rPr>
-              <w:t>从确认分类器重建并锁定 test</w:t>
+              <w:t>多种子下游稳定性</w:t>
             </w:r>
           </w:p>
         </w:tc>
@@ -8932,7 +12613,7 @@
                 <w:rFonts w:ascii="Calibri" w:hAnsi="Calibri" w:eastAsia="Microsoft YaHei"/>
                 <w:sz w:val="17"/>
               </w:rPr>
-              <w:t>S_ALL 与 S_CC 主表</w:t>
+              <w:t>S_ALL、S_CC、oracle-route 主表</w:t>
             </w:r>
           </w:p>
         </w:tc>
@@ -8987,7 +12668,7 @@
                 <w:rFonts w:ascii="Calibri" w:hAnsi="Calibri" w:eastAsia="Microsoft YaHei"/>
                 <w:sz w:val="17"/>
               </w:rPr>
-              <w:t>指标合同与泄漏审计</w:t>
+              <w:t>FULL/HC95/HC90、随机拒绝、forced-true-route</w:t>
             </w:r>
           </w:p>
         </w:tc>
@@ -9012,7 +12693,7 @@
                 <w:rFonts w:ascii="Calibri" w:hAnsi="Calibri" w:eastAsia="Microsoft YaHei"/>
                 <w:sz w:val="17"/>
               </w:rPr>
-              <w:t>新风险、随机拒绝、固定覆盖率、bootstrap</w:t>
+              <w:t>低校准压力与 runtime policy parity</w:t>
             </w:r>
           </w:p>
         </w:tc>
@@ -9092,7 +12773,7 @@
                 <w:rFonts w:ascii="Calibri" w:hAnsi="Calibri" w:eastAsia="Microsoft YaHei"/>
                 <w:sz w:val="17"/>
               </w:rPr>
-              <w:t>真实训练拓扑和恢复流程</w:t>
+              <w:t>真实训练拓扑、恢复和安全加固</w:t>
             </w:r>
           </w:p>
         </w:tc>
@@ -9117,7 +12798,7 @@
                 <w:rFonts w:ascii="Calibri" w:hAnsi="Calibri" w:eastAsia="Microsoft YaHei"/>
                 <w:sz w:val="17"/>
               </w:rPr>
-              <w:t>Pi/PC latency、RSS、通信、掉线恢复</w:t>
+              <w:t>Pi/PC latency、RSS、实际通信、掉线恢复</w:t>
             </w:r>
           </w:p>
         </w:tc>
@@ -9172,7 +12853,7 @@
                 <w:rFonts w:ascii="Calibri" w:hAnsi="Calibri" w:eastAsia="Microsoft YaHei"/>
                 <w:sz w:val="17"/>
               </w:rPr>
-              <w:t>Deployment parity</w:t>
+              <w:t>Evidence archive</w:t>
             </w:r>
           </w:p>
         </w:tc>
@@ -9197,7 +12878,7 @@
                 <w:rFonts w:ascii="Calibri" w:hAnsi="Calibri" w:eastAsia="Microsoft YaHei"/>
                 <w:sz w:val="17"/>
               </w:rPr>
-              <w:t>旧 runtime 已审计</w:t>
+              <w:t>轻量 CSV/JSON/manifest 跟踪</w:t>
             </w:r>
           </w:p>
         </w:tc>
@@ -9222,7 +12903,7 @@
                 <w:rFonts w:ascii="Calibri" w:hAnsi="Calibri" w:eastAsia="Microsoft YaHei"/>
                 <w:sz w:val="17"/>
               </w:rPr>
-              <w:t>接入新 C5 bundle, 1360 行逐值一致</w:t>
+              <w:t>大型原始产物独立归档</w:t>
             </w:r>
           </w:p>
         </w:tc>
@@ -9247,7 +12928,7 @@
                 <w:rFonts w:ascii="Calibri" w:hAnsi="Calibri" w:eastAsia="Microsoft YaHei"/>
                 <w:sz w:val="17"/>
               </w:rPr>
-              <w:t>offline/runtime parity</w:t>
+              <w:t>claim-to-evidence map</w:t>
             </w:r>
           </w:p>
         </w:tc>
@@ -9265,7 +12946,7 @@
         <w:rPr>
           <w:rFonts w:ascii="Calibri" w:hAnsi="Calibri" w:eastAsia="Microsoft YaHei"/>
         </w:rPr>
-        <w:t>按 float32 参数计，22,765 个序列化参数对应约 91.1 kB 的单向裸参数负载，其中有效前向参数约 78.2 kB。该数值只是通信下界，不包含 Flower 协议、张量序列化和语义 JSON。正式系统表必须使用实际网络字节、每轮耗时和端侧峰值内存，不应以理论估计替代测量。</w:t>
+        <w:t>按 float32 参数计，22,765 个序列化分类参数对应约 91.1 kB 的单向裸参数负载，其中有效前向参数约 78.2 kB。该数值只是通信下界，不包含 Flower 协议、张量序列化和语义 JSON。正式系统表必须使用实际网络字节、每轮耗时和端侧峰值内存，不应以理论估计替代测量。</w:t>
       </w:r>
     </w:p>
     <w:p>
@@ -9307,21 +12988,7 @@
         <w:rPr>
           <w:rFonts w:ascii="Calibri" w:hAnsi="Calibri" w:eastAsia="Microsoft YaHei"/>
         </w:rPr>
-        <w:t xml:space="preserve">A6 接近 A0T/A7，而 A5 明显较弱，支持把 class-phase semantics 作为主要研究方向。其物理直觉是，同一气体在 early/middle/late response phase 的动态结构比全局无条件分布更稳定，设备残差可以吸收客户端特定偏移。然而，当前 prototype fit 未按总有效权重归一化，原型来自未归一化 </w:t>
-      </w:r>
-      <w:r>
-        <w:rPr>
-          <w:rFonts w:ascii="Consolas" w:hAnsi="Consolas" w:eastAsia="Microsoft YaHei"/>
-          <w:color w:val="1F4D78"/>
-          <w:sz w:val="19"/>
-        </w:rPr>
-        <w:t>reg_feat</w:t>
-      </w:r>
-      <w:r>
-        <w:rPr>
-          <w:rFonts w:ascii="Calibri" w:hAnsi="Calibri" w:eastAsia="Microsoft YaHei"/>
-        </w:rPr>
-        <w:t>，raw L2 与 cosine 路径的尺度不同。这些问题要求增加 prototype norm 日志、normalized-anchor 和权重归一化消融。</w:t>
+        <w:t>A6 接近 A0T/A7，而 A5 明显较弱，支持把 class-phase semantics 作为主要研究方向。v3 进一步表明，修正的 global/class MMD2 核心 B2 在主方向已经足够强，完整 B5 没有出现简单叠加增益；但跨方向实验中 B5 在 C5 -&gt; C1 显著更优，并在 C4+C5 -&gt; C1 改善点估计、校准误差和最差类别召回。因此，论文不应把所有附加损失都包装成普遍有效，而应将 B2 定位为紧凑核心，将 B5 定位为面向困难迁移和源域异质性的鲁棒增强。</w:t>
       </w:r>
     </w:p>
     <w:p>
@@ -9330,21 +12997,7 @@
         <w:rPr>
           <w:rFonts w:ascii="Calibri" w:hAnsi="Calibri" w:eastAsia="Microsoft YaHei"/>
         </w:rPr>
-        <w:t xml:space="preserve">A7 的小幅增益不能自动证明每个联合项有效。当前 MMD 二次平方、stage 定义、无梯度 pair-L2 和 adversarial 符号均需要单独修正。较稳健的论文叙述是：A6 定义语义核心，A7 是联合扩展；若确认种子保持 A7 优势，再通过 </w:t>
-      </w:r>
-      <w:r>
-        <w:rPr>
-          <w:rFonts w:ascii="Consolas" w:hAnsi="Consolas" w:eastAsia="Microsoft YaHei"/>
-          <w:color w:val="1F4D78"/>
-          <w:sz w:val="19"/>
-        </w:rPr>
-        <w:t>A7-noADV</w:t>
-      </w:r>
-      <w:r>
-        <w:rPr>
-          <w:rFonts w:ascii="Calibri" w:hAnsi="Calibri" w:eastAsia="Microsoft YaHei"/>
-        </w:rPr>
-        <w:t>、conventional-MMD 和 cross-domain same-class/same-phase 新组解释增益来源。</w:t>
+        <w:t>A7 的 legacy 小幅增益不能证明其中每个联合项有效。v3 已修正 MMD2、跨域同类别同阶段对齐和 Wasserstein feature objective，并将无训练梯度的 prototype pair-L2 权重固定为 0。当前更稳健的论文叙述是：A6/A7 说明校准辅助语义方法族有效，B2/B5 进一步区分紧凑核心和完整鲁棒增强；最终贡献必须由 seeds 43-46 与系统开销共同决定。</w:t>
       </w:r>
     </w:p>
     <w:p>
@@ -9361,7 +13014,7 @@
         <w:rPr>
           <w:rFonts w:ascii="Calibri" w:hAnsi="Calibri" w:eastAsia="Microsoft YaHei"/>
         </w:rPr>
-        <w:t>目标 C5 calibration 只有 320 个窗口，并需按四个气体分头训练。此时目标端 Ridge 具有参数少、闭式可解释、易于 calibration-validation 选择和便于部署的优势。源域可以训练 Ridge、per-gas MLP 和 shared MLP 参考，但它们在 H8 中作为辅助预测特征，而不是直接替代 C5 头。因而“源域训练神经与线性参考，目标域以轻量个性化 Ridge/MLP 校准”比“所有域统一使用同一神经回归头”更符合当前代码和数据规模。</w:t>
+        <w:t>目标 C5 calibration 只有 320 个窗口，并需按四个气体分头训练。此时目标端 Ridge 具有参数少、闭式可解释、易于 calibration-validation 选择和便于部署的优势。源域可以训练 Ridge、per-gas MLP 和 shared MLP 参考，但它们在 H8 中作为辅助预测特征，而不是直接替代 C5 头。正式结果中，H2.3+ 在 B5/B2 上均退化为 H2.3 anchor，而固定 H8 取得更低 S_ALL RMSE，说明低维源预测增强比直接混合更复杂目标 MLP/Ridge 更稳定。因而“源域训练神经与线性参考，目标域以轻量 Ridge 为最终个性化头”最符合当前代码和结果。</w:t>
       </w:r>
     </w:p>
     <w:p>
@@ -9378,7 +13031,7 @@
         <w:rPr>
           <w:rFonts w:ascii="Calibri" w:hAnsi="Calibri" w:eastAsia="Microsoft YaHei"/>
         </w:rPr>
-        <w:t>当前研究仍有六项边界。第一，正式分类只有 seed 42 完成，多种子不确定性待补。第二，主目标只有 C5，尚不能主张任意新设备泛化。第三，窗口级随机分层切分是导师确认的主协议，但相邻窗口可能相关，需补充按文件/repeat 聚类 bootstrap。第四，C5 calibration 标签同时服务分类适配、回归和 QC，必须报告标签预算和低校准压力测试。第五，系统没有形式化差分隐私或安全聚合，不能将联邦训练等同于隐私保证。第六，新 C5 回归和 QC 尚未接入最终 runtime，当前只能称为已完成训练骨架和评估合同，不能称为部署闭环已经冻结。</w:t>
+        <w:t>当前研究仍有六项边界。第一，正式分类与回归排名只有 seed 42，多种子不确定性待补。第二，主目标只有 C5，跨方向结果是 appendix 验证，尚不能主张任意新设备泛化。第三，窗口级随机分层切分是导师确认的主协议，但相邻窗口可能相关，需补充按文件/repeat 聚类 bootstrap 作为敏感性分析。第四，C5 calibration 标签同时服务分类适配、回归和 QC，必须报告标签预算和低校准压力测试。第五，系统没有形式化差分隐私或安全聚合，不能将联邦训练等同于隐私保证。第六，部署代码已经 fail-closed 加固，但正式 C5 bundle 的 1360 行 runtime parity、Pi/PC 延迟、RSS 和实际通信仍未冻结。</w:t>
       </w:r>
     </w:p>
     <w:p>
@@ -9395,7 +13048,7 @@
         <w:rPr>
           <w:rFonts w:ascii="Calibri" w:hAnsi="Calibri" w:eastAsia="Microsoft YaHei"/>
         </w:rPr>
-        <w:t>本文围绕真实 IoT 气体感知部署构建了 GAPS 校准辅助云边协同系统，将物理客户端联邦分类、目标校准语义适配、C5 个性化浓度定量和三态可靠输出连接为一条可审计流程。已完成的 C1/C2 到 C5 seed-42 核心筛选表明，source-only FedAvg 在目标设备上严重失效；透明的目标校准可以恢复分类能力；类别-阶段语义方法族达到接近强监督基线的性能，联合配置取得当前最佳 accuracy、macro-F1、NLL 和 ECE。该结果为系统论文提供了清晰主线，但最终贡献仍取决于多种子确认、正式 C5 回归、QC 风险覆盖和端侧开销。本文预先固定这些证据门槛，以保证最终故事由可重复实验决定，而不是由方法名称预设。</w:t>
+        <w:t>本文围绕真实 IoT 气体感知部署构建了 GAPS 校准辅助云边协同系统，将物理客户端联邦分类、目标 calibration 适配、C5 个性化 H8 定量和三态可靠输出连接为一条可审计流程。seed-42 结果表明，source-only FedAvg 在目标设备上严重失效；修正版 B2 在主方向提供很强的性能/复杂度比，完整 B5 在困难反向迁移中表现出更好的鲁棒性；固定 H8 优于 H2.3+ 和简单选择器，端到端回归尾部主要由错路由驱动；deployment-visible QC 能在约 95% 自动收益率下集中分流明显高风险窗口。当前系统故事已经形成分类、回归和可靠输出闭环，但最终投稿结论仍取决于 seeds 43-46、低校准压力、正式 runtime parity 和端侧开销。</w:t>
       </w:r>
     </w:p>
     <w:p>
@@ -9418,7 +13071,7 @@
         <w:rPr>
           <w:rFonts w:ascii="Calibri" w:hAnsi="Calibri" w:eastAsia="Microsoft YaHei"/>
         </w:rPr>
-        <w:t>在相同 ECS/Pi/PC 拓扑补齐 A0、A0T、A4、A4S、A5、A7 的 seeds 43-46，报告 mean±std、配对 seed 差和 bootstrap 置信区间。</w:t>
+        <w:t>在相同 ECS/Pi/PC 拓扑补齐 B2/B5 seeds 43-46，报告 mean、sample standard deviation、配对 seed 差、方向例外和 bootstrap 置信区间。</w:t>
       </w:r>
     </w:p>
     <w:p>
@@ -9433,7 +13086,7 @@
         <w:rPr>
           <w:rFonts w:ascii="Calibri" w:hAnsi="Calibri" w:eastAsia="Microsoft YaHei"/>
         </w:rPr>
-        <w:t>以新组名运行 semantic-focused correction：A6/A7-noADV、标准 MMD-squared、cross-domain same-class/same-phase 和 prototype weight normalization。</w:t>
+        <w:t>完成回归/QC 低校准压力实验，并明确它不代表重新训练分类器后的端到端标签预算。</w:t>
       </w:r>
     </w:p>
     <w:p>
@@ -9448,7 +13101,7 @@
         <w:rPr>
           <w:rFonts w:ascii="Calibri" w:hAnsi="Calibri" w:eastAsia="Microsoft YaHei"/>
         </w:rPr>
-        <w:t>从确认后的分类 checkpoint 重建 C5 calibration/test 流，在 test 封存条件下选择 H2.3+、H8、simple gate 和新 selector，再一次性打开正式 test。</w:t>
+        <w:t>生成正式 C5 deployment bundle，完成全部 1360 个 test 窗口的 offline/runtime 逐值一致性验证。</w:t>
       </w:r>
     </w:p>
     <w:p>
@@ -9463,7 +13116,7 @@
         <w:rPr>
           <w:rFonts w:ascii="Calibri" w:hAnsi="Calibri" w:eastAsia="Microsoft YaHei"/>
         </w:rPr>
-        <w:t>对每个回归候选同时报告 S_ALL、S_CC、classification-wrong 和 per-gas 指标，禁止只展示 S_CC。</w:t>
+        <w:t>在树莓派和 PC 测量分类、回归、QC 延迟、RSS、模型字节、实际每轮通信和掉线恢复时间。</w:t>
       </w:r>
     </w:p>
     <w:p>
@@ -9478,7 +13131,7 @@
         <w:rPr>
           <w:rFonts w:ascii="Calibri" w:hAnsi="Calibri" w:eastAsia="Microsoft YaHei"/>
         </w:rPr>
-        <w:t>完成 QC risk-coverage、随机拒绝、固定覆盖率、accepted error 和聚类 bootstrap；缺失 policy/schema 必须 fail closed。</w:t>
+        <w:t>对窗口相关性补充按文件/repeat 聚类 bootstrap，但保留导师确认的窗口级分层主协议。</w:t>
       </w:r>
     </w:p>
     <w:p>
@@ -9493,7 +13146,7 @@
         <w:rPr>
           <w:rFonts w:ascii="Calibri" w:hAnsi="Calibri" w:eastAsia="Microsoft YaHei"/>
         </w:rPr>
-        <w:t>在树莓派和 PC 测量分类延迟、回归/QC 延迟、RSS、模型字节、每轮通信和掉线恢复时间，并完成 1360 行 offline/runtime parity。</w:t>
+        <w:t>冻结论文图表、claim-to-evidence map 和原始大产物归档位置，再形成投稿版本。</w:t>
       </w:r>
     </w:p>
     <w:p>
@@ -9606,7 +13259,7 @@
                 <w:rFonts w:ascii="Calibri" w:hAnsi="Calibri" w:eastAsia="Microsoft YaHei"/>
                 <w:sz w:val="17"/>
               </w:rPr>
-              <w:t>真实 ECS/Pi/PC 完成 seed-42 九组训练</w:t>
+              <w:t>真实 ECS/Pi/PC 完成 seed-42 v2r1/v3 与三方向六运行</w:t>
             </w:r>
           </w:p>
         </w:tc>
@@ -9631,7 +13284,7 @@
                 <w:rFonts w:ascii="Calibri" w:hAnsi="Calibri" w:eastAsia="Microsoft YaHei"/>
                 <w:sz w:val="17"/>
               </w:rPr>
-              <w:t>五种子稳定显著优于 A0T</w:t>
+              <w:t>五种子稳定显著优于 A0T/B2/B5</w:t>
             </w:r>
           </w:p>
         </w:tc>
@@ -9881,7 +13534,7 @@
                 <w:rFonts w:ascii="Calibri" w:hAnsi="Calibri" w:eastAsia="Microsoft YaHei"/>
                 <w:sz w:val="17"/>
               </w:rPr>
-              <w:t>A7 是当前单种子最佳联合配置</w:t>
+              <w:t>B2 是主方向紧凑性能候选，B5 是鲁棒增强候选</w:t>
             </w:r>
           </w:p>
         </w:tc>
@@ -9906,7 +13559,7 @@
                 <w:rFonts w:ascii="Calibri" w:hAnsi="Calibri" w:eastAsia="Microsoft YaHei"/>
                 <w:sz w:val="17"/>
               </w:rPr>
-              <w:t>当前每个 MMD/ADV/stage 项均有效</w:t>
+              <w:t>当前每个 CORAL/MMD/ADV/stage 项均普遍有效</w:t>
             </w:r>
           </w:p>
         </w:tc>
@@ -9936,7 +13589,7 @@
                 <w:rFonts w:ascii="Calibri" w:hAnsi="Calibri" w:eastAsia="Microsoft YaHei"/>
                 <w:sz w:val="17"/>
               </w:rPr>
-              <w:t>历史 H8 是正式回归优先候选</w:t>
+              <w:t>正式固定 H8 是当前最佳可部署 coverage-1 回归器</w:t>
             </w:r>
           </w:p>
         </w:tc>
@@ -9961,7 +13614,62 @@
                 <w:rFonts w:ascii="Calibri" w:hAnsi="Calibri" w:eastAsia="Microsoft YaHei"/>
                 <w:sz w:val="17"/>
               </w:rPr>
-              <w:t>历史 P4 是可部署主方法</w:t>
+              <w:t>R7 oracle 或 forced-true-route 是部署性能</w:t>
+            </w:r>
+          </w:p>
+        </w:tc>
+      </w:tr>
+      <w:tr>
+        <w:trPr>
+          <w:cantSplit/>
+        </w:trPr>
+        <w:tc>
+          <w:tcPr>
+            <w:tcW w:type="dxa" w:w="4680"/>
+            <w:tcMar>
+              <w:top w:w="80" w:type="dxa"/>
+              <w:bottom w:w="80" w:type="dxa"/>
+              <w:start w:w="120" w:type="dxa"/>
+              <w:end w:w="120" w:type="dxa"/>
+            </w:tcMar>
+            <w:vAlign w:val="center"/>
+          </w:tcPr>
+          <w:p>
+            <w:pPr>
+              <w:spacing w:before="0" w:after="0" w:line="252" w:lineRule="auto"/>
+              <w:jc w:val="left"/>
+            </w:pPr>
+            <w:r>
+              <w:rPr>
+                <w:rFonts w:ascii="Calibri" w:hAnsi="Calibri" w:eastAsia="Microsoft YaHei"/>
+                <w:sz w:val="17"/>
+              </w:rPr>
+              <w:t>HC95 可在高收益率下集中分流风险</w:t>
+            </w:r>
+          </w:p>
+        </w:tc>
+        <w:tc>
+          <w:tcPr>
+            <w:tcW w:type="dxa" w:w="4680"/>
+            <w:tcMar>
+              <w:top w:w="80" w:type="dxa"/>
+              <w:bottom w:w="80" w:type="dxa"/>
+              <w:start w:w="120" w:type="dxa"/>
+              <w:end w:w="120" w:type="dxa"/>
+            </w:tcMar>
+            <w:vAlign w:val="center"/>
+          </w:tcPr>
+          <w:p>
+            <w:pPr>
+              <w:spacing w:before="0" w:after="0" w:line="252" w:lineRule="auto"/>
+              <w:jc w:val="left"/>
+            </w:pPr>
+            <w:r>
+              <w:rPr>
+                <w:rFonts w:ascii="Calibri" w:hAnsi="Calibri" w:eastAsia="Microsoft YaHei"/>
+                <w:sz w:val="17"/>
+              </w:rPr>
+              <w:t>QC 修复了 review/reject 的预测</w:t>
             </w:r>
           </w:p>
         </w:tc>
@@ -10382,7 +14090,7 @@
         <w:color w:val="66717D"/>
         <w:sz w:val="17"/>
       </w:rPr>
-      <w:t xml:space="preserve">Draft 2026-07-11  |  Page </w:t>
+      <w:t xml:space="preserve">Updated draft 2026-07-15  |  Page </w:t>
     </w:r>
     <w:r>
       <w:rPr>
